--- a/3.-DOCUMENTACION/4.-RQF_MesaPass/6.-Reportes/RFN16_GenerarReportesFacturacion.docx
+++ b/3.-DOCUMENTACION/4.-RQF_MesaPass/6.-Reportes/RFN16_GenerarReportesFacturacion.docx
@@ -10,22 +10,6 @@
           <w:rFonts w:cs="Arial"/>
         </w:rPr>
       </w:pPr>
-      <w:bookmarkStart w:id="0" w:name="Code"/>
-      <w:r>
-        <w:rPr>
-          <w:rFonts w:cs="Arial"/>
-        </w:rPr>
-        <w:t>PRD-VER-COD</w:t>
-      </w:r>
-      <w:bookmarkEnd w:id="0"/>
-    </w:p>
-    <w:p>
-      <w:pPr>
-        <w:jc w:val="right"/>
-        <w:rPr>
-          <w:rFonts w:cs="Arial"/>
-        </w:rPr>
-      </w:pPr>
     </w:p>
     <w:p>
       <w:pPr>
@@ -224,48 +208,14 @@
           <w:iCs/>
           <w:sz w:val="32"/>
         </w:rPr>
-        <w:fldChar w:fldCharType="begin"/>
-      </w:r>
-      <w:r>
-        <w:rPr>
-          <w:i/>
-          <w:iCs/>
-          <w:sz w:val="32"/>
-        </w:rPr>
-        <w:instrText xml:space="preserve"> SUBJECT </w:instrText>
-      </w:r>
-      <w:r>
-        <w:rPr>
-          <w:i/>
-          <w:iCs/>
-          <w:sz w:val="32"/>
-        </w:rPr>
-        <w:fldChar w:fldCharType="separate"/>
-      </w:r>
-      <w:r>
-        <w:rPr>
-          <w:i/>
-          <w:iCs/>
-          <w:sz w:val="32"/>
-        </w:rPr>
-        <w:t>Nuevo Requerimiento</w:t>
-      </w:r>
-      <w:r>
-        <w:rPr>
-          <w:i/>
-          <w:iCs/>
-          <w:sz w:val="32"/>
-        </w:rPr>
-        <w:fldChar w:fldCharType="end"/>
-      </w:r>
-    </w:p>
-    <w:p>
-      <w:pPr>
-        <w:spacing w:before="100"/>
+        <w:t>Generar reportes de facturación</w:t>
+      </w:r>
+    </w:p>
+    <w:p>
+      <w:pPr>
         <w:jc w:val="right"/>
         <w:rPr>
           <w:rFonts w:cs="Arial"/>
-          <w:sz w:val="32"/>
         </w:rPr>
       </w:pPr>
     </w:p>
@@ -292,28 +242,20 @@
           <w:rFonts w:cs="Arial"/>
         </w:rPr>
       </w:pPr>
-    </w:p>
-    <w:p>
-      <w:pPr>
-        <w:jc w:val="right"/>
-        <w:rPr>
-          <w:rFonts w:cs="Arial"/>
-        </w:rPr>
-      </w:pPr>
       <w:r>
         <w:rPr>
           <w:rFonts w:cs="Arial"/>
         </w:rPr>
         <w:t xml:space="preserve">Versión </w:t>
       </w:r>
-      <w:bookmarkStart w:id="1" w:name="Version"/>
+      <w:bookmarkStart w:id="0" w:name="Version"/>
       <w:r>
         <w:rPr>
           <w:rFonts w:cs="Arial"/>
         </w:rPr>
         <w:t>1.0.0</w:t>
       </w:r>
-      <w:bookmarkEnd w:id="1"/>
+      <w:bookmarkEnd w:id="0"/>
       <w:r>
         <w:rPr>
           <w:rFonts w:cs="Arial"/>
@@ -399,14 +341,14 @@
           <w:sz w:val="24"/>
         </w:rPr>
       </w:pPr>
-      <w:bookmarkStart w:id="2" w:name="_toc379"/>
-      <w:bookmarkStart w:id="3" w:name="_toc413"/>
-      <w:bookmarkStart w:id="4" w:name="_toc444"/>
-      <w:bookmarkStart w:id="5" w:name="Department"/>
+      <w:bookmarkStart w:id="1" w:name="_toc379"/>
+      <w:bookmarkStart w:id="2" w:name="_toc413"/>
+      <w:bookmarkStart w:id="3" w:name="_toc444"/>
+      <w:bookmarkStart w:id="4" w:name="Department"/>
+      <w:bookmarkEnd w:id="1"/>
       <w:bookmarkEnd w:id="2"/>
       <w:bookmarkEnd w:id="3"/>
       <w:bookmarkEnd w:id="4"/>
-      <w:bookmarkEnd w:id="5"/>
       <w:r>
         <w:t xml:space="preserve">Tabla de </w:t>
       </w:r>
@@ -912,102 +854,6 @@
     </w:p>
     <w:p>
       <w:pPr>
-        <w:pStyle w:val="TDC1"/>
-        <w:tabs>
-          <w:tab w:val="left" w:pos="400"/>
-          <w:tab w:val="right" w:leader="dot" w:pos="8785"/>
-        </w:tabs>
-        <w:rPr>
-          <w:rFonts w:ascii="Calibri" w:hAnsi="Calibri"/>
-          <w:b w:val="0"/>
-          <w:bCs w:val="0"/>
-          <w:caps w:val="0"/>
-          <w:noProof/>
-          <w:sz w:val="22"/>
-          <w:szCs w:val="22"/>
-          <w:lang w:eastAsia="es-EC"/>
-        </w:rPr>
-      </w:pPr>
-      <w:hyperlink w:anchor="_Toc430703063" w:history="1">
-        <w:r>
-          <w:rPr>
-            <w:rStyle w:val="Hipervnculo"/>
-            <w:noProof/>
-          </w:rPr>
-          <w:t>4</w:t>
-        </w:r>
-        <w:r>
-          <w:rPr>
-            <w:rFonts w:ascii="Calibri" w:hAnsi="Calibri"/>
-            <w:b w:val="0"/>
-            <w:bCs w:val="0"/>
-            <w:caps w:val="0"/>
-            <w:noProof/>
-            <w:sz w:val="22"/>
-            <w:szCs w:val="22"/>
-            <w:lang w:eastAsia="es-EC"/>
-          </w:rPr>
-          <w:tab/>
-        </w:r>
-        <w:r>
-          <w:rPr>
-            <w:rStyle w:val="Hipervnculo"/>
-            <w:noProof/>
-          </w:rPr>
-          <w:t>Anexos</w:t>
-        </w:r>
-        <w:r>
-          <w:rPr>
-            <w:noProof/>
-            <w:webHidden/>
-          </w:rPr>
-          <w:tab/>
-        </w:r>
-        <w:r>
-          <w:rPr>
-            <w:noProof/>
-            <w:webHidden/>
-          </w:rPr>
-          <w:fldChar w:fldCharType="begin"/>
-        </w:r>
-        <w:r>
-          <w:rPr>
-            <w:noProof/>
-            <w:webHidden/>
-          </w:rPr>
-          <w:instrText xml:space="preserve"> PAGEREF _Toc430703063 \h </w:instrText>
-        </w:r>
-        <w:r>
-          <w:rPr>
-            <w:noProof/>
-            <w:webHidden/>
-          </w:rPr>
-        </w:r>
-        <w:r>
-          <w:rPr>
-            <w:noProof/>
-            <w:webHidden/>
-          </w:rPr>
-          <w:fldChar w:fldCharType="separate"/>
-        </w:r>
-        <w:r>
-          <w:rPr>
-            <w:noProof/>
-            <w:webHidden/>
-          </w:rPr>
-          <w:t>3</w:t>
-        </w:r>
-        <w:r>
-          <w:rPr>
-            <w:noProof/>
-            <w:webHidden/>
-          </w:rPr>
-          <w:fldChar w:fldCharType="end"/>
-        </w:r>
-      </w:hyperlink>
-    </w:p>
-    <w:p>
-      <w:pPr>
         <w:pStyle w:val="TDC2"/>
         <w:tabs>
           <w:tab w:val="left" w:pos="800"/>
@@ -1022,81 +868,6 @@
           <w:lang w:eastAsia="es-EC"/>
         </w:rPr>
       </w:pPr>
-      <w:hyperlink w:anchor="_Toc430703064" w:history="1">
-        <w:r>
-          <w:rPr>
-            <w:rStyle w:val="Hipervnculo"/>
-            <w:noProof/>
-          </w:rPr>
-          <w:t>4.1</w:t>
-        </w:r>
-        <w:r>
-          <w:rPr>
-            <w:rFonts w:ascii="Calibri" w:hAnsi="Calibri"/>
-            <w:smallCaps w:val="0"/>
-            <w:noProof/>
-            <w:sz w:val="22"/>
-            <w:szCs w:val="22"/>
-            <w:lang w:eastAsia="es-EC"/>
-          </w:rPr>
-          <w:tab/>
-        </w:r>
-        <w:r>
-          <w:rPr>
-            <w:rStyle w:val="Hipervnculo"/>
-            <w:noProof/>
-          </w:rPr>
-          <w:t>Anexo A: Título del Anexo</w:t>
-        </w:r>
-        <w:r>
-          <w:rPr>
-            <w:noProof/>
-            <w:webHidden/>
-          </w:rPr>
-          <w:tab/>
-        </w:r>
-        <w:r>
-          <w:rPr>
-            <w:noProof/>
-            <w:webHidden/>
-          </w:rPr>
-          <w:fldChar w:fldCharType="begin"/>
-        </w:r>
-        <w:r>
-          <w:rPr>
-            <w:noProof/>
-            <w:webHidden/>
-          </w:rPr>
-          <w:instrText xml:space="preserve"> PAGEREF _Toc430703064 \h </w:instrText>
-        </w:r>
-        <w:r>
-          <w:rPr>
-            <w:noProof/>
-            <w:webHidden/>
-          </w:rPr>
-        </w:r>
-        <w:r>
-          <w:rPr>
-            <w:noProof/>
-            <w:webHidden/>
-          </w:rPr>
-          <w:fldChar w:fldCharType="separate"/>
-        </w:r>
-        <w:r>
-          <w:rPr>
-            <w:noProof/>
-            <w:webHidden/>
-          </w:rPr>
-          <w:t>4</w:t>
-        </w:r>
-        <w:r>
-          <w:rPr>
-            <w:noProof/>
-            <w:webHidden/>
-          </w:rPr>
-          <w:fldChar w:fldCharType="end"/>
-        </w:r>
-      </w:hyperlink>
     </w:p>
     <w:p>
       <w:pPr>
@@ -1214,194 +985,492 @@
     <w:p>
       <w:pPr>
         <w:spacing w:before="100"/>
-      </w:pPr>
-      <w:r>
-        <w:rPr>
-          <w:rFonts w:cs="Arial"/>
-        </w:rPr>
-        <w:br w:type="page"/>
-      </w:r>
-      <w:r>
         <w:rPr>
           <w:b/>
           <w:bCs/>
           <w:sz w:val="36"/>
         </w:rPr>
+      </w:pPr>
+      <w:r>
+        <w:rPr>
+          <w:rFonts w:cs="Arial"/>
+        </w:rPr>
+        <w:br w:type="page"/>
+      </w:r>
+      <w:r>
+        <w:rPr>
+          <w:b/>
+          <w:bCs/>
+          <w:sz w:val="36"/>
+        </w:rPr>
         <w:lastRenderedPageBreak/>
         <w:t>Requerimiento Funcional</w:t>
       </w:r>
     </w:p>
     <w:p>
       <w:pPr>
-        <w:rPr>
-          <w:rFonts w:cs="Arial"/>
-        </w:rPr>
-      </w:pPr>
-      <w:r>
-        <w:rPr>
+        <w:spacing w:before="100"/>
+        <w:rPr>
+          <w:rFonts w:cs="Arial"/>
           <w:i/>
           <w:iCs/>
           <w:sz w:val="32"/>
-        </w:rPr>
-        <w:t xml:space="preserve">Nombre </w:t>
-      </w:r>
-      <w:r>
-        <w:rPr>
+          <w:szCs w:val="32"/>
+        </w:rPr>
+      </w:pPr>
+      <w:r>
+        <w:rPr>
+          <w:rFonts w:cs="Arial"/>
           <w:i/>
           <w:iCs/>
           <w:sz w:val="32"/>
-        </w:rPr>
-        <w:t>Requerimiento</w:t>
+          <w:szCs w:val="32"/>
+        </w:rPr>
+        <w:t>RFN16: Generar reportes de facturación</w:t>
       </w:r>
     </w:p>
     <w:p>
       <w:pPr>
         <w:pStyle w:val="Ttulo1"/>
       </w:pPr>
-      <w:bookmarkStart w:id="6" w:name="_Toc430703058"/>
+      <w:bookmarkStart w:id="5" w:name="_Toc430703058"/>
       <w:r>
         <w:t>Antecedentes</w:t>
       </w:r>
+      <w:bookmarkEnd w:id="5"/>
+    </w:p>
+    <w:p>
+      <w:r>
+        <w:t>La empresa requiere contar con información clara y organizada sobre los consumos realizados por los empleados en los diferentes restaurantes. Cuando este control se lleva de forma manual o desordenada, pueden presentarse errores en los valores, falta de control en los gastos y dificultades para verificar la información.</w:t>
+      </w:r>
+    </w:p>
+    <w:p/>
+    <w:p>
+      <w:r>
+        <w:t>Además, la ausencia de reportes organizados impide tener una visión general del uso del servicio de alimentación, lo que dificulta la validación de los pagos y la toma de decisiones.</w:t>
+      </w:r>
+    </w:p>
+    <w:p/>
+    <w:p>
+      <w:r>
+        <w:t>Por esta razón, se necesita una funcionalidad que permita consultar y generar reportes de facturación de manera automática, clara y confiable.</w:t>
+      </w:r>
+    </w:p>
+    <w:p>
+      <w:pPr>
+        <w:pStyle w:val="Ttulo1"/>
+        <w:tabs>
+          <w:tab w:val="left" w:pos="425"/>
+        </w:tabs>
+      </w:pPr>
+      <w:bookmarkStart w:id="6" w:name="_Toc430703059"/>
+      <w:r>
+        <w:t>Alcance</w:t>
+      </w:r>
       <w:bookmarkEnd w:id="6"/>
     </w:p>
     <w:p>
-      <w:r>
-        <w:t xml:space="preserve">Breve texto introductorio que describe la realidad actual en </w:t>
-      </w:r>
-      <w:r>
-        <w:t xml:space="preserve">la unidad de gestión </w:t>
-      </w:r>
-      <w:r>
-        <w:t xml:space="preserve">que </w:t>
-      </w:r>
-      <w:r>
-        <w:t xml:space="preserve">expone </w:t>
-      </w:r>
-      <w:r>
-        <w:t>el requerimiento de la unidad de gestión</w:t>
-      </w:r>
-      <w:r>
-        <w:t xml:space="preserve">. Se deberá considerar aspectos como: </w:t>
-      </w:r>
-    </w:p>
-    <w:p>
-      <w:pPr>
-        <w:ind w:left="348"/>
-        <w:rPr>
-          <w:rFonts w:cs="Arial"/>
-        </w:rPr>
-      </w:pPr>
+      <w:pPr>
+        <w:suppressAutoHyphens w:val="0"/>
+        <w:spacing w:before="100" w:beforeAutospacing="1" w:after="100" w:afterAutospacing="1"/>
+        <w:jc w:val="left"/>
+        <w:rPr>
+          <w:rFonts w:cs="Arial"/>
+          <w:szCs w:val="20"/>
+          <w:lang w:eastAsia="es-EC"/>
+        </w:rPr>
+      </w:pPr>
+      <w:r>
+        <w:rPr>
+          <w:rFonts w:cs="Arial"/>
+          <w:szCs w:val="20"/>
+          <w:lang w:eastAsia="es-EC"/>
+        </w:rPr>
+        <w:t xml:space="preserve">Este requerimiento aplica al sistema </w:t>
+      </w:r>
+      <w:proofErr w:type="spellStart"/>
+      <w:r>
+        <w:rPr>
+          <w:rFonts w:cs="Arial"/>
+          <w:szCs w:val="20"/>
+          <w:lang w:eastAsia="es-EC"/>
+        </w:rPr>
+        <w:t>MesaPass</w:t>
+      </w:r>
+      <w:proofErr w:type="spellEnd"/>
+      <w:r>
+        <w:rPr>
+          <w:rFonts w:cs="Arial"/>
+          <w:szCs w:val="20"/>
+          <w:lang w:eastAsia="es-EC"/>
+        </w:rPr>
+        <w:t xml:space="preserve"> dentro del proceso de control de consumos y facturación.</w:t>
+      </w:r>
+    </w:p>
+    <w:p>
+      <w:pPr>
+        <w:suppressAutoHyphens w:val="0"/>
+        <w:spacing w:before="100" w:beforeAutospacing="1" w:after="100" w:afterAutospacing="1"/>
+        <w:jc w:val="left"/>
+        <w:rPr>
+          <w:rFonts w:cs="Arial"/>
+          <w:szCs w:val="20"/>
+          <w:lang w:eastAsia="es-EC"/>
+        </w:rPr>
+      </w:pPr>
+      <w:r>
+        <w:rPr>
+          <w:rFonts w:cs="Arial"/>
+          <w:szCs w:val="20"/>
+          <w:lang w:eastAsia="es-EC"/>
+        </w:rPr>
+        <w:t>El sistema debe permitir:</w:t>
+      </w:r>
     </w:p>
     <w:p>
       <w:pPr>
         <w:numPr>
           <w:ilvl w:val="0"/>
-          <w:numId w:val="26"/>
+          <w:numId w:val="31"/>
         </w:numPr>
-        <w:rPr>
-          <w:lang w:val="es-CR"/>
-        </w:rPr>
-      </w:pPr>
-      <w:r>
-        <w:rPr>
-          <w:lang w:val="es-CR"/>
-        </w:rPr>
-        <w:t>L</w:t>
-      </w:r>
-      <w:r>
-        <w:rPr>
-          <w:lang w:val="es-CR"/>
-        </w:rPr>
-        <w:t>a existencia de un sistema automático que está siendo utilizado y su descripción</w:t>
+        <w:suppressAutoHyphens w:val="0"/>
+        <w:spacing w:before="100" w:beforeAutospacing="1" w:after="100" w:afterAutospacing="1"/>
+        <w:jc w:val="left"/>
+        <w:rPr>
+          <w:rFonts w:cs="Arial"/>
+          <w:szCs w:val="20"/>
+          <w:lang w:eastAsia="es-EC"/>
+        </w:rPr>
+      </w:pPr>
+      <w:r>
+        <w:rPr>
+          <w:rFonts w:cs="Arial"/>
+          <w:szCs w:val="20"/>
+          <w:lang w:eastAsia="es-EC"/>
+        </w:rPr>
+        <w:t xml:space="preserve">Consultar los consumos realizados por los empleados </w:t>
       </w:r>
     </w:p>
     <w:p>
       <w:pPr>
         <w:numPr>
           <w:ilvl w:val="0"/>
-          <w:numId w:val="26"/>
+          <w:numId w:val="31"/>
         </w:numPr>
-        <w:rPr>
-          <w:lang w:val="es-CR"/>
-        </w:rPr>
-      </w:pPr>
-      <w:r>
-        <w:rPr>
-          <w:lang w:val="es-CR"/>
-        </w:rPr>
-        <w:t>P</w:t>
-      </w:r>
-      <w:r>
-        <w:rPr>
-          <w:lang w:val="es-CR"/>
-        </w:rPr>
-        <w:t>roblemas existentes con el uso del sistema o asociados a la falta de una herramienta informática</w:t>
+        <w:suppressAutoHyphens w:val="0"/>
+        <w:spacing w:before="100" w:beforeAutospacing="1" w:after="100" w:afterAutospacing="1"/>
+        <w:jc w:val="left"/>
+        <w:rPr>
+          <w:rFonts w:cs="Arial"/>
+          <w:szCs w:val="20"/>
+          <w:lang w:eastAsia="es-EC"/>
+        </w:rPr>
+      </w:pPr>
+      <w:r>
+        <w:rPr>
+          <w:rFonts w:cs="Arial"/>
+          <w:szCs w:val="20"/>
+          <w:lang w:eastAsia="es-EC"/>
+        </w:rPr>
+        <w:t xml:space="preserve">Generar reportes de facturación en base a los consumos registrados </w:t>
       </w:r>
     </w:p>
     <w:p>
       <w:pPr>
         <w:numPr>
           <w:ilvl w:val="0"/>
-          <w:numId w:val="26"/>
+          <w:numId w:val="31"/>
         </w:numPr>
-        <w:rPr>
-          <w:lang w:val="es-CR"/>
-        </w:rPr>
-      </w:pPr>
-      <w:r>
-        <w:rPr>
-          <w:lang w:val="es-CR"/>
-        </w:rPr>
-        <w:t>D</w:t>
-      </w:r>
-      <w:r>
-        <w:rPr>
-          <w:lang w:val="es-CR"/>
-        </w:rPr>
-        <w:t xml:space="preserve">isposiciones legales que exigen el desarrollo del </w:t>
-      </w:r>
-      <w:r>
-        <w:rPr>
-          <w:lang w:val="es-CR"/>
-        </w:rPr>
-        <w:t xml:space="preserve">proyecto </w:t>
-      </w:r>
-      <w:r>
-        <w:rPr>
-          <w:lang w:val="es-CR"/>
-        </w:rPr>
-        <w:t xml:space="preserve">de software </w:t>
-      </w:r>
-      <w:r>
-        <w:rPr>
-          <w:lang w:val="es-CR"/>
-        </w:rPr>
-        <w:t>de una manera urgente</w:t>
+        <w:suppressAutoHyphens w:val="0"/>
+        <w:spacing w:before="100" w:beforeAutospacing="1" w:after="100" w:afterAutospacing="1"/>
+        <w:jc w:val="left"/>
+        <w:rPr>
+          <w:rFonts w:cs="Arial"/>
+          <w:szCs w:val="20"/>
+          <w:lang w:eastAsia="es-EC"/>
+        </w:rPr>
+      </w:pPr>
+      <w:r>
+        <w:rPr>
+          <w:rFonts w:cs="Arial"/>
+          <w:szCs w:val="20"/>
+          <w:lang w:eastAsia="es-EC"/>
+        </w:rPr>
+        <w:t xml:space="preserve">Visualizar la información organizada por períodos de tiempo </w:t>
       </w:r>
     </w:p>
     <w:p>
       <w:pPr>
         <w:numPr>
           <w:ilvl w:val="0"/>
-          <w:numId w:val="26"/>
+          <w:numId w:val="31"/>
         </w:numPr>
-        <w:rPr>
-          <w:lang w:val="es-CR"/>
-        </w:rPr>
-      </w:pPr>
-      <w:r>
-        <w:rPr>
-          <w:lang w:val="es-CR"/>
-        </w:rPr>
-        <w:t>E</w:t>
-      </w:r>
-      <w:r>
-        <w:rPr>
-          <w:lang w:val="es-CR"/>
-        </w:rPr>
-        <w:t>tc.</w:t>
-      </w:r>
-    </w:p>
+        <w:suppressAutoHyphens w:val="0"/>
+        <w:spacing w:before="100" w:beforeAutospacing="1" w:after="100" w:afterAutospacing="1"/>
+        <w:jc w:val="left"/>
+        <w:rPr>
+          <w:rFonts w:cs="Arial"/>
+          <w:szCs w:val="20"/>
+          <w:lang w:eastAsia="es-EC"/>
+        </w:rPr>
+      </w:pPr>
+      <w:r>
+        <w:rPr>
+          <w:rFonts w:cs="Arial"/>
+          <w:szCs w:val="20"/>
+          <w:lang w:eastAsia="es-EC"/>
+        </w:rPr>
+        <w:t xml:space="preserve">Mostrar valores totales y detalles de consumo </w:t>
+      </w:r>
+    </w:p>
+    <w:p>
+      <w:pPr>
+        <w:numPr>
+          <w:ilvl w:val="0"/>
+          <w:numId w:val="31"/>
+        </w:numPr>
+        <w:suppressAutoHyphens w:val="0"/>
+        <w:spacing w:before="100" w:beforeAutospacing="1" w:after="100" w:afterAutospacing="1"/>
+        <w:jc w:val="left"/>
+        <w:rPr>
+          <w:rFonts w:cs="Arial"/>
+          <w:szCs w:val="20"/>
+          <w:lang w:eastAsia="es-EC"/>
+        </w:rPr>
+      </w:pPr>
+      <w:r>
+        <w:rPr>
+          <w:rFonts w:cs="Arial"/>
+          <w:szCs w:val="20"/>
+          <w:lang w:eastAsia="es-EC"/>
+        </w:rPr>
+        <w:t xml:space="preserve">Identificar los restaurantes donde se realizaron los consumos </w:t>
+      </w:r>
+    </w:p>
+    <w:p>
+      <w:pPr>
+        <w:suppressAutoHyphens w:val="0"/>
+        <w:spacing w:before="100" w:beforeAutospacing="1" w:after="100" w:afterAutospacing="1"/>
+        <w:jc w:val="left"/>
+        <w:rPr>
+          <w:rFonts w:cs="Arial"/>
+          <w:szCs w:val="20"/>
+          <w:lang w:eastAsia="es-EC"/>
+        </w:rPr>
+      </w:pPr>
+      <w:r>
+        <w:rPr>
+          <w:rFonts w:cs="Arial"/>
+          <w:szCs w:val="20"/>
+          <w:lang w:eastAsia="es-EC"/>
+        </w:rPr>
+        <w:t>El sistema no debe:</w:t>
+      </w:r>
+    </w:p>
+    <w:p>
+      <w:pPr>
+        <w:numPr>
+          <w:ilvl w:val="0"/>
+          <w:numId w:val="32"/>
+        </w:numPr>
+        <w:suppressAutoHyphens w:val="0"/>
+        <w:spacing w:before="100" w:beforeAutospacing="1" w:after="100" w:afterAutospacing="1"/>
+        <w:jc w:val="left"/>
+        <w:rPr>
+          <w:rFonts w:cs="Arial"/>
+          <w:szCs w:val="20"/>
+          <w:lang w:eastAsia="es-EC"/>
+        </w:rPr>
+      </w:pPr>
+      <w:r>
+        <w:rPr>
+          <w:rFonts w:cs="Arial"/>
+          <w:szCs w:val="20"/>
+          <w:lang w:eastAsia="es-EC"/>
+        </w:rPr>
+        <w:t xml:space="preserve">Mostrar información de otras empresas </w:t>
+      </w:r>
+    </w:p>
+    <w:p>
+      <w:pPr>
+        <w:numPr>
+          <w:ilvl w:val="0"/>
+          <w:numId w:val="32"/>
+        </w:numPr>
+        <w:suppressAutoHyphens w:val="0"/>
+        <w:spacing w:before="100" w:beforeAutospacing="1" w:after="100" w:afterAutospacing="1"/>
+        <w:jc w:val="left"/>
+        <w:rPr>
+          <w:rFonts w:cs="Arial"/>
+          <w:szCs w:val="20"/>
+          <w:lang w:eastAsia="es-EC"/>
+        </w:rPr>
+      </w:pPr>
+      <w:r>
+        <w:rPr>
+          <w:rFonts w:cs="Arial"/>
+          <w:szCs w:val="20"/>
+          <w:lang w:eastAsia="es-EC"/>
+        </w:rPr>
+        <w:t xml:space="preserve">Generar reportes sin información registrada </w:t>
+      </w:r>
+    </w:p>
+    <w:p>
+      <w:pPr>
+        <w:numPr>
+          <w:ilvl w:val="0"/>
+          <w:numId w:val="32"/>
+        </w:numPr>
+        <w:suppressAutoHyphens w:val="0"/>
+        <w:spacing w:before="100" w:beforeAutospacing="1" w:after="100" w:afterAutospacing="1"/>
+        <w:jc w:val="left"/>
+        <w:rPr>
+          <w:rFonts w:cs="Arial"/>
+          <w:szCs w:val="20"/>
+          <w:lang w:eastAsia="es-EC"/>
+        </w:rPr>
+      </w:pPr>
+      <w:r>
+        <w:rPr>
+          <w:rFonts w:cs="Arial"/>
+          <w:szCs w:val="20"/>
+          <w:lang w:eastAsia="es-EC"/>
+        </w:rPr>
+        <w:t xml:space="preserve">Permitir consultas sin autorización </w:t>
+      </w:r>
+    </w:p>
+    <w:p>
+      <w:pPr>
+        <w:suppressAutoHyphens w:val="0"/>
+        <w:spacing w:before="100" w:beforeAutospacing="1" w:after="100" w:afterAutospacing="1"/>
+        <w:jc w:val="left"/>
+        <w:rPr>
+          <w:rFonts w:cs="Arial"/>
+          <w:szCs w:val="20"/>
+          <w:lang w:eastAsia="es-EC"/>
+        </w:rPr>
+      </w:pPr>
+      <w:r>
+        <w:rPr>
+          <w:rFonts w:cs="Arial"/>
+          <w:b/>
+          <w:bCs/>
+          <w:szCs w:val="20"/>
+          <w:lang w:eastAsia="es-EC"/>
+        </w:rPr>
+        <w:t>Beneficios esperados:</w:t>
+      </w:r>
+    </w:p>
+    <w:p>
+      <w:pPr>
+        <w:numPr>
+          <w:ilvl w:val="0"/>
+          <w:numId w:val="33"/>
+        </w:numPr>
+        <w:suppressAutoHyphens w:val="0"/>
+        <w:spacing w:before="100" w:beforeAutospacing="1" w:after="100" w:afterAutospacing="1"/>
+        <w:jc w:val="left"/>
+        <w:rPr>
+          <w:rFonts w:cs="Arial"/>
+          <w:szCs w:val="20"/>
+          <w:lang w:eastAsia="es-EC"/>
+        </w:rPr>
+      </w:pPr>
+      <w:r>
+        <w:rPr>
+          <w:rFonts w:cs="Arial"/>
+          <w:szCs w:val="20"/>
+          <w:lang w:eastAsia="es-EC"/>
+        </w:rPr>
+        <w:t xml:space="preserve">Mejor control de los gastos </w:t>
+      </w:r>
+    </w:p>
+    <w:p>
+      <w:pPr>
+        <w:numPr>
+          <w:ilvl w:val="0"/>
+          <w:numId w:val="33"/>
+        </w:numPr>
+        <w:suppressAutoHyphens w:val="0"/>
+        <w:spacing w:before="100" w:beforeAutospacing="1" w:after="100" w:afterAutospacing="1"/>
+        <w:jc w:val="left"/>
+        <w:rPr>
+          <w:rFonts w:cs="Arial"/>
+          <w:szCs w:val="20"/>
+          <w:lang w:eastAsia="es-EC"/>
+        </w:rPr>
+      </w:pPr>
+      <w:r>
+        <w:rPr>
+          <w:rFonts w:cs="Arial"/>
+          <w:szCs w:val="20"/>
+          <w:lang w:eastAsia="es-EC"/>
+        </w:rPr>
+        <w:t xml:space="preserve">Reducción de errores </w:t>
+      </w:r>
+    </w:p>
+    <w:p>
+      <w:pPr>
+        <w:numPr>
+          <w:ilvl w:val="0"/>
+          <w:numId w:val="33"/>
+        </w:numPr>
+        <w:suppressAutoHyphens w:val="0"/>
+        <w:spacing w:before="100" w:beforeAutospacing="1" w:after="100" w:afterAutospacing="1"/>
+        <w:jc w:val="left"/>
+        <w:rPr>
+          <w:rFonts w:cs="Arial"/>
+          <w:szCs w:val="20"/>
+          <w:lang w:eastAsia="es-EC"/>
+        </w:rPr>
+      </w:pPr>
+      <w:r>
+        <w:rPr>
+          <w:rFonts w:cs="Arial"/>
+          <w:szCs w:val="20"/>
+          <w:lang w:eastAsia="es-EC"/>
+        </w:rPr>
+        <w:t xml:space="preserve">Información clara y organizada </w:t>
+      </w:r>
+    </w:p>
+    <w:p>
+      <w:pPr>
+        <w:numPr>
+          <w:ilvl w:val="0"/>
+          <w:numId w:val="33"/>
+        </w:numPr>
+        <w:suppressAutoHyphens w:val="0"/>
+        <w:spacing w:before="100" w:beforeAutospacing="1" w:after="100" w:afterAutospacing="1"/>
+        <w:jc w:val="left"/>
+        <w:rPr>
+          <w:rFonts w:ascii="Times New Roman" w:hAnsi="Times New Roman"/>
+          <w:sz w:val="24"/>
+          <w:lang w:eastAsia="es-EC"/>
+        </w:rPr>
+      </w:pPr>
+      <w:r>
+        <w:rPr>
+          <w:rFonts w:cs="Arial"/>
+          <w:szCs w:val="20"/>
+          <w:lang w:eastAsia="es-EC"/>
+        </w:rPr>
+        <w:t>Apoyo en la toma de decisiones</w:t>
+      </w:r>
+    </w:p>
+    <w:p>
+      <w:pPr>
+        <w:suppressAutoHyphens w:val="0"/>
+        <w:spacing w:before="100" w:beforeAutospacing="1" w:after="100" w:afterAutospacing="1"/>
+        <w:jc w:val="left"/>
+        <w:rPr>
+          <w:rFonts w:ascii="Times New Roman" w:hAnsi="Times New Roman"/>
+          <w:sz w:val="24"/>
+          <w:lang w:eastAsia="es-EC"/>
+        </w:rPr>
+      </w:pPr>
+    </w:p>
+    <w:p/>
+    <w:p/>
     <w:p>
       <w:pPr>
         <w:pStyle w:val="Ttulo1"/>
@@ -1409,16 +1478,1314 @@
           <w:tab w:val="left" w:pos="425"/>
         </w:tabs>
       </w:pPr>
-      <w:bookmarkStart w:id="7" w:name="_Toc430703059"/>
-      <w:r>
-        <w:t>Alcance</w:t>
+      <w:r>
+        <w:lastRenderedPageBreak/>
+        <w:t>Normativa Legal</w:t>
+      </w:r>
+    </w:p>
+    <w:p>
+      <w:pPr>
+        <w:suppressAutoHyphens w:val="0"/>
+        <w:spacing w:before="100" w:beforeAutospacing="1" w:after="100" w:afterAutospacing="1"/>
+        <w:jc w:val="left"/>
+        <w:rPr>
+          <w:rFonts w:cs="Arial"/>
+          <w:szCs w:val="20"/>
+          <w:lang w:eastAsia="es-EC"/>
+        </w:rPr>
+      </w:pPr>
+      <w:r>
+        <w:rPr>
+          <w:rFonts w:cs="Arial"/>
+          <w:szCs w:val="20"/>
+          <w:lang w:eastAsia="es-EC"/>
+        </w:rPr>
+        <w:t>Normativa aplicable:</w:t>
+      </w:r>
+    </w:p>
+    <w:p>
+      <w:pPr>
+        <w:numPr>
+          <w:ilvl w:val="0"/>
+          <w:numId w:val="34"/>
+        </w:numPr>
+        <w:suppressAutoHyphens w:val="0"/>
+        <w:spacing w:before="100" w:beforeAutospacing="1" w:after="100" w:afterAutospacing="1"/>
+        <w:jc w:val="left"/>
+        <w:rPr>
+          <w:rFonts w:cs="Arial"/>
+          <w:szCs w:val="20"/>
+          <w:lang w:eastAsia="es-EC"/>
+        </w:rPr>
+      </w:pPr>
+      <w:r>
+        <w:rPr>
+          <w:rFonts w:cs="Arial"/>
+          <w:szCs w:val="20"/>
+          <w:lang w:eastAsia="es-EC"/>
+        </w:rPr>
+        <w:t xml:space="preserve">Ley de Comercio Electrónico, Firmas y Mensajes de Datos </w:t>
+      </w:r>
+    </w:p>
+    <w:p>
+      <w:pPr>
+        <w:numPr>
+          <w:ilvl w:val="0"/>
+          <w:numId w:val="34"/>
+        </w:numPr>
+        <w:suppressAutoHyphens w:val="0"/>
+        <w:spacing w:before="100" w:beforeAutospacing="1" w:after="100" w:afterAutospacing="1"/>
+        <w:jc w:val="left"/>
+        <w:rPr>
+          <w:rFonts w:cs="Arial"/>
+          <w:szCs w:val="20"/>
+          <w:lang w:eastAsia="es-EC"/>
+        </w:rPr>
+      </w:pPr>
+      <w:r>
+        <w:rPr>
+          <w:rFonts w:cs="Arial"/>
+          <w:szCs w:val="20"/>
+          <w:lang w:eastAsia="es-EC"/>
+        </w:rPr>
+        <w:t xml:space="preserve">Ley Orgánica de Protección de Datos Personales </w:t>
+      </w:r>
+    </w:p>
+    <w:p>
+      <w:pPr>
+        <w:suppressAutoHyphens w:val="0"/>
+        <w:spacing w:before="100" w:beforeAutospacing="1" w:after="100" w:afterAutospacing="1"/>
+        <w:jc w:val="left"/>
+        <w:rPr>
+          <w:rFonts w:cs="Arial"/>
+          <w:szCs w:val="20"/>
+          <w:lang w:eastAsia="es-EC"/>
+        </w:rPr>
+      </w:pPr>
+      <w:r>
+        <w:rPr>
+          <w:rFonts w:cs="Arial"/>
+          <w:b/>
+          <w:bCs/>
+          <w:szCs w:val="20"/>
+          <w:lang w:eastAsia="es-EC"/>
+        </w:rPr>
+        <w:t>Aplicación:</w:t>
+      </w:r>
+    </w:p>
+    <w:p>
+      <w:pPr>
+        <w:numPr>
+          <w:ilvl w:val="0"/>
+          <w:numId w:val="35"/>
+        </w:numPr>
+        <w:suppressAutoHyphens w:val="0"/>
+        <w:spacing w:before="100" w:beforeAutospacing="1" w:after="100" w:afterAutospacing="1"/>
+        <w:jc w:val="left"/>
+        <w:rPr>
+          <w:rFonts w:cs="Arial"/>
+          <w:szCs w:val="20"/>
+          <w:lang w:eastAsia="es-EC"/>
+        </w:rPr>
+      </w:pPr>
+      <w:r>
+        <w:rPr>
+          <w:rFonts w:cs="Arial"/>
+          <w:szCs w:val="20"/>
+          <w:lang w:eastAsia="es-EC"/>
+        </w:rPr>
+        <w:t xml:space="preserve">Garantizar la validez de la información registrada </w:t>
+      </w:r>
+    </w:p>
+    <w:p>
+      <w:pPr>
+        <w:numPr>
+          <w:ilvl w:val="0"/>
+          <w:numId w:val="35"/>
+        </w:numPr>
+        <w:suppressAutoHyphens w:val="0"/>
+        <w:spacing w:before="100" w:beforeAutospacing="1" w:after="100" w:afterAutospacing="1"/>
+        <w:jc w:val="left"/>
+        <w:rPr>
+          <w:rFonts w:cs="Arial"/>
+          <w:szCs w:val="20"/>
+          <w:lang w:eastAsia="es-EC"/>
+        </w:rPr>
+      </w:pPr>
+      <w:r>
+        <w:rPr>
+          <w:rFonts w:cs="Arial"/>
+          <w:szCs w:val="20"/>
+          <w:lang w:eastAsia="es-EC"/>
+        </w:rPr>
+        <w:t xml:space="preserve">Proteger los datos de los usuarios </w:t>
+      </w:r>
+    </w:p>
+    <w:p>
+      <w:pPr>
+        <w:numPr>
+          <w:ilvl w:val="0"/>
+          <w:numId w:val="35"/>
+        </w:numPr>
+        <w:suppressAutoHyphens w:val="0"/>
+        <w:spacing w:before="100" w:beforeAutospacing="1" w:after="100" w:afterAutospacing="1"/>
+        <w:jc w:val="left"/>
+        <w:rPr>
+          <w:rFonts w:cs="Arial"/>
+          <w:szCs w:val="20"/>
+          <w:lang w:eastAsia="es-EC"/>
+        </w:rPr>
+      </w:pPr>
+      <w:r>
+        <w:rPr>
+          <w:rFonts w:cs="Arial"/>
+          <w:szCs w:val="20"/>
+          <w:lang w:eastAsia="es-EC"/>
+        </w:rPr>
+        <w:t>Asegurar el uso adecuado de la información</w:t>
+      </w:r>
+    </w:p>
+    <w:p/>
+    <w:p>
+      <w:pPr>
+        <w:pStyle w:val="Ttulo1"/>
+        <w:tabs>
+          <w:tab w:val="left" w:pos="425"/>
+        </w:tabs>
+      </w:pPr>
+      <w:bookmarkStart w:id="7" w:name="_Toc430703060"/>
+      <w:r>
+        <w:t>Detalle de la funcionalidad requerida del sistema</w:t>
       </w:r>
       <w:bookmarkEnd w:id="7"/>
     </w:p>
     <w:p>
-      <w:r>
-        <w:t>Esta sección debe identificar el producto o los productos por su nombre, explicar que debe hacer y, si es necesario lo que no debe hacer, el producto de software. Describir la aplicación de software a ser especificada, incluyendo beneficios relevantes, objetivos y metas.</w:t>
-      </w:r>
+      <w:pPr>
+        <w:pStyle w:val="Ttulo2"/>
+      </w:pPr>
+      <w:bookmarkStart w:id="8" w:name="_Toc430703062"/>
+      <w:r>
+        <w:t xml:space="preserve">Detalle de </w:t>
+      </w:r>
+      <w:r>
+        <w:t>las Funciones</w:t>
+      </w:r>
+      <w:bookmarkEnd w:id="8"/>
+    </w:p>
+    <w:p>
+      <w:pPr>
+        <w:pStyle w:val="Ttulo3"/>
+        <w:numPr>
+          <w:ilvl w:val="0"/>
+          <w:numId w:val="0"/>
+        </w:numPr>
+        <w:ind w:left="709" w:hanging="709"/>
+        <w:rPr>
+          <w:sz w:val="20"/>
+          <w:szCs w:val="20"/>
+          <w:lang w:eastAsia="es-EC"/>
+        </w:rPr>
+      </w:pPr>
+      <w:r>
+        <w:rPr>
+          <w:rStyle w:val="Textoennegrita"/>
+          <w:b/>
+          <w:bCs/>
+          <w:sz w:val="20"/>
+          <w:szCs w:val="20"/>
+        </w:rPr>
+        <w:t>Funcionalidad Uno</w:t>
+      </w:r>
+    </w:p>
+    <w:p>
+      <w:pPr>
+        <w:pStyle w:val="Ttulo3"/>
+        <w:numPr>
+          <w:ilvl w:val="0"/>
+          <w:numId w:val="0"/>
+        </w:numPr>
+        <w:rPr>
+          <w:sz w:val="20"/>
+          <w:szCs w:val="20"/>
+        </w:rPr>
+      </w:pPr>
+      <w:r>
+        <w:rPr>
+          <w:rStyle w:val="Textoennegrita"/>
+          <w:b/>
+          <w:bCs/>
+          <w:sz w:val="20"/>
+          <w:szCs w:val="20"/>
+        </w:rPr>
+        <w:t>A. Nombre:</w:t>
+      </w:r>
+      <w:r>
+        <w:rPr>
+          <w:sz w:val="20"/>
+          <w:szCs w:val="20"/>
+        </w:rPr>
+        <w:t xml:space="preserve"> Generación de reportes de facturación</w:t>
+      </w:r>
+    </w:p>
+    <w:p>
+      <w:pPr>
+        <w:pStyle w:val="Ttulo3"/>
+        <w:numPr>
+          <w:ilvl w:val="0"/>
+          <w:numId w:val="0"/>
+        </w:numPr>
+        <w:rPr>
+          <w:sz w:val="20"/>
+          <w:szCs w:val="20"/>
+        </w:rPr>
+      </w:pPr>
+      <w:r>
+        <w:rPr>
+          <w:rStyle w:val="Textoennegrita"/>
+          <w:b/>
+          <w:bCs/>
+          <w:sz w:val="20"/>
+          <w:szCs w:val="20"/>
+        </w:rPr>
+        <w:t>A.1 Descripción</w:t>
+      </w:r>
+    </w:p>
+    <w:p>
+      <w:pPr>
+        <w:pStyle w:val="NormalWeb"/>
+        <w:rPr>
+          <w:rFonts w:ascii="Arial" w:hAnsi="Arial" w:cs="Arial"/>
+          <w:sz w:val="20"/>
+          <w:szCs w:val="20"/>
+        </w:rPr>
+      </w:pPr>
+      <w:r>
+        <w:rPr>
+          <w:rFonts w:ascii="Arial" w:hAnsi="Arial" w:cs="Arial"/>
+          <w:sz w:val="20"/>
+          <w:szCs w:val="20"/>
+        </w:rPr>
+        <w:t>Permitir al usuario consultar y generar reportes de facturación en base a los consumos registrados en el sistema.</w:t>
+      </w:r>
+    </w:p>
+    <w:p>
+      <w:pPr>
+        <w:pStyle w:val="NormalWeb"/>
+        <w:rPr>
+          <w:rFonts w:ascii="Arial" w:hAnsi="Arial" w:cs="Arial"/>
+          <w:sz w:val="20"/>
+          <w:szCs w:val="20"/>
+        </w:rPr>
+      </w:pPr>
+      <w:r>
+        <w:rPr>
+          <w:rFonts w:ascii="Arial" w:hAnsi="Arial" w:cs="Arial"/>
+          <w:sz w:val="20"/>
+          <w:szCs w:val="20"/>
+        </w:rPr>
+        <w:t>El proceso inicia cuando el usuario solicita visualizar la información de consumos en un período determinado.</w:t>
+      </w:r>
+    </w:p>
+    <w:p>
+      <w:pPr>
+        <w:pStyle w:val="NormalWeb"/>
+        <w:rPr>
+          <w:rFonts w:ascii="Arial" w:hAnsi="Arial" w:cs="Arial"/>
+          <w:sz w:val="20"/>
+          <w:szCs w:val="20"/>
+        </w:rPr>
+      </w:pPr>
+      <w:r>
+        <w:rPr>
+          <w:rFonts w:ascii="Arial" w:hAnsi="Arial" w:cs="Arial"/>
+          <w:sz w:val="20"/>
+          <w:szCs w:val="20"/>
+        </w:rPr>
+        <w:t>El sistema recopila los datos de los consumos realizados, los organiza y genera un reporte claro que muestra el detalle y los valores totales.</w:t>
+      </w:r>
+    </w:p>
+    <w:p>
+      <w:pPr>
+        <w:pStyle w:val="NormalWeb"/>
+        <w:rPr>
+          <w:rFonts w:ascii="Arial" w:hAnsi="Arial" w:cs="Arial"/>
+          <w:sz w:val="20"/>
+          <w:szCs w:val="20"/>
+        </w:rPr>
+      </w:pPr>
+      <w:r>
+        <w:rPr>
+          <w:rFonts w:ascii="Arial" w:hAnsi="Arial" w:cs="Arial"/>
+          <w:sz w:val="20"/>
+          <w:szCs w:val="20"/>
+        </w:rPr>
+        <w:t>El usuario puede revisar esta información para analizar los gastos y validar los pagos correspondientes a los restaurantes.</w:t>
+      </w:r>
+    </w:p>
+    <w:p>
+      <w:pPr>
+        <w:pStyle w:val="NormalWeb"/>
+        <w:rPr>
+          <w:rFonts w:ascii="Arial" w:hAnsi="Arial" w:cs="Arial"/>
+          <w:sz w:val="20"/>
+          <w:szCs w:val="20"/>
+        </w:rPr>
+      </w:pPr>
+      <w:r>
+        <w:rPr>
+          <w:rFonts w:ascii="Arial" w:hAnsi="Arial" w:cs="Arial"/>
+          <w:sz w:val="20"/>
+          <w:szCs w:val="20"/>
+        </w:rPr>
+        <w:t>En caso de que no existan consumos en el período seleccionado, el sistema mostrará un mensaje indicando que no hay información disponible.</w:t>
+      </w:r>
+    </w:p>
+    <w:p>
+      <w:pPr>
+        <w:pStyle w:val="NormalWeb"/>
+        <w:rPr>
+          <w:rFonts w:ascii="Arial" w:hAnsi="Arial" w:cs="Arial"/>
+          <w:sz w:val="20"/>
+          <w:szCs w:val="20"/>
+        </w:rPr>
+      </w:pPr>
+      <w:r>
+        <w:rPr>
+          <w:rStyle w:val="Textoennegrita"/>
+          <w:rFonts w:ascii="Arial" w:hAnsi="Arial" w:cs="Arial"/>
+          <w:sz w:val="20"/>
+          <w:szCs w:val="20"/>
+        </w:rPr>
+        <w:t>Datos de entrada:</w:t>
+      </w:r>
+    </w:p>
+    <w:p>
+      <w:pPr>
+        <w:numPr>
+          <w:ilvl w:val="0"/>
+          <w:numId w:val="36"/>
+        </w:numPr>
+        <w:suppressAutoHyphens w:val="0"/>
+        <w:spacing w:before="100" w:beforeAutospacing="1" w:after="100" w:afterAutospacing="1"/>
+        <w:jc w:val="left"/>
+        <w:rPr>
+          <w:rFonts w:cs="Arial"/>
+          <w:szCs w:val="20"/>
+        </w:rPr>
+      </w:pPr>
+      <w:r>
+        <w:rPr>
+          <w:rFonts w:cs="Arial"/>
+          <w:szCs w:val="20"/>
+        </w:rPr>
+        <w:t xml:space="preserve">Selección de período de tiempo </w:t>
+      </w:r>
+    </w:p>
+    <w:p>
+      <w:pPr>
+        <w:numPr>
+          <w:ilvl w:val="0"/>
+          <w:numId w:val="36"/>
+        </w:numPr>
+        <w:suppressAutoHyphens w:val="0"/>
+        <w:spacing w:before="100" w:beforeAutospacing="1" w:after="100" w:afterAutospacing="1"/>
+        <w:jc w:val="left"/>
+        <w:rPr>
+          <w:rFonts w:cs="Arial"/>
+          <w:szCs w:val="20"/>
+        </w:rPr>
+      </w:pPr>
+      <w:r>
+        <w:rPr>
+          <w:rFonts w:cs="Arial"/>
+          <w:szCs w:val="20"/>
+        </w:rPr>
+        <w:t xml:space="preserve">Solicitud de consulta del usuario </w:t>
+      </w:r>
+    </w:p>
+    <w:p>
+      <w:pPr>
+        <w:pStyle w:val="NormalWeb"/>
+        <w:rPr>
+          <w:rFonts w:ascii="Arial" w:hAnsi="Arial" w:cs="Arial"/>
+          <w:sz w:val="20"/>
+          <w:szCs w:val="20"/>
+        </w:rPr>
+      </w:pPr>
+      <w:r>
+        <w:rPr>
+          <w:rStyle w:val="Textoennegrita"/>
+          <w:rFonts w:ascii="Arial" w:hAnsi="Arial" w:cs="Arial"/>
+          <w:sz w:val="20"/>
+          <w:szCs w:val="20"/>
+        </w:rPr>
+        <w:t>Participantes:</w:t>
+      </w:r>
+    </w:p>
+    <w:p>
+      <w:pPr>
+        <w:numPr>
+          <w:ilvl w:val="0"/>
+          <w:numId w:val="37"/>
+        </w:numPr>
+        <w:suppressAutoHyphens w:val="0"/>
+        <w:spacing w:before="100" w:beforeAutospacing="1" w:after="100" w:afterAutospacing="1"/>
+        <w:jc w:val="left"/>
+        <w:rPr>
+          <w:rFonts w:cs="Arial"/>
+          <w:szCs w:val="20"/>
+        </w:rPr>
+      </w:pPr>
+      <w:r>
+        <w:rPr>
+          <w:rFonts w:cs="Arial"/>
+          <w:szCs w:val="20"/>
+        </w:rPr>
+        <w:lastRenderedPageBreak/>
+        <w:t xml:space="preserve">Administrador </w:t>
+      </w:r>
+    </w:p>
+    <w:p>
+      <w:pPr>
+        <w:numPr>
+          <w:ilvl w:val="0"/>
+          <w:numId w:val="37"/>
+        </w:numPr>
+        <w:suppressAutoHyphens w:val="0"/>
+        <w:spacing w:before="100" w:beforeAutospacing="1" w:after="100" w:afterAutospacing="1"/>
+        <w:jc w:val="left"/>
+        <w:rPr>
+          <w:rFonts w:cs="Arial"/>
+          <w:szCs w:val="20"/>
+        </w:rPr>
+      </w:pPr>
+      <w:r>
+        <w:rPr>
+          <w:rFonts w:cs="Arial"/>
+          <w:szCs w:val="20"/>
+        </w:rPr>
+        <w:t xml:space="preserve">Sistema </w:t>
+      </w:r>
+    </w:p>
+    <w:p>
+      <w:pPr>
+        <w:pStyle w:val="NormalWeb"/>
+        <w:rPr>
+          <w:rFonts w:ascii="Arial" w:hAnsi="Arial" w:cs="Arial"/>
+          <w:sz w:val="20"/>
+          <w:szCs w:val="20"/>
+        </w:rPr>
+      </w:pPr>
+      <w:r>
+        <w:rPr>
+          <w:rStyle w:val="Textoennegrita"/>
+          <w:rFonts w:ascii="Arial" w:hAnsi="Arial" w:cs="Arial"/>
+          <w:sz w:val="20"/>
+          <w:szCs w:val="20"/>
+        </w:rPr>
+        <w:t>Resultados:</w:t>
+      </w:r>
+    </w:p>
+    <w:p>
+      <w:pPr>
+        <w:numPr>
+          <w:ilvl w:val="0"/>
+          <w:numId w:val="38"/>
+        </w:numPr>
+        <w:suppressAutoHyphens w:val="0"/>
+        <w:spacing w:before="100" w:beforeAutospacing="1" w:after="100" w:afterAutospacing="1"/>
+        <w:jc w:val="left"/>
+        <w:rPr>
+          <w:rFonts w:cs="Arial"/>
+          <w:szCs w:val="20"/>
+        </w:rPr>
+      </w:pPr>
+      <w:r>
+        <w:rPr>
+          <w:rFonts w:cs="Arial"/>
+          <w:szCs w:val="20"/>
+        </w:rPr>
+        <w:t xml:space="preserve">Reporte generado con información de consumos </w:t>
+      </w:r>
+    </w:p>
+    <w:p>
+      <w:pPr>
+        <w:numPr>
+          <w:ilvl w:val="0"/>
+          <w:numId w:val="38"/>
+        </w:numPr>
+        <w:suppressAutoHyphens w:val="0"/>
+        <w:spacing w:before="100" w:beforeAutospacing="1" w:after="100" w:afterAutospacing="1"/>
+        <w:jc w:val="left"/>
+        <w:rPr>
+          <w:rFonts w:cs="Arial"/>
+          <w:szCs w:val="20"/>
+        </w:rPr>
+      </w:pPr>
+      <w:r>
+        <w:rPr>
+          <w:rFonts w:cs="Arial"/>
+          <w:szCs w:val="20"/>
+        </w:rPr>
+        <w:t xml:space="preserve">Valores totales calculados </w:t>
+      </w:r>
+    </w:p>
+    <w:p>
+      <w:pPr>
+        <w:pStyle w:val="NormalWeb"/>
+        <w:rPr>
+          <w:rFonts w:ascii="Arial" w:hAnsi="Arial" w:cs="Arial"/>
+          <w:sz w:val="20"/>
+          <w:szCs w:val="20"/>
+        </w:rPr>
+      </w:pPr>
+      <w:r>
+        <w:rPr>
+          <w:rStyle w:val="Textoennegrita"/>
+          <w:rFonts w:ascii="Arial" w:hAnsi="Arial" w:cs="Arial"/>
+          <w:sz w:val="20"/>
+          <w:szCs w:val="20"/>
+        </w:rPr>
+        <w:t>Salida en pantalla:</w:t>
+      </w:r>
+    </w:p>
+    <w:p>
+      <w:pPr>
+        <w:numPr>
+          <w:ilvl w:val="0"/>
+          <w:numId w:val="39"/>
+        </w:numPr>
+        <w:suppressAutoHyphens w:val="0"/>
+        <w:spacing w:before="100" w:beforeAutospacing="1" w:after="100" w:afterAutospacing="1"/>
+        <w:jc w:val="left"/>
+        <w:rPr>
+          <w:rFonts w:cs="Arial"/>
+          <w:szCs w:val="20"/>
+        </w:rPr>
+      </w:pPr>
+      <w:r>
+        <w:rPr>
+          <w:rFonts w:cs="Arial"/>
+          <w:szCs w:val="20"/>
+        </w:rPr>
+        <w:t xml:space="preserve">Lista de consumos </w:t>
+      </w:r>
+    </w:p>
+    <w:p>
+      <w:pPr>
+        <w:numPr>
+          <w:ilvl w:val="0"/>
+          <w:numId w:val="39"/>
+        </w:numPr>
+        <w:suppressAutoHyphens w:val="0"/>
+        <w:spacing w:before="100" w:beforeAutospacing="1" w:after="100" w:afterAutospacing="1"/>
+        <w:jc w:val="left"/>
+        <w:rPr>
+          <w:rFonts w:cs="Arial"/>
+          <w:szCs w:val="20"/>
+        </w:rPr>
+      </w:pPr>
+      <w:r>
+        <w:rPr>
+          <w:rFonts w:cs="Arial"/>
+          <w:szCs w:val="20"/>
+        </w:rPr>
+        <w:t xml:space="preserve">Valores totales </w:t>
+      </w:r>
+    </w:p>
+    <w:p>
+      <w:pPr>
+        <w:numPr>
+          <w:ilvl w:val="0"/>
+          <w:numId w:val="39"/>
+        </w:numPr>
+        <w:suppressAutoHyphens w:val="0"/>
+        <w:spacing w:before="100" w:beforeAutospacing="1" w:after="100" w:afterAutospacing="1"/>
+        <w:jc w:val="left"/>
+        <w:rPr>
+          <w:rFonts w:cs="Arial"/>
+          <w:szCs w:val="20"/>
+        </w:rPr>
+      </w:pPr>
+      <w:r>
+        <w:rPr>
+          <w:rFonts w:cs="Arial"/>
+          <w:szCs w:val="20"/>
+        </w:rPr>
+        <w:t xml:space="preserve">Información organizada por fechas y restaurantes </w:t>
+      </w:r>
+    </w:p>
+    <w:p>
+      <w:pPr>
+        <w:pStyle w:val="NormalWeb"/>
+        <w:rPr>
+          <w:rFonts w:ascii="Arial" w:hAnsi="Arial" w:cs="Arial"/>
+          <w:sz w:val="20"/>
+          <w:szCs w:val="20"/>
+        </w:rPr>
+      </w:pPr>
+      <w:r>
+        <w:rPr>
+          <w:rStyle w:val="Textoennegrita"/>
+          <w:rFonts w:ascii="Arial" w:hAnsi="Arial" w:cs="Arial"/>
+          <w:sz w:val="20"/>
+          <w:szCs w:val="20"/>
+        </w:rPr>
+        <w:t>Auditoría requerida:</w:t>
+      </w:r>
+    </w:p>
+    <w:p>
+      <w:pPr>
+        <w:numPr>
+          <w:ilvl w:val="0"/>
+          <w:numId w:val="40"/>
+        </w:numPr>
+        <w:suppressAutoHyphens w:val="0"/>
+        <w:spacing w:before="100" w:beforeAutospacing="1" w:after="100" w:afterAutospacing="1"/>
+        <w:jc w:val="left"/>
+        <w:rPr>
+          <w:rFonts w:cs="Arial"/>
+          <w:szCs w:val="20"/>
+        </w:rPr>
+      </w:pPr>
+      <w:r>
+        <w:rPr>
+          <w:rFonts w:cs="Arial"/>
+          <w:szCs w:val="20"/>
+        </w:rPr>
+        <w:t xml:space="preserve">Registro de la consulta realizada </w:t>
+      </w:r>
+    </w:p>
+    <w:p>
+      <w:pPr>
+        <w:numPr>
+          <w:ilvl w:val="0"/>
+          <w:numId w:val="40"/>
+        </w:numPr>
+        <w:suppressAutoHyphens w:val="0"/>
+        <w:spacing w:before="100" w:beforeAutospacing="1" w:after="100" w:afterAutospacing="1"/>
+        <w:jc w:val="left"/>
+        <w:rPr>
+          <w:rFonts w:cs="Arial"/>
+          <w:szCs w:val="20"/>
+        </w:rPr>
+      </w:pPr>
+      <w:r>
+        <w:rPr>
+          <w:rFonts w:cs="Arial"/>
+          <w:szCs w:val="20"/>
+        </w:rPr>
+        <w:t xml:space="preserve">Fecha y usuario que genera el reporte </w:t>
+      </w:r>
+    </w:p>
+    <w:p>
+      <w:pPr>
+        <w:pStyle w:val="Ttulo3"/>
+        <w:rPr>
+          <w:sz w:val="20"/>
+          <w:szCs w:val="20"/>
+        </w:rPr>
+      </w:pPr>
+      <w:r>
+        <w:rPr>
+          <w:rStyle w:val="Textoennegrita"/>
+          <w:b/>
+          <w:bCs/>
+          <w:sz w:val="20"/>
+          <w:szCs w:val="20"/>
+        </w:rPr>
+        <w:t>A.2 Reglas del negocio y restricciones</w:t>
+      </w:r>
+    </w:p>
+    <w:p>
+      <w:pPr>
+        <w:numPr>
+          <w:ilvl w:val="0"/>
+          <w:numId w:val="41"/>
+        </w:numPr>
+        <w:suppressAutoHyphens w:val="0"/>
+        <w:spacing w:before="100" w:beforeAutospacing="1" w:after="100" w:afterAutospacing="1"/>
+        <w:jc w:val="left"/>
+        <w:rPr>
+          <w:rFonts w:cs="Arial"/>
+          <w:szCs w:val="20"/>
+        </w:rPr>
+      </w:pPr>
+      <w:r>
+        <w:rPr>
+          <w:rFonts w:cs="Arial"/>
+          <w:szCs w:val="20"/>
+        </w:rPr>
+        <w:t xml:space="preserve">Solo usuarios autorizados pueden generar reportes </w:t>
+      </w:r>
+    </w:p>
+    <w:p>
+      <w:pPr>
+        <w:numPr>
+          <w:ilvl w:val="0"/>
+          <w:numId w:val="41"/>
+        </w:numPr>
+        <w:suppressAutoHyphens w:val="0"/>
+        <w:spacing w:before="100" w:beforeAutospacing="1" w:after="100" w:afterAutospacing="1"/>
+        <w:jc w:val="left"/>
+        <w:rPr>
+          <w:rFonts w:cs="Arial"/>
+          <w:szCs w:val="20"/>
+        </w:rPr>
+      </w:pPr>
+      <w:r>
+        <w:rPr>
+          <w:rFonts w:cs="Arial"/>
+          <w:szCs w:val="20"/>
+        </w:rPr>
+        <w:t xml:space="preserve">El reporte debe mostrar únicamente información de la empresa correspondiente </w:t>
+      </w:r>
+    </w:p>
+    <w:p>
+      <w:pPr>
+        <w:numPr>
+          <w:ilvl w:val="0"/>
+          <w:numId w:val="41"/>
+        </w:numPr>
+        <w:suppressAutoHyphens w:val="0"/>
+        <w:spacing w:before="100" w:beforeAutospacing="1" w:after="100" w:afterAutospacing="1"/>
+        <w:jc w:val="left"/>
+        <w:rPr>
+          <w:rFonts w:cs="Arial"/>
+          <w:szCs w:val="20"/>
+        </w:rPr>
+      </w:pPr>
+      <w:r>
+        <w:rPr>
+          <w:rFonts w:cs="Arial"/>
+          <w:szCs w:val="20"/>
+        </w:rPr>
+        <w:t xml:space="preserve">Los datos deben basarse en consumos registrados previamente </w:t>
+      </w:r>
+    </w:p>
+    <w:p>
+      <w:pPr>
+        <w:numPr>
+          <w:ilvl w:val="0"/>
+          <w:numId w:val="41"/>
+        </w:numPr>
+        <w:suppressAutoHyphens w:val="0"/>
+        <w:spacing w:before="100" w:beforeAutospacing="1" w:after="100" w:afterAutospacing="1"/>
+        <w:jc w:val="left"/>
+        <w:rPr>
+          <w:rFonts w:cs="Arial"/>
+          <w:szCs w:val="20"/>
+        </w:rPr>
+      </w:pPr>
+      <w:r>
+        <w:rPr>
+          <w:rFonts w:cs="Arial"/>
+          <w:szCs w:val="20"/>
+        </w:rPr>
+        <w:t xml:space="preserve">La información debe ser clara, completa y confiable </w:t>
+      </w:r>
+    </w:p>
+    <w:p>
+      <w:pPr>
+        <w:numPr>
+          <w:ilvl w:val="0"/>
+          <w:numId w:val="41"/>
+        </w:numPr>
+        <w:suppressAutoHyphens w:val="0"/>
+        <w:spacing w:before="100" w:beforeAutospacing="1" w:after="100" w:afterAutospacing="1"/>
+        <w:jc w:val="left"/>
+        <w:rPr>
+          <w:rFonts w:cs="Arial"/>
+          <w:szCs w:val="20"/>
+        </w:rPr>
+      </w:pPr>
+      <w:r>
+        <w:rPr>
+          <w:rFonts w:cs="Arial"/>
+          <w:szCs w:val="20"/>
+        </w:rPr>
+        <w:t xml:space="preserve">Debe ser posible consultar la información por períodos de tiempo </w:t>
+      </w:r>
+    </w:p>
+    <w:p>
+      <w:pPr>
+        <w:numPr>
+          <w:ilvl w:val="0"/>
+          <w:numId w:val="41"/>
+        </w:numPr>
+        <w:suppressAutoHyphens w:val="0"/>
+        <w:spacing w:before="100" w:beforeAutospacing="1" w:after="100" w:afterAutospacing="1"/>
+        <w:jc w:val="left"/>
+        <w:rPr>
+          <w:rFonts w:cs="Arial"/>
+          <w:szCs w:val="20"/>
+        </w:rPr>
+      </w:pPr>
+      <w:r>
+        <w:rPr>
+          <w:rFonts w:cs="Arial"/>
+          <w:szCs w:val="20"/>
+        </w:rPr>
+        <w:t xml:space="preserve">No se deben mostrar datos inexistentes o incorrectos </w:t>
+      </w:r>
+    </w:p>
+    <w:p>
+      <w:pPr>
+        <w:pStyle w:val="Ttulo3"/>
+        <w:numPr>
+          <w:ilvl w:val="0"/>
+          <w:numId w:val="0"/>
+        </w:numPr>
+        <w:ind w:left="709" w:hanging="709"/>
+        <w:rPr>
+          <w:sz w:val="20"/>
+          <w:szCs w:val="20"/>
+        </w:rPr>
+      </w:pPr>
+      <w:r>
+        <w:rPr>
+          <w:rStyle w:val="Textoennegrita"/>
+          <w:b/>
+          <w:bCs/>
+          <w:sz w:val="20"/>
+          <w:szCs w:val="20"/>
+        </w:rPr>
+        <w:t>Funcionalidad Dos</w:t>
+      </w:r>
+    </w:p>
+    <w:p>
+      <w:pPr>
+        <w:pStyle w:val="Ttulo3"/>
+        <w:numPr>
+          <w:ilvl w:val="0"/>
+          <w:numId w:val="0"/>
+        </w:numPr>
+        <w:rPr>
+          <w:sz w:val="20"/>
+          <w:szCs w:val="20"/>
+        </w:rPr>
+      </w:pPr>
+      <w:r>
+        <w:rPr>
+          <w:rStyle w:val="Textoennegrita"/>
+          <w:b/>
+          <w:bCs/>
+          <w:sz w:val="20"/>
+          <w:szCs w:val="20"/>
+        </w:rPr>
+        <w:t>B. Nombre:</w:t>
+      </w:r>
+      <w:r>
+        <w:rPr>
+          <w:sz w:val="20"/>
+          <w:szCs w:val="20"/>
+        </w:rPr>
+        <w:t xml:space="preserve"> Consulta detallada de consumos</w:t>
+      </w:r>
+    </w:p>
+    <w:p>
+      <w:pPr>
+        <w:pStyle w:val="Ttulo3"/>
+        <w:numPr>
+          <w:ilvl w:val="0"/>
+          <w:numId w:val="0"/>
+        </w:numPr>
+        <w:ind w:left="709" w:hanging="709"/>
+        <w:rPr>
+          <w:sz w:val="20"/>
+          <w:szCs w:val="20"/>
+        </w:rPr>
+      </w:pPr>
+      <w:r>
+        <w:rPr>
+          <w:rStyle w:val="Textoennegrita"/>
+          <w:b/>
+          <w:bCs/>
+          <w:sz w:val="20"/>
+          <w:szCs w:val="20"/>
+        </w:rPr>
+        <w:t>B.1 Descripción</w:t>
+      </w:r>
+    </w:p>
+    <w:p>
+      <w:pPr>
+        <w:pStyle w:val="NormalWeb"/>
+        <w:rPr>
+          <w:rFonts w:ascii="Arial" w:hAnsi="Arial" w:cs="Arial"/>
+          <w:sz w:val="20"/>
+          <w:szCs w:val="20"/>
+        </w:rPr>
+      </w:pPr>
+      <w:r>
+        <w:rPr>
+          <w:rFonts w:ascii="Arial" w:hAnsi="Arial" w:cs="Arial"/>
+          <w:sz w:val="20"/>
+          <w:szCs w:val="20"/>
+        </w:rPr>
+        <w:t>Permitir al usuario visualizar el detalle de los consumos incluidos dentro del reporte generado.</w:t>
+      </w:r>
+    </w:p>
+    <w:p>
+      <w:pPr>
+        <w:pStyle w:val="NormalWeb"/>
+        <w:rPr>
+          <w:rFonts w:ascii="Arial" w:hAnsi="Arial" w:cs="Arial"/>
+          <w:sz w:val="20"/>
+          <w:szCs w:val="20"/>
+        </w:rPr>
+      </w:pPr>
+      <w:r>
+        <w:rPr>
+          <w:rFonts w:ascii="Arial" w:hAnsi="Arial" w:cs="Arial"/>
+          <w:sz w:val="20"/>
+          <w:szCs w:val="20"/>
+        </w:rPr>
+        <w:t>El sistema muestra información específica de cada consumo, lo que facilita la revisión y validación de los datos.</w:t>
+      </w:r>
+    </w:p>
+    <w:p>
+      <w:pPr>
+        <w:pStyle w:val="NormalWeb"/>
+        <w:rPr>
+          <w:rFonts w:ascii="Arial" w:hAnsi="Arial" w:cs="Arial"/>
+          <w:sz w:val="20"/>
+          <w:szCs w:val="20"/>
+        </w:rPr>
+      </w:pPr>
+      <w:r>
+        <w:rPr>
+          <w:rFonts w:ascii="Arial" w:hAnsi="Arial" w:cs="Arial"/>
+          <w:sz w:val="20"/>
+          <w:szCs w:val="20"/>
+        </w:rPr>
+        <w:t>Esto permite a la empresa tener mayor claridad sobre los gastos realizados por los empleados.</w:t>
+      </w:r>
+    </w:p>
+    <w:p>
+      <w:pPr>
+        <w:pStyle w:val="NormalWeb"/>
+        <w:rPr>
+          <w:rFonts w:ascii="Arial" w:hAnsi="Arial" w:cs="Arial"/>
+          <w:sz w:val="20"/>
+          <w:szCs w:val="20"/>
+        </w:rPr>
+      </w:pPr>
+      <w:r>
+        <w:rPr>
+          <w:rStyle w:val="Textoennegrita"/>
+          <w:rFonts w:ascii="Arial" w:hAnsi="Arial" w:cs="Arial"/>
+          <w:sz w:val="20"/>
+          <w:szCs w:val="20"/>
+        </w:rPr>
+        <w:t>Datos de entrada:</w:t>
+      </w:r>
+    </w:p>
+    <w:p>
+      <w:pPr>
+        <w:numPr>
+          <w:ilvl w:val="0"/>
+          <w:numId w:val="42"/>
+        </w:numPr>
+        <w:suppressAutoHyphens w:val="0"/>
+        <w:spacing w:before="100" w:beforeAutospacing="1" w:after="100" w:afterAutospacing="1"/>
+        <w:jc w:val="left"/>
+        <w:rPr>
+          <w:rFonts w:cs="Arial"/>
+          <w:szCs w:val="20"/>
+        </w:rPr>
+      </w:pPr>
+      <w:r>
+        <w:rPr>
+          <w:rFonts w:cs="Arial"/>
+          <w:szCs w:val="20"/>
+        </w:rPr>
+        <w:t xml:space="preserve">Selección de un reporte generado </w:t>
+      </w:r>
+    </w:p>
+    <w:p>
+      <w:pPr>
+        <w:pStyle w:val="NormalWeb"/>
+        <w:rPr>
+          <w:rFonts w:ascii="Arial" w:hAnsi="Arial" w:cs="Arial"/>
+          <w:sz w:val="20"/>
+          <w:szCs w:val="20"/>
+        </w:rPr>
+      </w:pPr>
+      <w:r>
+        <w:rPr>
+          <w:rStyle w:val="Textoennegrita"/>
+          <w:rFonts w:ascii="Arial" w:hAnsi="Arial" w:cs="Arial"/>
+          <w:sz w:val="20"/>
+          <w:szCs w:val="20"/>
+        </w:rPr>
+        <w:t>Participantes:</w:t>
+      </w:r>
+    </w:p>
+    <w:p>
+      <w:pPr>
+        <w:numPr>
+          <w:ilvl w:val="0"/>
+          <w:numId w:val="43"/>
+        </w:numPr>
+        <w:suppressAutoHyphens w:val="0"/>
+        <w:spacing w:before="100" w:beforeAutospacing="1" w:after="100" w:afterAutospacing="1"/>
+        <w:jc w:val="left"/>
+        <w:rPr>
+          <w:rFonts w:cs="Arial"/>
+          <w:szCs w:val="20"/>
+        </w:rPr>
+      </w:pPr>
+      <w:r>
+        <w:rPr>
+          <w:rFonts w:cs="Arial"/>
+          <w:szCs w:val="20"/>
+        </w:rPr>
+        <w:t xml:space="preserve">Administrador </w:t>
+      </w:r>
+    </w:p>
+    <w:p>
+      <w:pPr>
+        <w:numPr>
+          <w:ilvl w:val="0"/>
+          <w:numId w:val="43"/>
+        </w:numPr>
+        <w:suppressAutoHyphens w:val="0"/>
+        <w:spacing w:before="100" w:beforeAutospacing="1" w:after="100" w:afterAutospacing="1"/>
+        <w:jc w:val="left"/>
+        <w:rPr>
+          <w:rFonts w:cs="Arial"/>
+          <w:szCs w:val="20"/>
+        </w:rPr>
+      </w:pPr>
+      <w:r>
+        <w:rPr>
+          <w:rFonts w:cs="Arial"/>
+          <w:szCs w:val="20"/>
+        </w:rPr>
+        <w:lastRenderedPageBreak/>
+        <w:t xml:space="preserve">Sistema </w:t>
+      </w:r>
+    </w:p>
+    <w:p>
+      <w:pPr>
+        <w:pStyle w:val="NormalWeb"/>
+        <w:rPr>
+          <w:rFonts w:ascii="Arial" w:hAnsi="Arial" w:cs="Arial"/>
+          <w:sz w:val="20"/>
+          <w:szCs w:val="20"/>
+        </w:rPr>
+      </w:pPr>
+      <w:r>
+        <w:rPr>
+          <w:rStyle w:val="Textoennegrita"/>
+          <w:rFonts w:ascii="Arial" w:hAnsi="Arial" w:cs="Arial"/>
+          <w:sz w:val="20"/>
+          <w:szCs w:val="20"/>
+        </w:rPr>
+        <w:t>Resultados:</w:t>
+      </w:r>
+    </w:p>
+    <w:p>
+      <w:pPr>
+        <w:numPr>
+          <w:ilvl w:val="0"/>
+          <w:numId w:val="44"/>
+        </w:numPr>
+        <w:suppressAutoHyphens w:val="0"/>
+        <w:spacing w:before="100" w:beforeAutospacing="1" w:after="100" w:afterAutospacing="1"/>
+        <w:jc w:val="left"/>
+        <w:rPr>
+          <w:rFonts w:cs="Arial"/>
+          <w:szCs w:val="20"/>
+        </w:rPr>
+      </w:pPr>
+      <w:r>
+        <w:rPr>
+          <w:rFonts w:cs="Arial"/>
+          <w:szCs w:val="20"/>
+        </w:rPr>
+        <w:t xml:space="preserve">Visualización detallada de consumos </w:t>
+      </w:r>
+    </w:p>
+    <w:p>
+      <w:pPr>
+        <w:pStyle w:val="NormalWeb"/>
+        <w:rPr>
+          <w:rFonts w:ascii="Arial" w:hAnsi="Arial" w:cs="Arial"/>
+          <w:sz w:val="20"/>
+          <w:szCs w:val="20"/>
+        </w:rPr>
+      </w:pPr>
+      <w:r>
+        <w:rPr>
+          <w:rStyle w:val="Textoennegrita"/>
+          <w:rFonts w:ascii="Arial" w:hAnsi="Arial" w:cs="Arial"/>
+          <w:sz w:val="20"/>
+          <w:szCs w:val="20"/>
+        </w:rPr>
+        <w:t>Salida en pantalla:</w:t>
+      </w:r>
+    </w:p>
+    <w:p>
+      <w:pPr>
+        <w:numPr>
+          <w:ilvl w:val="0"/>
+          <w:numId w:val="45"/>
+        </w:numPr>
+        <w:suppressAutoHyphens w:val="0"/>
+        <w:spacing w:before="100" w:beforeAutospacing="1" w:after="100" w:afterAutospacing="1"/>
+        <w:jc w:val="left"/>
+        <w:rPr>
+          <w:rFonts w:cs="Arial"/>
+          <w:szCs w:val="20"/>
+        </w:rPr>
+      </w:pPr>
+      <w:r>
+        <w:rPr>
+          <w:rFonts w:cs="Arial"/>
+          <w:szCs w:val="20"/>
+        </w:rPr>
+        <w:t xml:space="preserve">Información de cada consumo (fecha, valor, restaurante) </w:t>
+      </w:r>
+    </w:p>
+    <w:p>
+      <w:pPr>
+        <w:pStyle w:val="NormalWeb"/>
+        <w:rPr>
+          <w:rFonts w:ascii="Arial" w:hAnsi="Arial" w:cs="Arial"/>
+          <w:sz w:val="20"/>
+          <w:szCs w:val="20"/>
+        </w:rPr>
+      </w:pPr>
+      <w:r>
+        <w:rPr>
+          <w:rStyle w:val="Textoennegrita"/>
+          <w:rFonts w:ascii="Arial" w:hAnsi="Arial" w:cs="Arial"/>
+          <w:sz w:val="20"/>
+          <w:szCs w:val="20"/>
+        </w:rPr>
+        <w:t>Auditoría requerida:</w:t>
+      </w:r>
+    </w:p>
+    <w:p>
+      <w:pPr>
+        <w:numPr>
+          <w:ilvl w:val="0"/>
+          <w:numId w:val="46"/>
+        </w:numPr>
+        <w:suppressAutoHyphens w:val="0"/>
+        <w:spacing w:before="100" w:beforeAutospacing="1" w:after="100" w:afterAutospacing="1"/>
+        <w:jc w:val="left"/>
+        <w:rPr>
+          <w:rFonts w:cs="Arial"/>
+          <w:szCs w:val="20"/>
+        </w:rPr>
+      </w:pPr>
+      <w:r>
+        <w:rPr>
+          <w:rFonts w:cs="Arial"/>
+          <w:szCs w:val="20"/>
+        </w:rPr>
+        <w:t xml:space="preserve">Registro de la consulta realizada </w:t>
+      </w:r>
+    </w:p>
+    <w:p>
+      <w:pPr>
+        <w:pStyle w:val="Ttulo3"/>
+        <w:numPr>
+          <w:ilvl w:val="0"/>
+          <w:numId w:val="0"/>
+        </w:numPr>
+        <w:ind w:left="709" w:hanging="709"/>
+        <w:rPr>
+          <w:sz w:val="20"/>
+          <w:szCs w:val="20"/>
+        </w:rPr>
+      </w:pPr>
+      <w:r>
+        <w:rPr>
+          <w:rStyle w:val="Textoennegrita"/>
+          <w:b/>
+          <w:bCs/>
+          <w:sz w:val="20"/>
+          <w:szCs w:val="20"/>
+        </w:rPr>
+        <w:t>B.2 Reglas del negocio y restricciones</w:t>
+      </w:r>
+    </w:p>
+    <w:p>
+      <w:pPr>
+        <w:numPr>
+          <w:ilvl w:val="0"/>
+          <w:numId w:val="47"/>
+        </w:numPr>
+        <w:suppressAutoHyphens w:val="0"/>
+        <w:spacing w:before="100" w:beforeAutospacing="1" w:after="100" w:afterAutospacing="1"/>
+        <w:jc w:val="left"/>
+        <w:rPr>
+          <w:rFonts w:cs="Arial"/>
+          <w:szCs w:val="20"/>
+        </w:rPr>
+      </w:pPr>
+      <w:r>
+        <w:rPr>
+          <w:rFonts w:cs="Arial"/>
+          <w:szCs w:val="20"/>
+        </w:rPr>
+        <w:t xml:space="preserve">Solo se pueden consultar consumos registrados </w:t>
+      </w:r>
+    </w:p>
+    <w:p>
+      <w:pPr>
+        <w:numPr>
+          <w:ilvl w:val="0"/>
+          <w:numId w:val="47"/>
+        </w:numPr>
+        <w:suppressAutoHyphens w:val="0"/>
+        <w:spacing w:before="100" w:beforeAutospacing="1" w:after="100" w:afterAutospacing="1"/>
+        <w:jc w:val="left"/>
+        <w:rPr>
+          <w:rFonts w:cs="Arial"/>
+          <w:szCs w:val="20"/>
+        </w:rPr>
+      </w:pPr>
+      <w:r>
+        <w:rPr>
+          <w:rFonts w:cs="Arial"/>
+          <w:szCs w:val="20"/>
+        </w:rPr>
+        <w:t xml:space="preserve">La información debe coincidir con los datos guardados </w:t>
+      </w:r>
+    </w:p>
+    <w:p>
+      <w:pPr>
+        <w:numPr>
+          <w:ilvl w:val="0"/>
+          <w:numId w:val="47"/>
+        </w:numPr>
+        <w:suppressAutoHyphens w:val="0"/>
+        <w:spacing w:before="100" w:beforeAutospacing="1" w:after="100" w:afterAutospacing="1"/>
+        <w:jc w:val="left"/>
+        <w:rPr>
+          <w:rFonts w:cs="Arial"/>
+          <w:szCs w:val="20"/>
+        </w:rPr>
+      </w:pPr>
+      <w:r>
+        <w:rPr>
+          <w:rFonts w:cs="Arial"/>
+          <w:szCs w:val="20"/>
+        </w:rPr>
+        <w:t>No se permite modificar la información desde esta opción</w:t>
+      </w:r>
+    </w:p>
+    <w:p/>
+    <w:p>
+      <w:pPr>
+        <w:rPr>
+          <w:rFonts w:cs="Arial"/>
+        </w:rPr>
+      </w:pPr>
     </w:p>
     <w:p>
       <w:pPr>
@@ -1427,613 +2794,11 @@
           <w:tab w:val="left" w:pos="425"/>
         </w:tabs>
       </w:pPr>
-      <w:r>
-        <w:t>Normativa Legal</w:t>
-      </w:r>
-    </w:p>
-    <w:p>
-      <w:r>
-        <w:t xml:space="preserve">En esta sección se debe hacer referencia </w:t>
-      </w:r>
-      <w:proofErr w:type="gramStart"/>
-      <w:r>
-        <w:t xml:space="preserve">y  </w:t>
-      </w:r>
-      <w:r>
-        <w:rPr>
-          <w:rFonts w:cs="Arial"/>
-          <w:szCs w:val="20"/>
-        </w:rPr>
-        <w:t>aplicación</w:t>
-      </w:r>
-      <w:proofErr w:type="gramEnd"/>
-      <w:r>
-        <w:rPr>
-          <w:rFonts w:cs="Arial"/>
-          <w:szCs w:val="20"/>
-        </w:rPr>
-        <w:t xml:space="preserve"> de la normativa legal vigente</w:t>
-      </w:r>
-      <w:r>
-        <w:t xml:space="preserve"> sobre la cual se soporta el requerimiento funcional, se hace un listado de las normas, reglamentos o dictámenes que sugieren la aplicación de este requerimiento y que norman el mismo.</w:t>
-      </w:r>
-    </w:p>
-    <w:p/>
-    <w:p>
-      <w:pPr>
-        <w:pStyle w:val="Ttulo1"/>
-        <w:tabs>
-          <w:tab w:val="left" w:pos="425"/>
-        </w:tabs>
-      </w:pPr>
-      <w:bookmarkStart w:id="8" w:name="_Toc430703060"/>
-      <w:r>
-        <w:t>Detalle de la funcionalidad requerida del sistema</w:t>
-      </w:r>
-      <w:bookmarkEnd w:id="8"/>
-    </w:p>
-    <w:p>
-      <w:pPr>
-        <w:rPr>
-          <w:rFonts w:cs="Arial"/>
-        </w:rPr>
-      </w:pPr>
-      <w:r>
-        <w:rPr>
-          <w:rFonts w:cs="Arial"/>
-        </w:rPr>
-        <w:t>Esta es la parte más importante del documento, aquí se debe especificar qu</w:t>
-      </w:r>
-      <w:r>
-        <w:rPr>
-          <w:rFonts w:cs="Arial"/>
-        </w:rPr>
-        <w:t>é</w:t>
-      </w:r>
-      <w:r>
-        <w:rPr>
-          <w:rFonts w:cs="Arial"/>
-        </w:rPr>
-        <w:t xml:space="preserve"> es lo que se requiere que haga el sistema, </w:t>
-      </w:r>
-      <w:r>
-        <w:rPr>
-          <w:rFonts w:cs="Arial"/>
-        </w:rPr>
-        <w:t xml:space="preserve">describiendo a </w:t>
-      </w:r>
-      <w:r>
-        <w:rPr>
-          <w:rFonts w:cs="Arial"/>
-        </w:rPr>
-        <w:t>detalle la funciona</w:t>
-      </w:r>
-      <w:r>
-        <w:rPr>
-          <w:rFonts w:cs="Arial"/>
-        </w:rPr>
-        <w:t>lidad del mismo</w:t>
-      </w:r>
-      <w:r>
-        <w:rPr>
-          <w:rFonts w:cs="Arial"/>
-        </w:rPr>
-        <w:t>. Se sugiere que se organice esta parte del do</w:t>
-      </w:r>
-      <w:r>
-        <w:rPr>
-          <w:rFonts w:cs="Arial"/>
-        </w:rPr>
-        <w:t>cumento con la descripción de la</w:t>
-      </w:r>
-      <w:r>
-        <w:rPr>
-          <w:rFonts w:cs="Arial"/>
-        </w:rPr>
-        <w:t xml:space="preserve">s </w:t>
-      </w:r>
-      <w:r>
-        <w:rPr>
-          <w:rFonts w:cs="Arial"/>
-        </w:rPr>
-        <w:t>funciones que se debe cumplir para solventar las necesidades de las unidades de gestión.</w:t>
-      </w:r>
-    </w:p>
-    <w:p>
-      <w:pPr>
-        <w:pStyle w:val="Ttulo2"/>
-      </w:pPr>
-      <w:bookmarkStart w:id="9" w:name="_Toc430703062"/>
-      <w:r>
-        <w:t xml:space="preserve">Detalle de </w:t>
-      </w:r>
-      <w:r>
-        <w:t>las Funciones</w:t>
+      <w:bookmarkStart w:id="9" w:name="_Toc430703065"/>
+      <w:r>
+        <w:t>Firma de Participantes</w:t>
       </w:r>
       <w:bookmarkEnd w:id="9"/>
-    </w:p>
-    <w:p>
-      <w:pPr>
-        <w:rPr>
-          <w:rFonts w:cs="Arial"/>
-        </w:rPr>
-      </w:pPr>
-      <w:r>
-        <w:rPr>
-          <w:rFonts w:cs="Arial"/>
-        </w:rPr>
-        <w:t>Descripción detallada de los módulos y opciones que forman parte del sistema propuesto, se debe incluir pantallas de ingreso de datos y consulta, reportes, etc. Para la descripción de cada uno de los módulos y opciones debe utilizarse el siguiente formato:</w:t>
-      </w:r>
-    </w:p>
-    <w:p>
-      <w:pPr>
-        <w:rPr>
-          <w:rFonts w:cs="Arial"/>
-        </w:rPr>
-      </w:pPr>
-    </w:p>
-    <w:p>
-      <w:pPr>
-        <w:rPr>
-          <w:rFonts w:cs="Arial"/>
-          <w:b/>
-        </w:rPr>
-      </w:pPr>
-      <w:r>
-        <w:rPr>
-          <w:rFonts w:cs="Arial"/>
-          <w:b/>
-        </w:rPr>
-        <w:t>Funcionalidad Uno</w:t>
-      </w:r>
-    </w:p>
-    <w:p>
-      <w:pPr>
-        <w:rPr>
-          <w:rFonts w:cs="Arial"/>
-        </w:rPr>
-      </w:pPr>
-    </w:p>
-    <w:p>
-      <w:pPr>
-        <w:tabs>
-          <w:tab w:val="num" w:pos="1788"/>
-        </w:tabs>
-        <w:ind w:left="328"/>
-        <w:rPr>
-          <w:rFonts w:cs="Arial"/>
-        </w:rPr>
-      </w:pPr>
-      <w:r>
-        <w:rPr>
-          <w:rFonts w:cs="Arial"/>
-          <w:b/>
-        </w:rPr>
-        <w:t>A.   Nombre</w:t>
-      </w:r>
-      <w:r>
-        <w:rPr>
-          <w:rFonts w:cs="Arial"/>
-        </w:rPr>
-        <w:t>: Nombre de</w:t>
-      </w:r>
-      <w:r>
-        <w:rPr>
-          <w:rFonts w:cs="Arial"/>
-        </w:rPr>
-        <w:t xml:space="preserve"> </w:t>
-      </w:r>
-      <w:r>
-        <w:rPr>
-          <w:rFonts w:cs="Arial"/>
-        </w:rPr>
-        <w:t>l</w:t>
-      </w:r>
-      <w:r>
-        <w:rPr>
-          <w:rFonts w:cs="Arial"/>
-        </w:rPr>
-        <w:t>a Función para identificarla</w:t>
-      </w:r>
-    </w:p>
-    <w:p>
-      <w:pPr>
-        <w:tabs>
-          <w:tab w:val="num" w:pos="1788"/>
-        </w:tabs>
-        <w:ind w:left="328"/>
-        <w:rPr>
-          <w:rFonts w:cs="Arial"/>
-        </w:rPr>
-      </w:pPr>
-    </w:p>
-    <w:p>
-      <w:pPr>
-        <w:ind w:left="328"/>
-        <w:rPr>
-          <w:rFonts w:cs="Arial"/>
-        </w:rPr>
-      </w:pPr>
-      <w:r>
-        <w:rPr>
-          <w:rFonts w:cs="Arial"/>
-          <w:b/>
-        </w:rPr>
-        <w:t xml:space="preserve">A.1.Descripción: </w:t>
-      </w:r>
-      <w:r>
-        <w:rPr>
-          <w:rFonts w:cs="Arial"/>
-        </w:rPr>
-        <w:t xml:space="preserve">Detalle claro y preciso de la </w:t>
-      </w:r>
-      <w:r>
-        <w:rPr>
-          <w:rFonts w:cs="Arial"/>
-        </w:rPr>
-        <w:t>actividades a ser realizadas en esta funcionalidad</w:t>
-      </w:r>
-      <w:r>
-        <w:rPr>
-          <w:rFonts w:cs="Arial"/>
-        </w:rPr>
-        <w:t xml:space="preserve">, y del proceso que </w:t>
-      </w:r>
-      <w:r>
-        <w:rPr>
-          <w:rFonts w:cs="Arial"/>
-        </w:rPr>
-        <w:t>se desee automatizar</w:t>
-      </w:r>
-      <w:r>
-        <w:rPr>
-          <w:rFonts w:cs="Arial"/>
-        </w:rPr>
-        <w:t>, c</w:t>
-      </w:r>
-      <w:r>
-        <w:rPr>
-          <w:rFonts w:cs="Arial"/>
-        </w:rPr>
-        <w:t>onsiderar los siguientes aspectos:</w:t>
-      </w:r>
-      <w:r>
-        <w:rPr>
-          <w:rFonts w:cs="Arial"/>
-        </w:rPr>
-        <w:t xml:space="preserve"> </w:t>
-      </w:r>
-      <w:r>
-        <w:rPr>
-          <w:rFonts w:cs="Arial"/>
-          <w:b/>
-        </w:rPr>
-        <w:t>Datos de entrada</w:t>
-      </w:r>
-      <w:r>
-        <w:rPr>
-          <w:rFonts w:cs="Arial"/>
-          <w:b/>
-        </w:rPr>
-        <w:t>, pa</w:t>
-      </w:r>
-      <w:r>
-        <w:rPr>
-          <w:rFonts w:cs="Arial"/>
-          <w:b/>
-        </w:rPr>
-        <w:t>rticipantes en el proceso</w:t>
-      </w:r>
-      <w:r>
-        <w:rPr>
-          <w:rFonts w:cs="Arial"/>
-          <w:b/>
-        </w:rPr>
-        <w:t xml:space="preserve">, </w:t>
-      </w:r>
-      <w:r>
-        <w:rPr>
-          <w:rFonts w:cs="Arial"/>
-          <w:b/>
-        </w:rPr>
-        <w:t xml:space="preserve">Resultados de la ejecución del proceso.- </w:t>
-      </w:r>
-      <w:r>
-        <w:rPr>
-          <w:rFonts w:cs="Arial"/>
-        </w:rPr>
-        <w:t xml:space="preserve">Registro de los datos, impresión de un reporte,  presentación de datos en pantalla, si el proceso requiere almacenar o </w:t>
-      </w:r>
-      <w:r>
-        <w:rPr>
-          <w:rFonts w:cs="Arial"/>
-        </w:rPr>
-        <w:lastRenderedPageBreak/>
-        <w:t>grabar información de auditoria que permita identificar si el proceso terminó correctamente o no, si se requiere pantallas de consulta de esta información de log, etc.</w:t>
-      </w:r>
-    </w:p>
-    <w:p>
-      <w:pPr>
-        <w:ind w:left="328"/>
-        <w:rPr>
-          <w:rFonts w:cs="Arial"/>
-        </w:rPr>
-      </w:pPr>
-    </w:p>
-    <w:p>
-      <w:pPr>
-        <w:tabs>
-          <w:tab w:val="num" w:pos="360"/>
-        </w:tabs>
-        <w:ind w:left="328"/>
-        <w:rPr>
-          <w:rFonts w:cs="Arial"/>
-          <w:b/>
-        </w:rPr>
-      </w:pPr>
-      <w:r>
-        <w:rPr>
-          <w:rFonts w:cs="Arial"/>
-          <w:b/>
-        </w:rPr>
-        <w:t>A.</w:t>
-      </w:r>
-      <w:r>
-        <w:rPr>
-          <w:rFonts w:cs="Arial"/>
-          <w:b/>
-        </w:rPr>
-        <w:t>2</w:t>
-      </w:r>
-      <w:r>
-        <w:rPr>
-          <w:rFonts w:cs="Arial"/>
-          <w:b/>
-        </w:rPr>
-        <w:t xml:space="preserve"> </w:t>
-      </w:r>
-      <w:r>
-        <w:rPr>
-          <w:rFonts w:cs="Arial"/>
-          <w:b/>
-        </w:rPr>
-        <w:t>Reglas del negocio y restricciones que deben respetarse en la implementación de</w:t>
-      </w:r>
-      <w:r>
-        <w:rPr>
-          <w:rFonts w:cs="Arial"/>
-          <w:b/>
-        </w:rPr>
-        <w:t xml:space="preserve"> </w:t>
-      </w:r>
-      <w:r>
-        <w:rPr>
-          <w:rFonts w:cs="Arial"/>
-          <w:b/>
-        </w:rPr>
-        <w:t>l</w:t>
-      </w:r>
-      <w:r>
-        <w:rPr>
-          <w:rFonts w:cs="Arial"/>
-          <w:b/>
-        </w:rPr>
-        <w:t xml:space="preserve">a </w:t>
-      </w:r>
-      <w:proofErr w:type="gramStart"/>
-      <w:r>
-        <w:rPr>
-          <w:rFonts w:cs="Arial"/>
-          <w:b/>
-        </w:rPr>
-        <w:t>necesidad</w:t>
-      </w:r>
-      <w:r>
-        <w:rPr>
-          <w:rFonts w:cs="Arial"/>
-          <w:b/>
-        </w:rPr>
-        <w:t>.-</w:t>
-      </w:r>
-      <w:proofErr w:type="gramEnd"/>
-      <w:r>
-        <w:rPr>
-          <w:rFonts w:cs="Arial"/>
-          <w:b/>
-        </w:rPr>
-        <w:t xml:space="preserve"> Cálculo de valores monetarios, períodos de presentación, </w:t>
-      </w:r>
-      <w:r>
-        <w:rPr>
-          <w:rFonts w:cs="Arial"/>
-          <w:b/>
-        </w:rPr>
-        <w:t xml:space="preserve">normativa legal. Legislación, recomendaciones de entidades de control, cumplimientos legales, y </w:t>
-      </w:r>
-      <w:r>
-        <w:rPr>
-          <w:rFonts w:cs="Arial"/>
-          <w:b/>
-        </w:rPr>
-        <w:t>demás</w:t>
-      </w:r>
-      <w:r>
-        <w:rPr>
-          <w:rFonts w:cs="Arial"/>
-          <w:b/>
-        </w:rPr>
-        <w:t xml:space="preserve"> aspectos legales</w:t>
-      </w:r>
-      <w:r>
-        <w:rPr>
-          <w:rFonts w:cs="Arial"/>
-          <w:b/>
-        </w:rPr>
-        <w:t>, etc.</w:t>
-      </w:r>
-    </w:p>
-    <w:p>
-      <w:pPr>
-        <w:ind w:left="328"/>
-        <w:rPr>
-          <w:rFonts w:cs="Arial"/>
-        </w:rPr>
-      </w:pPr>
-    </w:p>
-    <w:p>
-      <w:pPr>
-        <w:rPr>
-          <w:rFonts w:cs="Arial"/>
-        </w:rPr>
-      </w:pPr>
-    </w:p>
-    <w:p>
-      <w:pPr>
-        <w:ind w:left="328"/>
-        <w:rPr>
-          <w:rFonts w:cs="Arial"/>
-        </w:rPr>
-      </w:pPr>
-      <w:r>
-        <w:rPr>
-          <w:rFonts w:cs="Arial"/>
-          <w:b/>
-        </w:rPr>
-        <w:t>A.</w:t>
-      </w:r>
-      <w:r>
-        <w:rPr>
-          <w:rFonts w:cs="Arial"/>
-          <w:b/>
-        </w:rPr>
-        <w:t>3</w:t>
-      </w:r>
-      <w:r>
-        <w:rPr>
-          <w:rFonts w:cs="Arial"/>
-          <w:b/>
-        </w:rPr>
-        <w:t>.</w:t>
-      </w:r>
-      <w:r>
-        <w:rPr>
-          <w:rFonts w:cs="Arial"/>
-          <w:b/>
-        </w:rPr>
-        <w:t>Diagrama de procesos</w:t>
-      </w:r>
-      <w:r>
-        <w:rPr>
-          <w:rFonts w:cs="Arial"/>
-          <w:b/>
-        </w:rPr>
-        <w:t xml:space="preserve">: </w:t>
-      </w:r>
-      <w:r>
-        <w:rPr>
-          <w:rFonts w:cs="Arial"/>
-        </w:rPr>
-        <w:t xml:space="preserve">Se puede incluir un diagrama de procesos para </w:t>
-      </w:r>
-      <w:r>
-        <w:rPr>
-          <w:rFonts w:cs="Arial"/>
-        </w:rPr>
-        <w:t xml:space="preserve">complementar la descripción </w:t>
-      </w:r>
-      <w:r>
-        <w:rPr>
-          <w:rFonts w:cs="Arial"/>
-        </w:rPr>
-        <w:t>de la funcionalidad requerida</w:t>
-      </w:r>
-    </w:p>
-    <w:p>
-      <w:pPr>
-        <w:ind w:left="326"/>
-        <w:rPr>
-          <w:rFonts w:cs="Arial"/>
-          <w:b/>
-        </w:rPr>
-      </w:pPr>
-    </w:p>
-    <w:p>
-      <w:pPr>
-        <w:pStyle w:val="Ttulo1"/>
-        <w:tabs>
-          <w:tab w:val="left" w:pos="425"/>
-        </w:tabs>
-      </w:pPr>
-      <w:bookmarkStart w:id="10" w:name="_Toc430703063"/>
-      <w:r>
-        <w:t>Anexos</w:t>
-      </w:r>
-      <w:bookmarkEnd w:id="10"/>
-    </w:p>
-    <w:p>
-      <w:r>
-        <w:t>Adicionalmente la información especificada, el usuario podrá adjuntar otros documentos que considere necesarios para el requerimiento, pero en calidad de anexos. Estos deberán llevar un título y una pequeña descripción, deberán enumerarse mediante letras mayúsculas y en orden alfabético a partir de la letra A.</w:t>
-      </w:r>
-    </w:p>
-    <w:p>
-      <w:pPr>
-        <w:pStyle w:val="Ttulo2"/>
-      </w:pPr>
-      <w:bookmarkStart w:id="11" w:name="_Toc430703064"/>
-      <w:r>
-        <w:t>Anexo A</w:t>
-      </w:r>
-      <w:r>
-        <w:t>: Título del Anexo</w:t>
-      </w:r>
-      <w:bookmarkEnd w:id="11"/>
-    </w:p>
-    <w:p>
-      <w:r>
-        <w:t>Breve descripción de lo que contiene el Anexo</w:t>
-      </w:r>
-    </w:p>
-    <w:p>
-      <w:pPr>
-        <w:pStyle w:val="Ttulo1"/>
-        <w:tabs>
-          <w:tab w:val="left" w:pos="425"/>
-        </w:tabs>
-      </w:pPr>
-      <w:r>
-        <w:br w:type="page"/>
-      </w:r>
-      <w:bookmarkStart w:id="12" w:name="_Toc430703065"/>
-      <w:r>
-        <w:lastRenderedPageBreak/>
-        <w:t>Firma de Participantes</w:t>
-      </w:r>
-      <w:bookmarkEnd w:id="12"/>
-    </w:p>
-    <w:p>
-      <w:pPr>
-        <w:rPr>
-          <w:rFonts w:cs="Arial"/>
-        </w:rPr>
-      </w:pPr>
-      <w:r>
-        <w:rPr>
-          <w:rFonts w:cs="Arial"/>
-        </w:rPr>
-        <w:t xml:space="preserve">El siguiente formato deberá ser presentado para constancia de </w:t>
-      </w:r>
-      <w:r>
-        <w:rPr>
-          <w:rFonts w:cs="Arial"/>
-        </w:rPr>
-        <w:t>las personas que participaron en la elaboración de este documento</w:t>
-      </w:r>
-      <w:r>
-        <w:rPr>
-          <w:rFonts w:cs="Arial"/>
-        </w:rPr>
-        <w:t>.</w:t>
-      </w:r>
     </w:p>
     <w:p>
       <w:pPr>
@@ -2065,12 +2830,6 @@
         <w:gridCol w:w="9498"/>
       </w:tblGrid>
       <w:tr>
-        <w:tblPrEx>
-          <w:tblCellMar>
-            <w:top w:w="0" w:type="dxa"/>
-            <w:bottom w:w="0" w:type="dxa"/>
-          </w:tblCellMar>
-        </w:tblPrEx>
         <w:trPr>
           <w:trHeight w:val="2982"/>
         </w:trPr>
@@ -2373,6 +3132,16 @@
                       <w:szCs w:val="16"/>
                     </w:rPr>
                   </w:pPr>
+                  <w:r>
+                    <w:rPr>
+                      <w:rFonts w:cs="Arial"/>
+                      <w:b/>
+                      <w:bCs/>
+                      <w:sz w:val="16"/>
+                      <w:szCs w:val="16"/>
+                    </w:rPr>
+                    <w:t>Ronny Ibarra</w:t>
+                  </w:r>
                 </w:p>
               </w:tc>
               <w:tc>
@@ -2807,6 +3576,16 @@
                       <w:szCs w:val="16"/>
                     </w:rPr>
                   </w:pPr>
+                  <w:r>
+                    <w:rPr>
+                      <w:rFonts w:cs="Arial"/>
+                      <w:b/>
+                      <w:bCs/>
+                      <w:sz w:val="16"/>
+                      <w:szCs w:val="16"/>
+                    </w:rPr>
+                    <w:t>Carlos Rivera</w:t>
+                  </w:r>
                 </w:p>
               </w:tc>
               <w:tc>
@@ -3239,48 +4018,6 @@
   <w:p>
     <w:pPr>
       <w:pStyle w:val="Piedepgina"/>
-      <w:tabs>
-        <w:tab w:val="clear" w:pos="8789"/>
-        <w:tab w:val="right" w:pos="8788"/>
-      </w:tabs>
-      <w:jc w:val="right"/>
-      <w:rPr>
-        <w:i/>
-        <w:iCs/>
-        <w:sz w:val="24"/>
-      </w:rPr>
-    </w:pPr>
-    <w:r>
-      <w:rPr>
-        <w:i/>
-        <w:iCs/>
-        <w:sz w:val="24"/>
-      </w:rPr>
-      <w:t xml:space="preserve">Área de Desarrollo </w:t>
-    </w:r>
-  </w:p>
-  <w:p>
-    <w:pPr>
-      <w:pStyle w:val="Piedepgina"/>
-      <w:jc w:val="right"/>
-      <w:rPr>
-        <w:b/>
-        <w:bCs/>
-        <w:sz w:val="24"/>
-      </w:rPr>
-    </w:pPr>
-    <w:r>
-      <w:rPr>
-        <w:b/>
-        <w:bCs/>
-        <w:sz w:val="24"/>
-      </w:rPr>
-      <w:t xml:space="preserve">Dirección de Tecnología </w:t>
-    </w:r>
-  </w:p>
-  <w:p>
-    <w:pPr>
-      <w:pStyle w:val="Piedepgina"/>
       <w:pBdr>
         <w:top w:val="single" w:sz="4" w:space="1" w:color="000000"/>
       </w:pBdr>
@@ -3465,20 +4202,27 @@
   <w:p>
     <w:pPr>
       <w:pStyle w:val="Encabezado"/>
+      <w:rPr>
+        <w:noProof/>
+      </w:rPr>
     </w:pPr>
     <w:r>
       <w:rPr>
-        <w:rFonts w:ascii="Helvetica" w:hAnsi="Helvetica"/>
         <w:noProof/>
-        <w:sz w:val="18"/>
-        <w:szCs w:val="18"/>
-        <w:lang w:val="es-ES" w:eastAsia="es-ES"/>
       </w:rPr>
       <w:drawing>
-        <wp:inline distT="0" distB="0" distL="0" distR="0" wp14:anchorId="37359670" wp14:editId="6EDF47BE">
-          <wp:extent cx="1428750" cy="676275"/>
-          <wp:effectExtent l="0" t="0" r="0" b="0"/>
-          <wp:docPr id="2" name="Imagen 6" descr="http://www.corteconstitucional.gov.ec/images/stories/gif/LOGO_FINAL.png"/>
+        <wp:anchor distT="0" distB="0" distL="114300" distR="114300" simplePos="0" relativeHeight="251659264" behindDoc="0" locked="0" layoutInCell="1" allowOverlap="1" wp14:anchorId="3E5269A7" wp14:editId="7348A935">
+          <wp:simplePos x="0" y="0"/>
+          <wp:positionH relativeFrom="margin">
+            <wp:align>left</wp:align>
+          </wp:positionH>
+          <wp:positionV relativeFrom="paragraph">
+            <wp:posOffset>-523875</wp:posOffset>
+          </wp:positionV>
+          <wp:extent cx="1049655" cy="944880"/>
+          <wp:effectExtent l="0" t="0" r="0" b="7620"/>
+          <wp:wrapNone/>
+          <wp:docPr id="6" name="Imagen 6"/>
           <wp:cNvGraphicFramePr>
             <a:graphicFrameLocks xmlns:a="http://schemas.openxmlformats.org/drawingml/2006/main" noChangeAspect="1"/>
           </wp:cNvGraphicFramePr>
@@ -3486,13 +4230,13 @@
             <a:graphicData uri="http://schemas.openxmlformats.org/drawingml/2006/picture">
               <pic:pic xmlns:pic="http://schemas.openxmlformats.org/drawingml/2006/picture">
                 <pic:nvPicPr>
-                  <pic:cNvPr id="0" name="Imagen 6" descr="http://www.corteconstitucional.gov.ec/images/stories/gif/LOGO_FINAL.png"/>
+                  <pic:cNvPr id="0" name="Picture 29"/>
                   <pic:cNvPicPr>
                     <a:picLocks noChangeAspect="1" noChangeArrowheads="1"/>
                   </pic:cNvPicPr>
                 </pic:nvPicPr>
                 <pic:blipFill>
-                  <a:blip r:embed="rId1">
+                  <a:blip r:embed="rId1" r:link="rId2">
                     <a:extLst>
                       <a:ext uri="{28A0092B-C50C-407E-A947-70E740481C1C}">
                         <a14:useLocalDpi xmlns:a14="http://schemas.microsoft.com/office/drawing/2010/main" val="0"/>
@@ -3507,7 +4251,7 @@
                 <pic:spPr bwMode="auto">
                   <a:xfrm>
                     <a:off x="0" y="0"/>
-                    <a:ext cx="1428750" cy="676275"/>
+                    <a:ext cx="1049655" cy="944880"/>
                   </a:xfrm>
                   <a:prstGeom prst="rect">
                     <a:avLst/>
@@ -3520,9 +4264,20 @@
               </pic:pic>
             </a:graphicData>
           </a:graphic>
-        </wp:inline>
+          <wp14:sizeRelH relativeFrom="page">
+            <wp14:pctWidth>0</wp14:pctWidth>
+          </wp14:sizeRelH>
+          <wp14:sizeRelV relativeFrom="page">
+            <wp14:pctHeight>0</wp14:pctHeight>
+          </wp14:sizeRelV>
+        </wp:anchor>
       </w:drawing>
     </w:r>
+  </w:p>
+  <w:p>
+    <w:pPr>
+      <w:pStyle w:val="Encabezado"/>
+    </w:pPr>
   </w:p>
 </w:hdr>
 </file>
@@ -3544,8 +4299,8 @@
       <w:tblLook w:val="04A0" w:firstRow="1" w:lastRow="0" w:firstColumn="1" w:lastColumn="0" w:noHBand="0" w:noVBand="1"/>
     </w:tblPr>
     <w:tblGrid>
-      <w:gridCol w:w="2466"/>
-      <w:gridCol w:w="6041"/>
+      <w:gridCol w:w="2465"/>
+      <w:gridCol w:w="6042"/>
       <w:gridCol w:w="1699"/>
     </w:tblGrid>
     <w:tr>
@@ -3574,17 +4329,21 @@
           </w:pPr>
           <w:r>
             <w:rPr>
-              <w:rFonts w:ascii="Helvetica" w:hAnsi="Helvetica"/>
               <w:noProof/>
-              <w:sz w:val="18"/>
-              <w:szCs w:val="18"/>
-              <w:lang w:val="es-ES" w:eastAsia="es-ES"/>
             </w:rPr>
             <w:drawing>
-              <wp:inline distT="0" distB="0" distL="0" distR="0" wp14:anchorId="6A5E1AC3" wp14:editId="2889F038">
-                <wp:extent cx="1428750" cy="676275"/>
+              <wp:anchor distT="0" distB="0" distL="114300" distR="114300" simplePos="0" relativeHeight="251661312" behindDoc="0" locked="0" layoutInCell="1" allowOverlap="1" wp14:anchorId="6BD67759" wp14:editId="1DAD9150">
+                <wp:simplePos x="0" y="0"/>
+                <wp:positionH relativeFrom="column">
+                  <wp:posOffset>-6350</wp:posOffset>
+                </wp:positionH>
+                <wp:positionV relativeFrom="paragraph">
+                  <wp:posOffset>3810</wp:posOffset>
+                </wp:positionV>
+                <wp:extent cx="1049655" cy="944880"/>
                 <wp:effectExtent l="0" t="0" r="0" b="0"/>
-                <wp:docPr id="1" name="Imagen 6" descr="http://www.corteconstitucional.gov.ec/images/stories/gif/LOGO_FINAL.png"/>
+                <wp:wrapNone/>
+                <wp:docPr id="15" name="Imagen 15"/>
                 <wp:cNvGraphicFramePr>
                   <a:graphicFrameLocks xmlns:a="http://schemas.openxmlformats.org/drawingml/2006/main" noChangeAspect="1"/>
                 </wp:cNvGraphicFramePr>
@@ -3592,13 +4351,13 @@
                   <a:graphicData uri="http://schemas.openxmlformats.org/drawingml/2006/picture">
                     <pic:pic xmlns:pic="http://schemas.openxmlformats.org/drawingml/2006/picture">
                       <pic:nvPicPr>
-                        <pic:cNvPr id="0" name="Imagen 6" descr="http://www.corteconstitucional.gov.ec/images/stories/gif/LOGO_FINAL.png"/>
+                        <pic:cNvPr id="0" name="Picture 29"/>
                         <pic:cNvPicPr>
                           <a:picLocks noChangeAspect="1" noChangeArrowheads="1"/>
                         </pic:cNvPicPr>
                       </pic:nvPicPr>
                       <pic:blipFill>
-                        <a:blip r:embed="rId1">
+                        <a:blip r:embed="rId1" r:link="rId2">
                           <a:extLst>
                             <a:ext uri="{28A0092B-C50C-407E-A947-70E740481C1C}">
                               <a14:useLocalDpi xmlns:a14="http://schemas.microsoft.com/office/drawing/2010/main" val="0"/>
@@ -3613,7 +4372,7 @@
                       <pic:spPr bwMode="auto">
                         <a:xfrm>
                           <a:off x="0" y="0"/>
-                          <a:ext cx="1428750" cy="676275"/>
+                          <a:ext cx="1049655" cy="944880"/>
                         </a:xfrm>
                         <a:prstGeom prst="rect">
                           <a:avLst/>
@@ -3626,7 +4385,13 @@
                     </pic:pic>
                   </a:graphicData>
                 </a:graphic>
-              </wp:inline>
+                <wp14:sizeRelH relativeFrom="page">
+                  <wp14:pctWidth>0</wp14:pctWidth>
+                </wp14:sizeRelH>
+                <wp14:sizeRelV relativeFrom="page">
+                  <wp14:pctHeight>0</wp14:pctHeight>
+                </wp14:sizeRelV>
+              </wp:anchor>
             </w:drawing>
           </w:r>
         </w:p>
@@ -3646,14 +4411,9 @@
         <w:p>
           <w:pPr>
             <w:pStyle w:val="Encabezado"/>
-            <w:snapToGrid w:val="0"/>
             <w:jc w:val="center"/>
             <w:rPr>
               <w:rFonts w:cs="Arial"/>
-              <w:b/>
-              <w:color w:val="1F497D"/>
-              <w:spacing w:val="20"/>
-              <w:sz w:val="24"/>
               <w:lang w:val="es-ES"/>
             </w:rPr>
           </w:pPr>
@@ -3666,28 +4426,7 @@
               <w:sz w:val="24"/>
               <w:lang w:val="es-ES"/>
             </w:rPr>
-            <w:t>CORTE CONSTITUCIONAL DEL ECUADOR</w:t>
-          </w:r>
-        </w:p>
-        <w:p>
-          <w:pPr>
-            <w:pStyle w:val="Encabezado"/>
-            <w:jc w:val="center"/>
-            <w:rPr>
-              <w:rFonts w:cs="Arial"/>
-              <w:lang w:val="es-ES"/>
-            </w:rPr>
-          </w:pPr>
-          <w:r>
-            <w:rPr>
-              <w:rFonts w:cs="Arial"/>
-              <w:b/>
-              <w:bCs/>
-              <w:color w:val="1F497D"/>
-              <w:spacing w:val="20"/>
-              <w:lang w:val="es-ES"/>
-            </w:rPr>
-            <w:t>DIRECCIÓN DE TECNOLOGÍA</w:t>
+            <w:t>Universidad de las Fuerzas Armadas “ESPE”</w:t>
           </w:r>
         </w:p>
       </w:tc>
@@ -4027,6 +4766,7 @@
     <w:lvl w:ilvl="2">
       <w:start w:val="1"/>
       <w:numFmt w:val="decimal"/>
+      <w:pStyle w:val="Ttulo3"/>
       <w:lvlText w:val="%1.%2.%3"/>
       <w:lvlJc w:val="left"/>
       <w:pPr>
@@ -4039,6 +4779,7 @@
     <w:lvl w:ilvl="3">
       <w:start w:val="1"/>
       <w:numFmt w:val="decimal"/>
+      <w:pStyle w:val="Ttulo4"/>
       <w:lvlText w:val="%1.%2.%3.%4"/>
       <w:lvlJc w:val="left"/>
       <w:pPr>
@@ -4063,6 +4804,7 @@
     <w:lvl w:ilvl="5">
       <w:start w:val="1"/>
       <w:numFmt w:val="decimal"/>
+      <w:pStyle w:val="Ttulo6"/>
       <w:lvlText w:val="%1.%2.%3.%4.%5.%6"/>
       <w:lvlJc w:val="left"/>
       <w:pPr>
@@ -4698,6 +5440,900 @@
     </w:lvl>
   </w:abstractNum>
   <w:abstractNum w:abstractNumId="5" w15:restartNumberingAfterBreak="0">
+    <w:nsid w:val="05611888"/>
+    <w:multiLevelType w:val="multilevel"/>
+    <w:tmpl w:val="A00C6132"/>
+    <w:lvl w:ilvl="0">
+      <w:start w:val="1"/>
+      <w:numFmt w:val="bullet"/>
+      <w:lvlText w:val=""/>
+      <w:lvlJc w:val="left"/>
+      <w:pPr>
+        <w:tabs>
+          <w:tab w:val="num" w:pos="720"/>
+        </w:tabs>
+        <w:ind w:left="720" w:hanging="360"/>
+      </w:pPr>
+      <w:rPr>
+        <w:rFonts w:ascii="Symbol" w:hAnsi="Symbol" w:hint="default"/>
+        <w:sz w:val="20"/>
+      </w:rPr>
+    </w:lvl>
+    <w:lvl w:ilvl="1" w:tentative="1">
+      <w:start w:val="1"/>
+      <w:numFmt w:val="bullet"/>
+      <w:lvlText w:val="o"/>
+      <w:lvlJc w:val="left"/>
+      <w:pPr>
+        <w:tabs>
+          <w:tab w:val="num" w:pos="1440"/>
+        </w:tabs>
+        <w:ind w:left="1440" w:hanging="360"/>
+      </w:pPr>
+      <w:rPr>
+        <w:rFonts w:ascii="Courier New" w:hAnsi="Courier New" w:hint="default"/>
+        <w:sz w:val="20"/>
+      </w:rPr>
+    </w:lvl>
+    <w:lvl w:ilvl="2" w:tentative="1">
+      <w:start w:val="1"/>
+      <w:numFmt w:val="bullet"/>
+      <w:lvlText w:val=""/>
+      <w:lvlJc w:val="left"/>
+      <w:pPr>
+        <w:tabs>
+          <w:tab w:val="num" w:pos="2160"/>
+        </w:tabs>
+        <w:ind w:left="2160" w:hanging="360"/>
+      </w:pPr>
+      <w:rPr>
+        <w:rFonts w:ascii="Wingdings" w:hAnsi="Wingdings" w:hint="default"/>
+        <w:sz w:val="20"/>
+      </w:rPr>
+    </w:lvl>
+    <w:lvl w:ilvl="3" w:tentative="1">
+      <w:start w:val="1"/>
+      <w:numFmt w:val="bullet"/>
+      <w:lvlText w:val=""/>
+      <w:lvlJc w:val="left"/>
+      <w:pPr>
+        <w:tabs>
+          <w:tab w:val="num" w:pos="2880"/>
+        </w:tabs>
+        <w:ind w:left="2880" w:hanging="360"/>
+      </w:pPr>
+      <w:rPr>
+        <w:rFonts w:ascii="Wingdings" w:hAnsi="Wingdings" w:hint="default"/>
+        <w:sz w:val="20"/>
+      </w:rPr>
+    </w:lvl>
+    <w:lvl w:ilvl="4" w:tentative="1">
+      <w:start w:val="1"/>
+      <w:numFmt w:val="bullet"/>
+      <w:lvlText w:val=""/>
+      <w:lvlJc w:val="left"/>
+      <w:pPr>
+        <w:tabs>
+          <w:tab w:val="num" w:pos="3600"/>
+        </w:tabs>
+        <w:ind w:left="3600" w:hanging="360"/>
+      </w:pPr>
+      <w:rPr>
+        <w:rFonts w:ascii="Wingdings" w:hAnsi="Wingdings" w:hint="default"/>
+        <w:sz w:val="20"/>
+      </w:rPr>
+    </w:lvl>
+    <w:lvl w:ilvl="5" w:tentative="1">
+      <w:start w:val="1"/>
+      <w:numFmt w:val="bullet"/>
+      <w:lvlText w:val=""/>
+      <w:lvlJc w:val="left"/>
+      <w:pPr>
+        <w:tabs>
+          <w:tab w:val="num" w:pos="4320"/>
+        </w:tabs>
+        <w:ind w:left="4320" w:hanging="360"/>
+      </w:pPr>
+      <w:rPr>
+        <w:rFonts w:ascii="Wingdings" w:hAnsi="Wingdings" w:hint="default"/>
+        <w:sz w:val="20"/>
+      </w:rPr>
+    </w:lvl>
+    <w:lvl w:ilvl="6" w:tentative="1">
+      <w:start w:val="1"/>
+      <w:numFmt w:val="bullet"/>
+      <w:lvlText w:val=""/>
+      <w:lvlJc w:val="left"/>
+      <w:pPr>
+        <w:tabs>
+          <w:tab w:val="num" w:pos="5040"/>
+        </w:tabs>
+        <w:ind w:left="5040" w:hanging="360"/>
+      </w:pPr>
+      <w:rPr>
+        <w:rFonts w:ascii="Wingdings" w:hAnsi="Wingdings" w:hint="default"/>
+        <w:sz w:val="20"/>
+      </w:rPr>
+    </w:lvl>
+    <w:lvl w:ilvl="7" w:tentative="1">
+      <w:start w:val="1"/>
+      <w:numFmt w:val="bullet"/>
+      <w:lvlText w:val=""/>
+      <w:lvlJc w:val="left"/>
+      <w:pPr>
+        <w:tabs>
+          <w:tab w:val="num" w:pos="5760"/>
+        </w:tabs>
+        <w:ind w:left="5760" w:hanging="360"/>
+      </w:pPr>
+      <w:rPr>
+        <w:rFonts w:ascii="Wingdings" w:hAnsi="Wingdings" w:hint="default"/>
+        <w:sz w:val="20"/>
+      </w:rPr>
+    </w:lvl>
+    <w:lvl w:ilvl="8" w:tentative="1">
+      <w:start w:val="1"/>
+      <w:numFmt w:val="bullet"/>
+      <w:lvlText w:val=""/>
+      <w:lvlJc w:val="left"/>
+      <w:pPr>
+        <w:tabs>
+          <w:tab w:val="num" w:pos="6480"/>
+        </w:tabs>
+        <w:ind w:left="6480" w:hanging="360"/>
+      </w:pPr>
+      <w:rPr>
+        <w:rFonts w:ascii="Wingdings" w:hAnsi="Wingdings" w:hint="default"/>
+        <w:sz w:val="20"/>
+      </w:rPr>
+    </w:lvl>
+  </w:abstractNum>
+  <w:abstractNum w:abstractNumId="6" w15:restartNumberingAfterBreak="0">
+    <w:nsid w:val="06EF1FC5"/>
+    <w:multiLevelType w:val="multilevel"/>
+    <w:tmpl w:val="03902C80"/>
+    <w:lvl w:ilvl="0">
+      <w:start w:val="1"/>
+      <w:numFmt w:val="bullet"/>
+      <w:lvlText w:val=""/>
+      <w:lvlJc w:val="left"/>
+      <w:pPr>
+        <w:tabs>
+          <w:tab w:val="num" w:pos="720"/>
+        </w:tabs>
+        <w:ind w:left="720" w:hanging="360"/>
+      </w:pPr>
+      <w:rPr>
+        <w:rFonts w:ascii="Symbol" w:hAnsi="Symbol" w:hint="default"/>
+        <w:sz w:val="20"/>
+      </w:rPr>
+    </w:lvl>
+    <w:lvl w:ilvl="1" w:tentative="1">
+      <w:start w:val="1"/>
+      <w:numFmt w:val="bullet"/>
+      <w:lvlText w:val="o"/>
+      <w:lvlJc w:val="left"/>
+      <w:pPr>
+        <w:tabs>
+          <w:tab w:val="num" w:pos="1440"/>
+        </w:tabs>
+        <w:ind w:left="1440" w:hanging="360"/>
+      </w:pPr>
+      <w:rPr>
+        <w:rFonts w:ascii="Courier New" w:hAnsi="Courier New" w:hint="default"/>
+        <w:sz w:val="20"/>
+      </w:rPr>
+    </w:lvl>
+    <w:lvl w:ilvl="2" w:tentative="1">
+      <w:start w:val="1"/>
+      <w:numFmt w:val="bullet"/>
+      <w:lvlText w:val=""/>
+      <w:lvlJc w:val="left"/>
+      <w:pPr>
+        <w:tabs>
+          <w:tab w:val="num" w:pos="2160"/>
+        </w:tabs>
+        <w:ind w:left="2160" w:hanging="360"/>
+      </w:pPr>
+      <w:rPr>
+        <w:rFonts w:ascii="Wingdings" w:hAnsi="Wingdings" w:hint="default"/>
+        <w:sz w:val="20"/>
+      </w:rPr>
+    </w:lvl>
+    <w:lvl w:ilvl="3" w:tentative="1">
+      <w:start w:val="1"/>
+      <w:numFmt w:val="bullet"/>
+      <w:lvlText w:val=""/>
+      <w:lvlJc w:val="left"/>
+      <w:pPr>
+        <w:tabs>
+          <w:tab w:val="num" w:pos="2880"/>
+        </w:tabs>
+        <w:ind w:left="2880" w:hanging="360"/>
+      </w:pPr>
+      <w:rPr>
+        <w:rFonts w:ascii="Wingdings" w:hAnsi="Wingdings" w:hint="default"/>
+        <w:sz w:val="20"/>
+      </w:rPr>
+    </w:lvl>
+    <w:lvl w:ilvl="4" w:tentative="1">
+      <w:start w:val="1"/>
+      <w:numFmt w:val="bullet"/>
+      <w:lvlText w:val=""/>
+      <w:lvlJc w:val="left"/>
+      <w:pPr>
+        <w:tabs>
+          <w:tab w:val="num" w:pos="3600"/>
+        </w:tabs>
+        <w:ind w:left="3600" w:hanging="360"/>
+      </w:pPr>
+      <w:rPr>
+        <w:rFonts w:ascii="Wingdings" w:hAnsi="Wingdings" w:hint="default"/>
+        <w:sz w:val="20"/>
+      </w:rPr>
+    </w:lvl>
+    <w:lvl w:ilvl="5" w:tentative="1">
+      <w:start w:val="1"/>
+      <w:numFmt w:val="bullet"/>
+      <w:lvlText w:val=""/>
+      <w:lvlJc w:val="left"/>
+      <w:pPr>
+        <w:tabs>
+          <w:tab w:val="num" w:pos="4320"/>
+        </w:tabs>
+        <w:ind w:left="4320" w:hanging="360"/>
+      </w:pPr>
+      <w:rPr>
+        <w:rFonts w:ascii="Wingdings" w:hAnsi="Wingdings" w:hint="default"/>
+        <w:sz w:val="20"/>
+      </w:rPr>
+    </w:lvl>
+    <w:lvl w:ilvl="6" w:tentative="1">
+      <w:start w:val="1"/>
+      <w:numFmt w:val="bullet"/>
+      <w:lvlText w:val=""/>
+      <w:lvlJc w:val="left"/>
+      <w:pPr>
+        <w:tabs>
+          <w:tab w:val="num" w:pos="5040"/>
+        </w:tabs>
+        <w:ind w:left="5040" w:hanging="360"/>
+      </w:pPr>
+      <w:rPr>
+        <w:rFonts w:ascii="Wingdings" w:hAnsi="Wingdings" w:hint="default"/>
+        <w:sz w:val="20"/>
+      </w:rPr>
+    </w:lvl>
+    <w:lvl w:ilvl="7" w:tentative="1">
+      <w:start w:val="1"/>
+      <w:numFmt w:val="bullet"/>
+      <w:lvlText w:val=""/>
+      <w:lvlJc w:val="left"/>
+      <w:pPr>
+        <w:tabs>
+          <w:tab w:val="num" w:pos="5760"/>
+        </w:tabs>
+        <w:ind w:left="5760" w:hanging="360"/>
+      </w:pPr>
+      <w:rPr>
+        <w:rFonts w:ascii="Wingdings" w:hAnsi="Wingdings" w:hint="default"/>
+        <w:sz w:val="20"/>
+      </w:rPr>
+    </w:lvl>
+    <w:lvl w:ilvl="8" w:tentative="1">
+      <w:start w:val="1"/>
+      <w:numFmt w:val="bullet"/>
+      <w:lvlText w:val=""/>
+      <w:lvlJc w:val="left"/>
+      <w:pPr>
+        <w:tabs>
+          <w:tab w:val="num" w:pos="6480"/>
+        </w:tabs>
+        <w:ind w:left="6480" w:hanging="360"/>
+      </w:pPr>
+      <w:rPr>
+        <w:rFonts w:ascii="Wingdings" w:hAnsi="Wingdings" w:hint="default"/>
+        <w:sz w:val="20"/>
+      </w:rPr>
+    </w:lvl>
+  </w:abstractNum>
+  <w:abstractNum w:abstractNumId="7" w15:restartNumberingAfterBreak="0">
+    <w:nsid w:val="07364D3E"/>
+    <w:multiLevelType w:val="multilevel"/>
+    <w:tmpl w:val="23027F1C"/>
+    <w:lvl w:ilvl="0">
+      <w:start w:val="1"/>
+      <w:numFmt w:val="bullet"/>
+      <w:lvlText w:val=""/>
+      <w:lvlJc w:val="left"/>
+      <w:pPr>
+        <w:tabs>
+          <w:tab w:val="num" w:pos="720"/>
+        </w:tabs>
+        <w:ind w:left="720" w:hanging="360"/>
+      </w:pPr>
+      <w:rPr>
+        <w:rFonts w:ascii="Symbol" w:hAnsi="Symbol" w:hint="default"/>
+        <w:sz w:val="20"/>
+      </w:rPr>
+    </w:lvl>
+    <w:lvl w:ilvl="1" w:tentative="1">
+      <w:start w:val="1"/>
+      <w:numFmt w:val="bullet"/>
+      <w:lvlText w:val="o"/>
+      <w:lvlJc w:val="left"/>
+      <w:pPr>
+        <w:tabs>
+          <w:tab w:val="num" w:pos="1440"/>
+        </w:tabs>
+        <w:ind w:left="1440" w:hanging="360"/>
+      </w:pPr>
+      <w:rPr>
+        <w:rFonts w:ascii="Courier New" w:hAnsi="Courier New" w:hint="default"/>
+        <w:sz w:val="20"/>
+      </w:rPr>
+    </w:lvl>
+    <w:lvl w:ilvl="2" w:tentative="1">
+      <w:start w:val="1"/>
+      <w:numFmt w:val="bullet"/>
+      <w:lvlText w:val=""/>
+      <w:lvlJc w:val="left"/>
+      <w:pPr>
+        <w:tabs>
+          <w:tab w:val="num" w:pos="2160"/>
+        </w:tabs>
+        <w:ind w:left="2160" w:hanging="360"/>
+      </w:pPr>
+      <w:rPr>
+        <w:rFonts w:ascii="Wingdings" w:hAnsi="Wingdings" w:hint="default"/>
+        <w:sz w:val="20"/>
+      </w:rPr>
+    </w:lvl>
+    <w:lvl w:ilvl="3" w:tentative="1">
+      <w:start w:val="1"/>
+      <w:numFmt w:val="bullet"/>
+      <w:lvlText w:val=""/>
+      <w:lvlJc w:val="left"/>
+      <w:pPr>
+        <w:tabs>
+          <w:tab w:val="num" w:pos="2880"/>
+        </w:tabs>
+        <w:ind w:left="2880" w:hanging="360"/>
+      </w:pPr>
+      <w:rPr>
+        <w:rFonts w:ascii="Wingdings" w:hAnsi="Wingdings" w:hint="default"/>
+        <w:sz w:val="20"/>
+      </w:rPr>
+    </w:lvl>
+    <w:lvl w:ilvl="4" w:tentative="1">
+      <w:start w:val="1"/>
+      <w:numFmt w:val="bullet"/>
+      <w:lvlText w:val=""/>
+      <w:lvlJc w:val="left"/>
+      <w:pPr>
+        <w:tabs>
+          <w:tab w:val="num" w:pos="3600"/>
+        </w:tabs>
+        <w:ind w:left="3600" w:hanging="360"/>
+      </w:pPr>
+      <w:rPr>
+        <w:rFonts w:ascii="Wingdings" w:hAnsi="Wingdings" w:hint="default"/>
+        <w:sz w:val="20"/>
+      </w:rPr>
+    </w:lvl>
+    <w:lvl w:ilvl="5" w:tentative="1">
+      <w:start w:val="1"/>
+      <w:numFmt w:val="bullet"/>
+      <w:lvlText w:val=""/>
+      <w:lvlJc w:val="left"/>
+      <w:pPr>
+        <w:tabs>
+          <w:tab w:val="num" w:pos="4320"/>
+        </w:tabs>
+        <w:ind w:left="4320" w:hanging="360"/>
+      </w:pPr>
+      <w:rPr>
+        <w:rFonts w:ascii="Wingdings" w:hAnsi="Wingdings" w:hint="default"/>
+        <w:sz w:val="20"/>
+      </w:rPr>
+    </w:lvl>
+    <w:lvl w:ilvl="6" w:tentative="1">
+      <w:start w:val="1"/>
+      <w:numFmt w:val="bullet"/>
+      <w:lvlText w:val=""/>
+      <w:lvlJc w:val="left"/>
+      <w:pPr>
+        <w:tabs>
+          <w:tab w:val="num" w:pos="5040"/>
+        </w:tabs>
+        <w:ind w:left="5040" w:hanging="360"/>
+      </w:pPr>
+      <w:rPr>
+        <w:rFonts w:ascii="Wingdings" w:hAnsi="Wingdings" w:hint="default"/>
+        <w:sz w:val="20"/>
+      </w:rPr>
+    </w:lvl>
+    <w:lvl w:ilvl="7" w:tentative="1">
+      <w:start w:val="1"/>
+      <w:numFmt w:val="bullet"/>
+      <w:lvlText w:val=""/>
+      <w:lvlJc w:val="left"/>
+      <w:pPr>
+        <w:tabs>
+          <w:tab w:val="num" w:pos="5760"/>
+        </w:tabs>
+        <w:ind w:left="5760" w:hanging="360"/>
+      </w:pPr>
+      <w:rPr>
+        <w:rFonts w:ascii="Wingdings" w:hAnsi="Wingdings" w:hint="default"/>
+        <w:sz w:val="20"/>
+      </w:rPr>
+    </w:lvl>
+    <w:lvl w:ilvl="8" w:tentative="1">
+      <w:start w:val="1"/>
+      <w:numFmt w:val="bullet"/>
+      <w:lvlText w:val=""/>
+      <w:lvlJc w:val="left"/>
+      <w:pPr>
+        <w:tabs>
+          <w:tab w:val="num" w:pos="6480"/>
+        </w:tabs>
+        <w:ind w:left="6480" w:hanging="360"/>
+      </w:pPr>
+      <w:rPr>
+        <w:rFonts w:ascii="Wingdings" w:hAnsi="Wingdings" w:hint="default"/>
+        <w:sz w:val="20"/>
+      </w:rPr>
+    </w:lvl>
+  </w:abstractNum>
+  <w:abstractNum w:abstractNumId="8" w15:restartNumberingAfterBreak="0">
+    <w:nsid w:val="0EE05353"/>
+    <w:multiLevelType w:val="multilevel"/>
+    <w:tmpl w:val="DE0E792C"/>
+    <w:lvl w:ilvl="0">
+      <w:start w:val="1"/>
+      <w:numFmt w:val="bullet"/>
+      <w:lvlText w:val=""/>
+      <w:lvlJc w:val="left"/>
+      <w:pPr>
+        <w:tabs>
+          <w:tab w:val="num" w:pos="720"/>
+        </w:tabs>
+        <w:ind w:left="720" w:hanging="360"/>
+      </w:pPr>
+      <w:rPr>
+        <w:rFonts w:ascii="Symbol" w:hAnsi="Symbol" w:hint="default"/>
+        <w:sz w:val="20"/>
+      </w:rPr>
+    </w:lvl>
+    <w:lvl w:ilvl="1" w:tentative="1">
+      <w:start w:val="1"/>
+      <w:numFmt w:val="bullet"/>
+      <w:lvlText w:val="o"/>
+      <w:lvlJc w:val="left"/>
+      <w:pPr>
+        <w:tabs>
+          <w:tab w:val="num" w:pos="1440"/>
+        </w:tabs>
+        <w:ind w:left="1440" w:hanging="360"/>
+      </w:pPr>
+      <w:rPr>
+        <w:rFonts w:ascii="Courier New" w:hAnsi="Courier New" w:hint="default"/>
+        <w:sz w:val="20"/>
+      </w:rPr>
+    </w:lvl>
+    <w:lvl w:ilvl="2" w:tentative="1">
+      <w:start w:val="1"/>
+      <w:numFmt w:val="bullet"/>
+      <w:lvlText w:val=""/>
+      <w:lvlJc w:val="left"/>
+      <w:pPr>
+        <w:tabs>
+          <w:tab w:val="num" w:pos="2160"/>
+        </w:tabs>
+        <w:ind w:left="2160" w:hanging="360"/>
+      </w:pPr>
+      <w:rPr>
+        <w:rFonts w:ascii="Wingdings" w:hAnsi="Wingdings" w:hint="default"/>
+        <w:sz w:val="20"/>
+      </w:rPr>
+    </w:lvl>
+    <w:lvl w:ilvl="3" w:tentative="1">
+      <w:start w:val="1"/>
+      <w:numFmt w:val="bullet"/>
+      <w:lvlText w:val=""/>
+      <w:lvlJc w:val="left"/>
+      <w:pPr>
+        <w:tabs>
+          <w:tab w:val="num" w:pos="2880"/>
+        </w:tabs>
+        <w:ind w:left="2880" w:hanging="360"/>
+      </w:pPr>
+      <w:rPr>
+        <w:rFonts w:ascii="Wingdings" w:hAnsi="Wingdings" w:hint="default"/>
+        <w:sz w:val="20"/>
+      </w:rPr>
+    </w:lvl>
+    <w:lvl w:ilvl="4" w:tentative="1">
+      <w:start w:val="1"/>
+      <w:numFmt w:val="bullet"/>
+      <w:lvlText w:val=""/>
+      <w:lvlJc w:val="left"/>
+      <w:pPr>
+        <w:tabs>
+          <w:tab w:val="num" w:pos="3600"/>
+        </w:tabs>
+        <w:ind w:left="3600" w:hanging="360"/>
+      </w:pPr>
+      <w:rPr>
+        <w:rFonts w:ascii="Wingdings" w:hAnsi="Wingdings" w:hint="default"/>
+        <w:sz w:val="20"/>
+      </w:rPr>
+    </w:lvl>
+    <w:lvl w:ilvl="5" w:tentative="1">
+      <w:start w:val="1"/>
+      <w:numFmt w:val="bullet"/>
+      <w:lvlText w:val=""/>
+      <w:lvlJc w:val="left"/>
+      <w:pPr>
+        <w:tabs>
+          <w:tab w:val="num" w:pos="4320"/>
+        </w:tabs>
+        <w:ind w:left="4320" w:hanging="360"/>
+      </w:pPr>
+      <w:rPr>
+        <w:rFonts w:ascii="Wingdings" w:hAnsi="Wingdings" w:hint="default"/>
+        <w:sz w:val="20"/>
+      </w:rPr>
+    </w:lvl>
+    <w:lvl w:ilvl="6" w:tentative="1">
+      <w:start w:val="1"/>
+      <w:numFmt w:val="bullet"/>
+      <w:lvlText w:val=""/>
+      <w:lvlJc w:val="left"/>
+      <w:pPr>
+        <w:tabs>
+          <w:tab w:val="num" w:pos="5040"/>
+        </w:tabs>
+        <w:ind w:left="5040" w:hanging="360"/>
+      </w:pPr>
+      <w:rPr>
+        <w:rFonts w:ascii="Wingdings" w:hAnsi="Wingdings" w:hint="default"/>
+        <w:sz w:val="20"/>
+      </w:rPr>
+    </w:lvl>
+    <w:lvl w:ilvl="7" w:tentative="1">
+      <w:start w:val="1"/>
+      <w:numFmt w:val="bullet"/>
+      <w:lvlText w:val=""/>
+      <w:lvlJc w:val="left"/>
+      <w:pPr>
+        <w:tabs>
+          <w:tab w:val="num" w:pos="5760"/>
+        </w:tabs>
+        <w:ind w:left="5760" w:hanging="360"/>
+      </w:pPr>
+      <w:rPr>
+        <w:rFonts w:ascii="Wingdings" w:hAnsi="Wingdings" w:hint="default"/>
+        <w:sz w:val="20"/>
+      </w:rPr>
+    </w:lvl>
+    <w:lvl w:ilvl="8" w:tentative="1">
+      <w:start w:val="1"/>
+      <w:numFmt w:val="bullet"/>
+      <w:lvlText w:val=""/>
+      <w:lvlJc w:val="left"/>
+      <w:pPr>
+        <w:tabs>
+          <w:tab w:val="num" w:pos="6480"/>
+        </w:tabs>
+        <w:ind w:left="6480" w:hanging="360"/>
+      </w:pPr>
+      <w:rPr>
+        <w:rFonts w:ascii="Wingdings" w:hAnsi="Wingdings" w:hint="default"/>
+        <w:sz w:val="20"/>
+      </w:rPr>
+    </w:lvl>
+  </w:abstractNum>
+  <w:abstractNum w:abstractNumId="9" w15:restartNumberingAfterBreak="0">
+    <w:nsid w:val="0FFC6B4A"/>
+    <w:multiLevelType w:val="multilevel"/>
+    <w:tmpl w:val="6696E0C8"/>
+    <w:lvl w:ilvl="0">
+      <w:start w:val="1"/>
+      <w:numFmt w:val="bullet"/>
+      <w:lvlText w:val=""/>
+      <w:lvlJc w:val="left"/>
+      <w:pPr>
+        <w:tabs>
+          <w:tab w:val="num" w:pos="720"/>
+        </w:tabs>
+        <w:ind w:left="720" w:hanging="360"/>
+      </w:pPr>
+      <w:rPr>
+        <w:rFonts w:ascii="Symbol" w:hAnsi="Symbol" w:hint="default"/>
+        <w:sz w:val="20"/>
+      </w:rPr>
+    </w:lvl>
+    <w:lvl w:ilvl="1" w:tentative="1">
+      <w:start w:val="1"/>
+      <w:numFmt w:val="bullet"/>
+      <w:lvlText w:val="o"/>
+      <w:lvlJc w:val="left"/>
+      <w:pPr>
+        <w:tabs>
+          <w:tab w:val="num" w:pos="1440"/>
+        </w:tabs>
+        <w:ind w:left="1440" w:hanging="360"/>
+      </w:pPr>
+      <w:rPr>
+        <w:rFonts w:ascii="Courier New" w:hAnsi="Courier New" w:hint="default"/>
+        <w:sz w:val="20"/>
+      </w:rPr>
+    </w:lvl>
+    <w:lvl w:ilvl="2" w:tentative="1">
+      <w:start w:val="1"/>
+      <w:numFmt w:val="bullet"/>
+      <w:lvlText w:val=""/>
+      <w:lvlJc w:val="left"/>
+      <w:pPr>
+        <w:tabs>
+          <w:tab w:val="num" w:pos="2160"/>
+        </w:tabs>
+        <w:ind w:left="2160" w:hanging="360"/>
+      </w:pPr>
+      <w:rPr>
+        <w:rFonts w:ascii="Wingdings" w:hAnsi="Wingdings" w:hint="default"/>
+        <w:sz w:val="20"/>
+      </w:rPr>
+    </w:lvl>
+    <w:lvl w:ilvl="3" w:tentative="1">
+      <w:start w:val="1"/>
+      <w:numFmt w:val="bullet"/>
+      <w:lvlText w:val=""/>
+      <w:lvlJc w:val="left"/>
+      <w:pPr>
+        <w:tabs>
+          <w:tab w:val="num" w:pos="2880"/>
+        </w:tabs>
+        <w:ind w:left="2880" w:hanging="360"/>
+      </w:pPr>
+      <w:rPr>
+        <w:rFonts w:ascii="Wingdings" w:hAnsi="Wingdings" w:hint="default"/>
+        <w:sz w:val="20"/>
+      </w:rPr>
+    </w:lvl>
+    <w:lvl w:ilvl="4" w:tentative="1">
+      <w:start w:val="1"/>
+      <w:numFmt w:val="bullet"/>
+      <w:lvlText w:val=""/>
+      <w:lvlJc w:val="left"/>
+      <w:pPr>
+        <w:tabs>
+          <w:tab w:val="num" w:pos="3600"/>
+        </w:tabs>
+        <w:ind w:left="3600" w:hanging="360"/>
+      </w:pPr>
+      <w:rPr>
+        <w:rFonts w:ascii="Wingdings" w:hAnsi="Wingdings" w:hint="default"/>
+        <w:sz w:val="20"/>
+      </w:rPr>
+    </w:lvl>
+    <w:lvl w:ilvl="5" w:tentative="1">
+      <w:start w:val="1"/>
+      <w:numFmt w:val="bullet"/>
+      <w:lvlText w:val=""/>
+      <w:lvlJc w:val="left"/>
+      <w:pPr>
+        <w:tabs>
+          <w:tab w:val="num" w:pos="4320"/>
+        </w:tabs>
+        <w:ind w:left="4320" w:hanging="360"/>
+      </w:pPr>
+      <w:rPr>
+        <w:rFonts w:ascii="Wingdings" w:hAnsi="Wingdings" w:hint="default"/>
+        <w:sz w:val="20"/>
+      </w:rPr>
+    </w:lvl>
+    <w:lvl w:ilvl="6" w:tentative="1">
+      <w:start w:val="1"/>
+      <w:numFmt w:val="bullet"/>
+      <w:lvlText w:val=""/>
+      <w:lvlJc w:val="left"/>
+      <w:pPr>
+        <w:tabs>
+          <w:tab w:val="num" w:pos="5040"/>
+        </w:tabs>
+        <w:ind w:left="5040" w:hanging="360"/>
+      </w:pPr>
+      <w:rPr>
+        <w:rFonts w:ascii="Wingdings" w:hAnsi="Wingdings" w:hint="default"/>
+        <w:sz w:val="20"/>
+      </w:rPr>
+    </w:lvl>
+    <w:lvl w:ilvl="7" w:tentative="1">
+      <w:start w:val="1"/>
+      <w:numFmt w:val="bullet"/>
+      <w:lvlText w:val=""/>
+      <w:lvlJc w:val="left"/>
+      <w:pPr>
+        <w:tabs>
+          <w:tab w:val="num" w:pos="5760"/>
+        </w:tabs>
+        <w:ind w:left="5760" w:hanging="360"/>
+      </w:pPr>
+      <w:rPr>
+        <w:rFonts w:ascii="Wingdings" w:hAnsi="Wingdings" w:hint="default"/>
+        <w:sz w:val="20"/>
+      </w:rPr>
+    </w:lvl>
+    <w:lvl w:ilvl="8" w:tentative="1">
+      <w:start w:val="1"/>
+      <w:numFmt w:val="bullet"/>
+      <w:lvlText w:val=""/>
+      <w:lvlJc w:val="left"/>
+      <w:pPr>
+        <w:tabs>
+          <w:tab w:val="num" w:pos="6480"/>
+        </w:tabs>
+        <w:ind w:left="6480" w:hanging="360"/>
+      </w:pPr>
+      <w:rPr>
+        <w:rFonts w:ascii="Wingdings" w:hAnsi="Wingdings" w:hint="default"/>
+        <w:sz w:val="20"/>
+      </w:rPr>
+    </w:lvl>
+  </w:abstractNum>
+  <w:abstractNum w:abstractNumId="10" w15:restartNumberingAfterBreak="0">
+    <w:nsid w:val="133E65F9"/>
+    <w:multiLevelType w:val="multilevel"/>
+    <w:tmpl w:val="A3021480"/>
+    <w:lvl w:ilvl="0">
+      <w:start w:val="1"/>
+      <w:numFmt w:val="bullet"/>
+      <w:lvlText w:val=""/>
+      <w:lvlJc w:val="left"/>
+      <w:pPr>
+        <w:tabs>
+          <w:tab w:val="num" w:pos="720"/>
+        </w:tabs>
+        <w:ind w:left="720" w:hanging="360"/>
+      </w:pPr>
+      <w:rPr>
+        <w:rFonts w:ascii="Symbol" w:hAnsi="Symbol" w:hint="default"/>
+        <w:sz w:val="20"/>
+      </w:rPr>
+    </w:lvl>
+    <w:lvl w:ilvl="1" w:tentative="1">
+      <w:start w:val="1"/>
+      <w:numFmt w:val="bullet"/>
+      <w:lvlText w:val="o"/>
+      <w:lvlJc w:val="left"/>
+      <w:pPr>
+        <w:tabs>
+          <w:tab w:val="num" w:pos="1440"/>
+        </w:tabs>
+        <w:ind w:left="1440" w:hanging="360"/>
+      </w:pPr>
+      <w:rPr>
+        <w:rFonts w:ascii="Courier New" w:hAnsi="Courier New" w:hint="default"/>
+        <w:sz w:val="20"/>
+      </w:rPr>
+    </w:lvl>
+    <w:lvl w:ilvl="2" w:tentative="1">
+      <w:start w:val="1"/>
+      <w:numFmt w:val="bullet"/>
+      <w:lvlText w:val=""/>
+      <w:lvlJc w:val="left"/>
+      <w:pPr>
+        <w:tabs>
+          <w:tab w:val="num" w:pos="2160"/>
+        </w:tabs>
+        <w:ind w:left="2160" w:hanging="360"/>
+      </w:pPr>
+      <w:rPr>
+        <w:rFonts w:ascii="Wingdings" w:hAnsi="Wingdings" w:hint="default"/>
+        <w:sz w:val="20"/>
+      </w:rPr>
+    </w:lvl>
+    <w:lvl w:ilvl="3" w:tentative="1">
+      <w:start w:val="1"/>
+      <w:numFmt w:val="bullet"/>
+      <w:lvlText w:val=""/>
+      <w:lvlJc w:val="left"/>
+      <w:pPr>
+        <w:tabs>
+          <w:tab w:val="num" w:pos="2880"/>
+        </w:tabs>
+        <w:ind w:left="2880" w:hanging="360"/>
+      </w:pPr>
+      <w:rPr>
+        <w:rFonts w:ascii="Wingdings" w:hAnsi="Wingdings" w:hint="default"/>
+        <w:sz w:val="20"/>
+      </w:rPr>
+    </w:lvl>
+    <w:lvl w:ilvl="4" w:tentative="1">
+      <w:start w:val="1"/>
+      <w:numFmt w:val="bullet"/>
+      <w:lvlText w:val=""/>
+      <w:lvlJc w:val="left"/>
+      <w:pPr>
+        <w:tabs>
+          <w:tab w:val="num" w:pos="3600"/>
+        </w:tabs>
+        <w:ind w:left="3600" w:hanging="360"/>
+      </w:pPr>
+      <w:rPr>
+        <w:rFonts w:ascii="Wingdings" w:hAnsi="Wingdings" w:hint="default"/>
+        <w:sz w:val="20"/>
+      </w:rPr>
+    </w:lvl>
+    <w:lvl w:ilvl="5" w:tentative="1">
+      <w:start w:val="1"/>
+      <w:numFmt w:val="bullet"/>
+      <w:lvlText w:val=""/>
+      <w:lvlJc w:val="left"/>
+      <w:pPr>
+        <w:tabs>
+          <w:tab w:val="num" w:pos="4320"/>
+        </w:tabs>
+        <w:ind w:left="4320" w:hanging="360"/>
+      </w:pPr>
+      <w:rPr>
+        <w:rFonts w:ascii="Wingdings" w:hAnsi="Wingdings" w:hint="default"/>
+        <w:sz w:val="20"/>
+      </w:rPr>
+    </w:lvl>
+    <w:lvl w:ilvl="6" w:tentative="1">
+      <w:start w:val="1"/>
+      <w:numFmt w:val="bullet"/>
+      <w:lvlText w:val=""/>
+      <w:lvlJc w:val="left"/>
+      <w:pPr>
+        <w:tabs>
+          <w:tab w:val="num" w:pos="5040"/>
+        </w:tabs>
+        <w:ind w:left="5040" w:hanging="360"/>
+      </w:pPr>
+      <w:rPr>
+        <w:rFonts w:ascii="Wingdings" w:hAnsi="Wingdings" w:hint="default"/>
+        <w:sz w:val="20"/>
+      </w:rPr>
+    </w:lvl>
+    <w:lvl w:ilvl="7" w:tentative="1">
+      <w:start w:val="1"/>
+      <w:numFmt w:val="bullet"/>
+      <w:lvlText w:val=""/>
+      <w:lvlJc w:val="left"/>
+      <w:pPr>
+        <w:tabs>
+          <w:tab w:val="num" w:pos="5760"/>
+        </w:tabs>
+        <w:ind w:left="5760" w:hanging="360"/>
+      </w:pPr>
+      <w:rPr>
+        <w:rFonts w:ascii="Wingdings" w:hAnsi="Wingdings" w:hint="default"/>
+        <w:sz w:val="20"/>
+      </w:rPr>
+    </w:lvl>
+    <w:lvl w:ilvl="8" w:tentative="1">
+      <w:start w:val="1"/>
+      <w:numFmt w:val="bullet"/>
+      <w:lvlText w:val=""/>
+      <w:lvlJc w:val="left"/>
+      <w:pPr>
+        <w:tabs>
+          <w:tab w:val="num" w:pos="6480"/>
+        </w:tabs>
+        <w:ind w:left="6480" w:hanging="360"/>
+      </w:pPr>
+      <w:rPr>
+        <w:rFonts w:ascii="Wingdings" w:hAnsi="Wingdings" w:hint="default"/>
+        <w:sz w:val="20"/>
+      </w:rPr>
+    </w:lvl>
+  </w:abstractNum>
+  <w:abstractNum w:abstractNumId="11" w15:restartNumberingAfterBreak="0">
     <w:nsid w:val="134A3A55"/>
     <w:multiLevelType w:val="singleLevel"/>
     <w:tmpl w:val="0C0A0001"/>
@@ -4717,7 +6353,156 @@
       </w:rPr>
     </w:lvl>
   </w:abstractNum>
-  <w:abstractNum w:abstractNumId="6" w15:restartNumberingAfterBreak="0">
+  <w:abstractNum w:abstractNumId="12" w15:restartNumberingAfterBreak="0">
+    <w:nsid w:val="17BF2218"/>
+    <w:multiLevelType w:val="multilevel"/>
+    <w:tmpl w:val="6CE29EAE"/>
+    <w:lvl w:ilvl="0">
+      <w:start w:val="1"/>
+      <w:numFmt w:val="bullet"/>
+      <w:lvlText w:val=""/>
+      <w:lvlJc w:val="left"/>
+      <w:pPr>
+        <w:tabs>
+          <w:tab w:val="num" w:pos="720"/>
+        </w:tabs>
+        <w:ind w:left="720" w:hanging="360"/>
+      </w:pPr>
+      <w:rPr>
+        <w:rFonts w:ascii="Symbol" w:hAnsi="Symbol" w:hint="default"/>
+        <w:sz w:val="20"/>
+      </w:rPr>
+    </w:lvl>
+    <w:lvl w:ilvl="1" w:tentative="1">
+      <w:start w:val="1"/>
+      <w:numFmt w:val="bullet"/>
+      <w:lvlText w:val="o"/>
+      <w:lvlJc w:val="left"/>
+      <w:pPr>
+        <w:tabs>
+          <w:tab w:val="num" w:pos="1440"/>
+        </w:tabs>
+        <w:ind w:left="1440" w:hanging="360"/>
+      </w:pPr>
+      <w:rPr>
+        <w:rFonts w:ascii="Courier New" w:hAnsi="Courier New" w:hint="default"/>
+        <w:sz w:val="20"/>
+      </w:rPr>
+    </w:lvl>
+    <w:lvl w:ilvl="2" w:tentative="1">
+      <w:start w:val="1"/>
+      <w:numFmt w:val="bullet"/>
+      <w:lvlText w:val=""/>
+      <w:lvlJc w:val="left"/>
+      <w:pPr>
+        <w:tabs>
+          <w:tab w:val="num" w:pos="2160"/>
+        </w:tabs>
+        <w:ind w:left="2160" w:hanging="360"/>
+      </w:pPr>
+      <w:rPr>
+        <w:rFonts w:ascii="Wingdings" w:hAnsi="Wingdings" w:hint="default"/>
+        <w:sz w:val="20"/>
+      </w:rPr>
+    </w:lvl>
+    <w:lvl w:ilvl="3" w:tentative="1">
+      <w:start w:val="1"/>
+      <w:numFmt w:val="bullet"/>
+      <w:lvlText w:val=""/>
+      <w:lvlJc w:val="left"/>
+      <w:pPr>
+        <w:tabs>
+          <w:tab w:val="num" w:pos="2880"/>
+        </w:tabs>
+        <w:ind w:left="2880" w:hanging="360"/>
+      </w:pPr>
+      <w:rPr>
+        <w:rFonts w:ascii="Wingdings" w:hAnsi="Wingdings" w:hint="default"/>
+        <w:sz w:val="20"/>
+      </w:rPr>
+    </w:lvl>
+    <w:lvl w:ilvl="4" w:tentative="1">
+      <w:start w:val="1"/>
+      <w:numFmt w:val="bullet"/>
+      <w:lvlText w:val=""/>
+      <w:lvlJc w:val="left"/>
+      <w:pPr>
+        <w:tabs>
+          <w:tab w:val="num" w:pos="3600"/>
+        </w:tabs>
+        <w:ind w:left="3600" w:hanging="360"/>
+      </w:pPr>
+      <w:rPr>
+        <w:rFonts w:ascii="Wingdings" w:hAnsi="Wingdings" w:hint="default"/>
+        <w:sz w:val="20"/>
+      </w:rPr>
+    </w:lvl>
+    <w:lvl w:ilvl="5" w:tentative="1">
+      <w:start w:val="1"/>
+      <w:numFmt w:val="bullet"/>
+      <w:lvlText w:val=""/>
+      <w:lvlJc w:val="left"/>
+      <w:pPr>
+        <w:tabs>
+          <w:tab w:val="num" w:pos="4320"/>
+        </w:tabs>
+        <w:ind w:left="4320" w:hanging="360"/>
+      </w:pPr>
+      <w:rPr>
+        <w:rFonts w:ascii="Wingdings" w:hAnsi="Wingdings" w:hint="default"/>
+        <w:sz w:val="20"/>
+      </w:rPr>
+    </w:lvl>
+    <w:lvl w:ilvl="6" w:tentative="1">
+      <w:start w:val="1"/>
+      <w:numFmt w:val="bullet"/>
+      <w:lvlText w:val=""/>
+      <w:lvlJc w:val="left"/>
+      <w:pPr>
+        <w:tabs>
+          <w:tab w:val="num" w:pos="5040"/>
+        </w:tabs>
+        <w:ind w:left="5040" w:hanging="360"/>
+      </w:pPr>
+      <w:rPr>
+        <w:rFonts w:ascii="Wingdings" w:hAnsi="Wingdings" w:hint="default"/>
+        <w:sz w:val="20"/>
+      </w:rPr>
+    </w:lvl>
+    <w:lvl w:ilvl="7" w:tentative="1">
+      <w:start w:val="1"/>
+      <w:numFmt w:val="bullet"/>
+      <w:lvlText w:val=""/>
+      <w:lvlJc w:val="left"/>
+      <w:pPr>
+        <w:tabs>
+          <w:tab w:val="num" w:pos="5760"/>
+        </w:tabs>
+        <w:ind w:left="5760" w:hanging="360"/>
+      </w:pPr>
+      <w:rPr>
+        <w:rFonts w:ascii="Wingdings" w:hAnsi="Wingdings" w:hint="default"/>
+        <w:sz w:val="20"/>
+      </w:rPr>
+    </w:lvl>
+    <w:lvl w:ilvl="8" w:tentative="1">
+      <w:start w:val="1"/>
+      <w:numFmt w:val="bullet"/>
+      <w:lvlText w:val=""/>
+      <w:lvlJc w:val="left"/>
+      <w:pPr>
+        <w:tabs>
+          <w:tab w:val="num" w:pos="6480"/>
+        </w:tabs>
+        <w:ind w:left="6480" w:hanging="360"/>
+      </w:pPr>
+      <w:rPr>
+        <w:rFonts w:ascii="Wingdings" w:hAnsi="Wingdings" w:hint="default"/>
+        <w:sz w:val="20"/>
+      </w:rPr>
+    </w:lvl>
+  </w:abstractNum>
+  <w:abstractNum w:abstractNumId="13" w15:restartNumberingAfterBreak="0">
     <w:nsid w:val="1BDF01BE"/>
     <w:multiLevelType w:val="hybridMultilevel"/>
     <w:tmpl w:val="147E7292"/>
@@ -4835,7 +6620,7 @@
       </w:pPr>
     </w:lvl>
   </w:abstractNum>
-  <w:abstractNum w:abstractNumId="7" w15:restartNumberingAfterBreak="0">
+  <w:abstractNum w:abstractNumId="14" w15:restartNumberingAfterBreak="0">
     <w:nsid w:val="1DE33B45"/>
     <w:multiLevelType w:val="multilevel"/>
     <w:tmpl w:val="B860F174"/>
@@ -4992,7 +6777,7 @@
       </w:rPr>
     </w:lvl>
   </w:abstractNum>
-  <w:abstractNum w:abstractNumId="8" w15:restartNumberingAfterBreak="0">
+  <w:abstractNum w:abstractNumId="15" w15:restartNumberingAfterBreak="0">
     <w:nsid w:val="237D3816"/>
     <w:multiLevelType w:val="hybridMultilevel"/>
     <w:tmpl w:val="A61C1834"/>
@@ -5132,7 +6917,454 @@
       </w:rPr>
     </w:lvl>
   </w:abstractNum>
-  <w:abstractNum w:abstractNumId="9" w15:restartNumberingAfterBreak="0">
+  <w:abstractNum w:abstractNumId="16" w15:restartNumberingAfterBreak="0">
+    <w:nsid w:val="28C42F9F"/>
+    <w:multiLevelType w:val="multilevel"/>
+    <w:tmpl w:val="5B0C62E6"/>
+    <w:lvl w:ilvl="0">
+      <w:start w:val="1"/>
+      <w:numFmt w:val="bullet"/>
+      <w:lvlText w:val=""/>
+      <w:lvlJc w:val="left"/>
+      <w:pPr>
+        <w:tabs>
+          <w:tab w:val="num" w:pos="720"/>
+        </w:tabs>
+        <w:ind w:left="720" w:hanging="360"/>
+      </w:pPr>
+      <w:rPr>
+        <w:rFonts w:ascii="Symbol" w:hAnsi="Symbol" w:hint="default"/>
+        <w:sz w:val="20"/>
+      </w:rPr>
+    </w:lvl>
+    <w:lvl w:ilvl="1" w:tentative="1">
+      <w:start w:val="1"/>
+      <w:numFmt w:val="bullet"/>
+      <w:lvlText w:val="o"/>
+      <w:lvlJc w:val="left"/>
+      <w:pPr>
+        <w:tabs>
+          <w:tab w:val="num" w:pos="1440"/>
+        </w:tabs>
+        <w:ind w:left="1440" w:hanging="360"/>
+      </w:pPr>
+      <w:rPr>
+        <w:rFonts w:ascii="Courier New" w:hAnsi="Courier New" w:hint="default"/>
+        <w:sz w:val="20"/>
+      </w:rPr>
+    </w:lvl>
+    <w:lvl w:ilvl="2" w:tentative="1">
+      <w:start w:val="1"/>
+      <w:numFmt w:val="bullet"/>
+      <w:lvlText w:val=""/>
+      <w:lvlJc w:val="left"/>
+      <w:pPr>
+        <w:tabs>
+          <w:tab w:val="num" w:pos="2160"/>
+        </w:tabs>
+        <w:ind w:left="2160" w:hanging="360"/>
+      </w:pPr>
+      <w:rPr>
+        <w:rFonts w:ascii="Wingdings" w:hAnsi="Wingdings" w:hint="default"/>
+        <w:sz w:val="20"/>
+      </w:rPr>
+    </w:lvl>
+    <w:lvl w:ilvl="3" w:tentative="1">
+      <w:start w:val="1"/>
+      <w:numFmt w:val="bullet"/>
+      <w:lvlText w:val=""/>
+      <w:lvlJc w:val="left"/>
+      <w:pPr>
+        <w:tabs>
+          <w:tab w:val="num" w:pos="2880"/>
+        </w:tabs>
+        <w:ind w:left="2880" w:hanging="360"/>
+      </w:pPr>
+      <w:rPr>
+        <w:rFonts w:ascii="Wingdings" w:hAnsi="Wingdings" w:hint="default"/>
+        <w:sz w:val="20"/>
+      </w:rPr>
+    </w:lvl>
+    <w:lvl w:ilvl="4" w:tentative="1">
+      <w:start w:val="1"/>
+      <w:numFmt w:val="bullet"/>
+      <w:lvlText w:val=""/>
+      <w:lvlJc w:val="left"/>
+      <w:pPr>
+        <w:tabs>
+          <w:tab w:val="num" w:pos="3600"/>
+        </w:tabs>
+        <w:ind w:left="3600" w:hanging="360"/>
+      </w:pPr>
+      <w:rPr>
+        <w:rFonts w:ascii="Wingdings" w:hAnsi="Wingdings" w:hint="default"/>
+        <w:sz w:val="20"/>
+      </w:rPr>
+    </w:lvl>
+    <w:lvl w:ilvl="5" w:tentative="1">
+      <w:start w:val="1"/>
+      <w:numFmt w:val="bullet"/>
+      <w:lvlText w:val=""/>
+      <w:lvlJc w:val="left"/>
+      <w:pPr>
+        <w:tabs>
+          <w:tab w:val="num" w:pos="4320"/>
+        </w:tabs>
+        <w:ind w:left="4320" w:hanging="360"/>
+      </w:pPr>
+      <w:rPr>
+        <w:rFonts w:ascii="Wingdings" w:hAnsi="Wingdings" w:hint="default"/>
+        <w:sz w:val="20"/>
+      </w:rPr>
+    </w:lvl>
+    <w:lvl w:ilvl="6" w:tentative="1">
+      <w:start w:val="1"/>
+      <w:numFmt w:val="bullet"/>
+      <w:lvlText w:val=""/>
+      <w:lvlJc w:val="left"/>
+      <w:pPr>
+        <w:tabs>
+          <w:tab w:val="num" w:pos="5040"/>
+        </w:tabs>
+        <w:ind w:left="5040" w:hanging="360"/>
+      </w:pPr>
+      <w:rPr>
+        <w:rFonts w:ascii="Wingdings" w:hAnsi="Wingdings" w:hint="default"/>
+        <w:sz w:val="20"/>
+      </w:rPr>
+    </w:lvl>
+    <w:lvl w:ilvl="7" w:tentative="1">
+      <w:start w:val="1"/>
+      <w:numFmt w:val="bullet"/>
+      <w:lvlText w:val=""/>
+      <w:lvlJc w:val="left"/>
+      <w:pPr>
+        <w:tabs>
+          <w:tab w:val="num" w:pos="5760"/>
+        </w:tabs>
+        <w:ind w:left="5760" w:hanging="360"/>
+      </w:pPr>
+      <w:rPr>
+        <w:rFonts w:ascii="Wingdings" w:hAnsi="Wingdings" w:hint="default"/>
+        <w:sz w:val="20"/>
+      </w:rPr>
+    </w:lvl>
+    <w:lvl w:ilvl="8" w:tentative="1">
+      <w:start w:val="1"/>
+      <w:numFmt w:val="bullet"/>
+      <w:lvlText w:val=""/>
+      <w:lvlJc w:val="left"/>
+      <w:pPr>
+        <w:tabs>
+          <w:tab w:val="num" w:pos="6480"/>
+        </w:tabs>
+        <w:ind w:left="6480" w:hanging="360"/>
+      </w:pPr>
+      <w:rPr>
+        <w:rFonts w:ascii="Wingdings" w:hAnsi="Wingdings" w:hint="default"/>
+        <w:sz w:val="20"/>
+      </w:rPr>
+    </w:lvl>
+  </w:abstractNum>
+  <w:abstractNum w:abstractNumId="17" w15:restartNumberingAfterBreak="0">
+    <w:nsid w:val="2C84785D"/>
+    <w:multiLevelType w:val="multilevel"/>
+    <w:tmpl w:val="96608ADE"/>
+    <w:lvl w:ilvl="0">
+      <w:start w:val="1"/>
+      <w:numFmt w:val="bullet"/>
+      <w:lvlText w:val=""/>
+      <w:lvlJc w:val="left"/>
+      <w:pPr>
+        <w:tabs>
+          <w:tab w:val="num" w:pos="720"/>
+        </w:tabs>
+        <w:ind w:left="720" w:hanging="360"/>
+      </w:pPr>
+      <w:rPr>
+        <w:rFonts w:ascii="Symbol" w:hAnsi="Symbol" w:hint="default"/>
+        <w:sz w:val="20"/>
+      </w:rPr>
+    </w:lvl>
+    <w:lvl w:ilvl="1" w:tentative="1">
+      <w:start w:val="1"/>
+      <w:numFmt w:val="bullet"/>
+      <w:lvlText w:val="o"/>
+      <w:lvlJc w:val="left"/>
+      <w:pPr>
+        <w:tabs>
+          <w:tab w:val="num" w:pos="1440"/>
+        </w:tabs>
+        <w:ind w:left="1440" w:hanging="360"/>
+      </w:pPr>
+      <w:rPr>
+        <w:rFonts w:ascii="Courier New" w:hAnsi="Courier New" w:hint="default"/>
+        <w:sz w:val="20"/>
+      </w:rPr>
+    </w:lvl>
+    <w:lvl w:ilvl="2" w:tentative="1">
+      <w:start w:val="1"/>
+      <w:numFmt w:val="bullet"/>
+      <w:lvlText w:val=""/>
+      <w:lvlJc w:val="left"/>
+      <w:pPr>
+        <w:tabs>
+          <w:tab w:val="num" w:pos="2160"/>
+        </w:tabs>
+        <w:ind w:left="2160" w:hanging="360"/>
+      </w:pPr>
+      <w:rPr>
+        <w:rFonts w:ascii="Wingdings" w:hAnsi="Wingdings" w:hint="default"/>
+        <w:sz w:val="20"/>
+      </w:rPr>
+    </w:lvl>
+    <w:lvl w:ilvl="3" w:tentative="1">
+      <w:start w:val="1"/>
+      <w:numFmt w:val="bullet"/>
+      <w:lvlText w:val=""/>
+      <w:lvlJc w:val="left"/>
+      <w:pPr>
+        <w:tabs>
+          <w:tab w:val="num" w:pos="2880"/>
+        </w:tabs>
+        <w:ind w:left="2880" w:hanging="360"/>
+      </w:pPr>
+      <w:rPr>
+        <w:rFonts w:ascii="Wingdings" w:hAnsi="Wingdings" w:hint="default"/>
+        <w:sz w:val="20"/>
+      </w:rPr>
+    </w:lvl>
+    <w:lvl w:ilvl="4" w:tentative="1">
+      <w:start w:val="1"/>
+      <w:numFmt w:val="bullet"/>
+      <w:lvlText w:val=""/>
+      <w:lvlJc w:val="left"/>
+      <w:pPr>
+        <w:tabs>
+          <w:tab w:val="num" w:pos="3600"/>
+        </w:tabs>
+        <w:ind w:left="3600" w:hanging="360"/>
+      </w:pPr>
+      <w:rPr>
+        <w:rFonts w:ascii="Wingdings" w:hAnsi="Wingdings" w:hint="default"/>
+        <w:sz w:val="20"/>
+      </w:rPr>
+    </w:lvl>
+    <w:lvl w:ilvl="5" w:tentative="1">
+      <w:start w:val="1"/>
+      <w:numFmt w:val="bullet"/>
+      <w:lvlText w:val=""/>
+      <w:lvlJc w:val="left"/>
+      <w:pPr>
+        <w:tabs>
+          <w:tab w:val="num" w:pos="4320"/>
+        </w:tabs>
+        <w:ind w:left="4320" w:hanging="360"/>
+      </w:pPr>
+      <w:rPr>
+        <w:rFonts w:ascii="Wingdings" w:hAnsi="Wingdings" w:hint="default"/>
+        <w:sz w:val="20"/>
+      </w:rPr>
+    </w:lvl>
+    <w:lvl w:ilvl="6" w:tentative="1">
+      <w:start w:val="1"/>
+      <w:numFmt w:val="bullet"/>
+      <w:lvlText w:val=""/>
+      <w:lvlJc w:val="left"/>
+      <w:pPr>
+        <w:tabs>
+          <w:tab w:val="num" w:pos="5040"/>
+        </w:tabs>
+        <w:ind w:left="5040" w:hanging="360"/>
+      </w:pPr>
+      <w:rPr>
+        <w:rFonts w:ascii="Wingdings" w:hAnsi="Wingdings" w:hint="default"/>
+        <w:sz w:val="20"/>
+      </w:rPr>
+    </w:lvl>
+    <w:lvl w:ilvl="7" w:tentative="1">
+      <w:start w:val="1"/>
+      <w:numFmt w:val="bullet"/>
+      <w:lvlText w:val=""/>
+      <w:lvlJc w:val="left"/>
+      <w:pPr>
+        <w:tabs>
+          <w:tab w:val="num" w:pos="5760"/>
+        </w:tabs>
+        <w:ind w:left="5760" w:hanging="360"/>
+      </w:pPr>
+      <w:rPr>
+        <w:rFonts w:ascii="Wingdings" w:hAnsi="Wingdings" w:hint="default"/>
+        <w:sz w:val="20"/>
+      </w:rPr>
+    </w:lvl>
+    <w:lvl w:ilvl="8" w:tentative="1">
+      <w:start w:val="1"/>
+      <w:numFmt w:val="bullet"/>
+      <w:lvlText w:val=""/>
+      <w:lvlJc w:val="left"/>
+      <w:pPr>
+        <w:tabs>
+          <w:tab w:val="num" w:pos="6480"/>
+        </w:tabs>
+        <w:ind w:left="6480" w:hanging="360"/>
+      </w:pPr>
+      <w:rPr>
+        <w:rFonts w:ascii="Wingdings" w:hAnsi="Wingdings" w:hint="default"/>
+        <w:sz w:val="20"/>
+      </w:rPr>
+    </w:lvl>
+  </w:abstractNum>
+  <w:abstractNum w:abstractNumId="18" w15:restartNumberingAfterBreak="0">
+    <w:nsid w:val="39093B42"/>
+    <w:multiLevelType w:val="multilevel"/>
+    <w:tmpl w:val="486CD2BA"/>
+    <w:lvl w:ilvl="0">
+      <w:start w:val="1"/>
+      <w:numFmt w:val="bullet"/>
+      <w:lvlText w:val=""/>
+      <w:lvlJc w:val="left"/>
+      <w:pPr>
+        <w:tabs>
+          <w:tab w:val="num" w:pos="720"/>
+        </w:tabs>
+        <w:ind w:left="720" w:hanging="360"/>
+      </w:pPr>
+      <w:rPr>
+        <w:rFonts w:ascii="Symbol" w:hAnsi="Symbol" w:hint="default"/>
+        <w:sz w:val="20"/>
+      </w:rPr>
+    </w:lvl>
+    <w:lvl w:ilvl="1" w:tentative="1">
+      <w:start w:val="1"/>
+      <w:numFmt w:val="bullet"/>
+      <w:lvlText w:val="o"/>
+      <w:lvlJc w:val="left"/>
+      <w:pPr>
+        <w:tabs>
+          <w:tab w:val="num" w:pos="1440"/>
+        </w:tabs>
+        <w:ind w:left="1440" w:hanging="360"/>
+      </w:pPr>
+      <w:rPr>
+        <w:rFonts w:ascii="Courier New" w:hAnsi="Courier New" w:hint="default"/>
+        <w:sz w:val="20"/>
+      </w:rPr>
+    </w:lvl>
+    <w:lvl w:ilvl="2" w:tentative="1">
+      <w:start w:val="1"/>
+      <w:numFmt w:val="bullet"/>
+      <w:lvlText w:val=""/>
+      <w:lvlJc w:val="left"/>
+      <w:pPr>
+        <w:tabs>
+          <w:tab w:val="num" w:pos="2160"/>
+        </w:tabs>
+        <w:ind w:left="2160" w:hanging="360"/>
+      </w:pPr>
+      <w:rPr>
+        <w:rFonts w:ascii="Wingdings" w:hAnsi="Wingdings" w:hint="default"/>
+        <w:sz w:val="20"/>
+      </w:rPr>
+    </w:lvl>
+    <w:lvl w:ilvl="3" w:tentative="1">
+      <w:start w:val="1"/>
+      <w:numFmt w:val="bullet"/>
+      <w:lvlText w:val=""/>
+      <w:lvlJc w:val="left"/>
+      <w:pPr>
+        <w:tabs>
+          <w:tab w:val="num" w:pos="2880"/>
+        </w:tabs>
+        <w:ind w:left="2880" w:hanging="360"/>
+      </w:pPr>
+      <w:rPr>
+        <w:rFonts w:ascii="Wingdings" w:hAnsi="Wingdings" w:hint="default"/>
+        <w:sz w:val="20"/>
+      </w:rPr>
+    </w:lvl>
+    <w:lvl w:ilvl="4" w:tentative="1">
+      <w:start w:val="1"/>
+      <w:numFmt w:val="bullet"/>
+      <w:lvlText w:val=""/>
+      <w:lvlJc w:val="left"/>
+      <w:pPr>
+        <w:tabs>
+          <w:tab w:val="num" w:pos="3600"/>
+        </w:tabs>
+        <w:ind w:left="3600" w:hanging="360"/>
+      </w:pPr>
+      <w:rPr>
+        <w:rFonts w:ascii="Wingdings" w:hAnsi="Wingdings" w:hint="default"/>
+        <w:sz w:val="20"/>
+      </w:rPr>
+    </w:lvl>
+    <w:lvl w:ilvl="5" w:tentative="1">
+      <w:start w:val="1"/>
+      <w:numFmt w:val="bullet"/>
+      <w:lvlText w:val=""/>
+      <w:lvlJc w:val="left"/>
+      <w:pPr>
+        <w:tabs>
+          <w:tab w:val="num" w:pos="4320"/>
+        </w:tabs>
+        <w:ind w:left="4320" w:hanging="360"/>
+      </w:pPr>
+      <w:rPr>
+        <w:rFonts w:ascii="Wingdings" w:hAnsi="Wingdings" w:hint="default"/>
+        <w:sz w:val="20"/>
+      </w:rPr>
+    </w:lvl>
+    <w:lvl w:ilvl="6" w:tentative="1">
+      <w:start w:val="1"/>
+      <w:numFmt w:val="bullet"/>
+      <w:lvlText w:val=""/>
+      <w:lvlJc w:val="left"/>
+      <w:pPr>
+        <w:tabs>
+          <w:tab w:val="num" w:pos="5040"/>
+        </w:tabs>
+        <w:ind w:left="5040" w:hanging="360"/>
+      </w:pPr>
+      <w:rPr>
+        <w:rFonts w:ascii="Wingdings" w:hAnsi="Wingdings" w:hint="default"/>
+        <w:sz w:val="20"/>
+      </w:rPr>
+    </w:lvl>
+    <w:lvl w:ilvl="7" w:tentative="1">
+      <w:start w:val="1"/>
+      <w:numFmt w:val="bullet"/>
+      <w:lvlText w:val=""/>
+      <w:lvlJc w:val="left"/>
+      <w:pPr>
+        <w:tabs>
+          <w:tab w:val="num" w:pos="5760"/>
+        </w:tabs>
+        <w:ind w:left="5760" w:hanging="360"/>
+      </w:pPr>
+      <w:rPr>
+        <w:rFonts w:ascii="Wingdings" w:hAnsi="Wingdings" w:hint="default"/>
+        <w:sz w:val="20"/>
+      </w:rPr>
+    </w:lvl>
+    <w:lvl w:ilvl="8" w:tentative="1">
+      <w:start w:val="1"/>
+      <w:numFmt w:val="bullet"/>
+      <w:lvlText w:val=""/>
+      <w:lvlJc w:val="left"/>
+      <w:pPr>
+        <w:tabs>
+          <w:tab w:val="num" w:pos="6480"/>
+        </w:tabs>
+        <w:ind w:left="6480" w:hanging="360"/>
+      </w:pPr>
+      <w:rPr>
+        <w:rFonts w:ascii="Wingdings" w:hAnsi="Wingdings" w:hint="default"/>
+        <w:sz w:val="20"/>
+      </w:rPr>
+    </w:lvl>
+  </w:abstractNum>
+  <w:abstractNum w:abstractNumId="19" w15:restartNumberingAfterBreak="0">
     <w:nsid w:val="3E06322F"/>
     <w:multiLevelType w:val="singleLevel"/>
     <w:tmpl w:val="0C0A0001"/>
@@ -5152,7 +7384,305 @@
       </w:rPr>
     </w:lvl>
   </w:abstractNum>
-  <w:abstractNum w:abstractNumId="10" w15:restartNumberingAfterBreak="0">
+  <w:abstractNum w:abstractNumId="20" w15:restartNumberingAfterBreak="0">
+    <w:nsid w:val="49BA2336"/>
+    <w:multiLevelType w:val="multilevel"/>
+    <w:tmpl w:val="31281B40"/>
+    <w:lvl w:ilvl="0">
+      <w:start w:val="1"/>
+      <w:numFmt w:val="bullet"/>
+      <w:lvlText w:val=""/>
+      <w:lvlJc w:val="left"/>
+      <w:pPr>
+        <w:tabs>
+          <w:tab w:val="num" w:pos="720"/>
+        </w:tabs>
+        <w:ind w:left="720" w:hanging="360"/>
+      </w:pPr>
+      <w:rPr>
+        <w:rFonts w:ascii="Symbol" w:hAnsi="Symbol" w:hint="default"/>
+        <w:sz w:val="20"/>
+      </w:rPr>
+    </w:lvl>
+    <w:lvl w:ilvl="1" w:tentative="1">
+      <w:start w:val="1"/>
+      <w:numFmt w:val="bullet"/>
+      <w:lvlText w:val="o"/>
+      <w:lvlJc w:val="left"/>
+      <w:pPr>
+        <w:tabs>
+          <w:tab w:val="num" w:pos="1440"/>
+        </w:tabs>
+        <w:ind w:left="1440" w:hanging="360"/>
+      </w:pPr>
+      <w:rPr>
+        <w:rFonts w:ascii="Courier New" w:hAnsi="Courier New" w:hint="default"/>
+        <w:sz w:val="20"/>
+      </w:rPr>
+    </w:lvl>
+    <w:lvl w:ilvl="2" w:tentative="1">
+      <w:start w:val="1"/>
+      <w:numFmt w:val="bullet"/>
+      <w:lvlText w:val=""/>
+      <w:lvlJc w:val="left"/>
+      <w:pPr>
+        <w:tabs>
+          <w:tab w:val="num" w:pos="2160"/>
+        </w:tabs>
+        <w:ind w:left="2160" w:hanging="360"/>
+      </w:pPr>
+      <w:rPr>
+        <w:rFonts w:ascii="Wingdings" w:hAnsi="Wingdings" w:hint="default"/>
+        <w:sz w:val="20"/>
+      </w:rPr>
+    </w:lvl>
+    <w:lvl w:ilvl="3" w:tentative="1">
+      <w:start w:val="1"/>
+      <w:numFmt w:val="bullet"/>
+      <w:lvlText w:val=""/>
+      <w:lvlJc w:val="left"/>
+      <w:pPr>
+        <w:tabs>
+          <w:tab w:val="num" w:pos="2880"/>
+        </w:tabs>
+        <w:ind w:left="2880" w:hanging="360"/>
+      </w:pPr>
+      <w:rPr>
+        <w:rFonts w:ascii="Wingdings" w:hAnsi="Wingdings" w:hint="default"/>
+        <w:sz w:val="20"/>
+      </w:rPr>
+    </w:lvl>
+    <w:lvl w:ilvl="4" w:tentative="1">
+      <w:start w:val="1"/>
+      <w:numFmt w:val="bullet"/>
+      <w:lvlText w:val=""/>
+      <w:lvlJc w:val="left"/>
+      <w:pPr>
+        <w:tabs>
+          <w:tab w:val="num" w:pos="3600"/>
+        </w:tabs>
+        <w:ind w:left="3600" w:hanging="360"/>
+      </w:pPr>
+      <w:rPr>
+        <w:rFonts w:ascii="Wingdings" w:hAnsi="Wingdings" w:hint="default"/>
+        <w:sz w:val="20"/>
+      </w:rPr>
+    </w:lvl>
+    <w:lvl w:ilvl="5" w:tentative="1">
+      <w:start w:val="1"/>
+      <w:numFmt w:val="bullet"/>
+      <w:lvlText w:val=""/>
+      <w:lvlJc w:val="left"/>
+      <w:pPr>
+        <w:tabs>
+          <w:tab w:val="num" w:pos="4320"/>
+        </w:tabs>
+        <w:ind w:left="4320" w:hanging="360"/>
+      </w:pPr>
+      <w:rPr>
+        <w:rFonts w:ascii="Wingdings" w:hAnsi="Wingdings" w:hint="default"/>
+        <w:sz w:val="20"/>
+      </w:rPr>
+    </w:lvl>
+    <w:lvl w:ilvl="6" w:tentative="1">
+      <w:start w:val="1"/>
+      <w:numFmt w:val="bullet"/>
+      <w:lvlText w:val=""/>
+      <w:lvlJc w:val="left"/>
+      <w:pPr>
+        <w:tabs>
+          <w:tab w:val="num" w:pos="5040"/>
+        </w:tabs>
+        <w:ind w:left="5040" w:hanging="360"/>
+      </w:pPr>
+      <w:rPr>
+        <w:rFonts w:ascii="Wingdings" w:hAnsi="Wingdings" w:hint="default"/>
+        <w:sz w:val="20"/>
+      </w:rPr>
+    </w:lvl>
+    <w:lvl w:ilvl="7" w:tentative="1">
+      <w:start w:val="1"/>
+      <w:numFmt w:val="bullet"/>
+      <w:lvlText w:val=""/>
+      <w:lvlJc w:val="left"/>
+      <w:pPr>
+        <w:tabs>
+          <w:tab w:val="num" w:pos="5760"/>
+        </w:tabs>
+        <w:ind w:left="5760" w:hanging="360"/>
+      </w:pPr>
+      <w:rPr>
+        <w:rFonts w:ascii="Wingdings" w:hAnsi="Wingdings" w:hint="default"/>
+        <w:sz w:val="20"/>
+      </w:rPr>
+    </w:lvl>
+    <w:lvl w:ilvl="8" w:tentative="1">
+      <w:start w:val="1"/>
+      <w:numFmt w:val="bullet"/>
+      <w:lvlText w:val=""/>
+      <w:lvlJc w:val="left"/>
+      <w:pPr>
+        <w:tabs>
+          <w:tab w:val="num" w:pos="6480"/>
+        </w:tabs>
+        <w:ind w:left="6480" w:hanging="360"/>
+      </w:pPr>
+      <w:rPr>
+        <w:rFonts w:ascii="Wingdings" w:hAnsi="Wingdings" w:hint="default"/>
+        <w:sz w:val="20"/>
+      </w:rPr>
+    </w:lvl>
+  </w:abstractNum>
+  <w:abstractNum w:abstractNumId="21" w15:restartNumberingAfterBreak="0">
+    <w:nsid w:val="4FAE7DA2"/>
+    <w:multiLevelType w:val="multilevel"/>
+    <w:tmpl w:val="FA866EB8"/>
+    <w:lvl w:ilvl="0">
+      <w:start w:val="1"/>
+      <w:numFmt w:val="bullet"/>
+      <w:lvlText w:val=""/>
+      <w:lvlJc w:val="left"/>
+      <w:pPr>
+        <w:tabs>
+          <w:tab w:val="num" w:pos="720"/>
+        </w:tabs>
+        <w:ind w:left="720" w:hanging="360"/>
+      </w:pPr>
+      <w:rPr>
+        <w:rFonts w:ascii="Symbol" w:hAnsi="Symbol" w:hint="default"/>
+        <w:sz w:val="20"/>
+      </w:rPr>
+    </w:lvl>
+    <w:lvl w:ilvl="1" w:tentative="1">
+      <w:start w:val="1"/>
+      <w:numFmt w:val="bullet"/>
+      <w:lvlText w:val="o"/>
+      <w:lvlJc w:val="left"/>
+      <w:pPr>
+        <w:tabs>
+          <w:tab w:val="num" w:pos="1440"/>
+        </w:tabs>
+        <w:ind w:left="1440" w:hanging="360"/>
+      </w:pPr>
+      <w:rPr>
+        <w:rFonts w:ascii="Courier New" w:hAnsi="Courier New" w:hint="default"/>
+        <w:sz w:val="20"/>
+      </w:rPr>
+    </w:lvl>
+    <w:lvl w:ilvl="2" w:tentative="1">
+      <w:start w:val="1"/>
+      <w:numFmt w:val="bullet"/>
+      <w:lvlText w:val=""/>
+      <w:lvlJc w:val="left"/>
+      <w:pPr>
+        <w:tabs>
+          <w:tab w:val="num" w:pos="2160"/>
+        </w:tabs>
+        <w:ind w:left="2160" w:hanging="360"/>
+      </w:pPr>
+      <w:rPr>
+        <w:rFonts w:ascii="Wingdings" w:hAnsi="Wingdings" w:hint="default"/>
+        <w:sz w:val="20"/>
+      </w:rPr>
+    </w:lvl>
+    <w:lvl w:ilvl="3" w:tentative="1">
+      <w:start w:val="1"/>
+      <w:numFmt w:val="bullet"/>
+      <w:lvlText w:val=""/>
+      <w:lvlJc w:val="left"/>
+      <w:pPr>
+        <w:tabs>
+          <w:tab w:val="num" w:pos="2880"/>
+        </w:tabs>
+        <w:ind w:left="2880" w:hanging="360"/>
+      </w:pPr>
+      <w:rPr>
+        <w:rFonts w:ascii="Wingdings" w:hAnsi="Wingdings" w:hint="default"/>
+        <w:sz w:val="20"/>
+      </w:rPr>
+    </w:lvl>
+    <w:lvl w:ilvl="4" w:tentative="1">
+      <w:start w:val="1"/>
+      <w:numFmt w:val="bullet"/>
+      <w:lvlText w:val=""/>
+      <w:lvlJc w:val="left"/>
+      <w:pPr>
+        <w:tabs>
+          <w:tab w:val="num" w:pos="3600"/>
+        </w:tabs>
+        <w:ind w:left="3600" w:hanging="360"/>
+      </w:pPr>
+      <w:rPr>
+        <w:rFonts w:ascii="Wingdings" w:hAnsi="Wingdings" w:hint="default"/>
+        <w:sz w:val="20"/>
+      </w:rPr>
+    </w:lvl>
+    <w:lvl w:ilvl="5" w:tentative="1">
+      <w:start w:val="1"/>
+      <w:numFmt w:val="bullet"/>
+      <w:lvlText w:val=""/>
+      <w:lvlJc w:val="left"/>
+      <w:pPr>
+        <w:tabs>
+          <w:tab w:val="num" w:pos="4320"/>
+        </w:tabs>
+        <w:ind w:left="4320" w:hanging="360"/>
+      </w:pPr>
+      <w:rPr>
+        <w:rFonts w:ascii="Wingdings" w:hAnsi="Wingdings" w:hint="default"/>
+        <w:sz w:val="20"/>
+      </w:rPr>
+    </w:lvl>
+    <w:lvl w:ilvl="6" w:tentative="1">
+      <w:start w:val="1"/>
+      <w:numFmt w:val="bullet"/>
+      <w:lvlText w:val=""/>
+      <w:lvlJc w:val="left"/>
+      <w:pPr>
+        <w:tabs>
+          <w:tab w:val="num" w:pos="5040"/>
+        </w:tabs>
+        <w:ind w:left="5040" w:hanging="360"/>
+      </w:pPr>
+      <w:rPr>
+        <w:rFonts w:ascii="Wingdings" w:hAnsi="Wingdings" w:hint="default"/>
+        <w:sz w:val="20"/>
+      </w:rPr>
+    </w:lvl>
+    <w:lvl w:ilvl="7" w:tentative="1">
+      <w:start w:val="1"/>
+      <w:numFmt w:val="bullet"/>
+      <w:lvlText w:val=""/>
+      <w:lvlJc w:val="left"/>
+      <w:pPr>
+        <w:tabs>
+          <w:tab w:val="num" w:pos="5760"/>
+        </w:tabs>
+        <w:ind w:left="5760" w:hanging="360"/>
+      </w:pPr>
+      <w:rPr>
+        <w:rFonts w:ascii="Wingdings" w:hAnsi="Wingdings" w:hint="default"/>
+        <w:sz w:val="20"/>
+      </w:rPr>
+    </w:lvl>
+    <w:lvl w:ilvl="8" w:tentative="1">
+      <w:start w:val="1"/>
+      <w:numFmt w:val="bullet"/>
+      <w:lvlText w:val=""/>
+      <w:lvlJc w:val="left"/>
+      <w:pPr>
+        <w:tabs>
+          <w:tab w:val="num" w:pos="6480"/>
+        </w:tabs>
+        <w:ind w:left="6480" w:hanging="360"/>
+      </w:pPr>
+      <w:rPr>
+        <w:rFonts w:ascii="Wingdings" w:hAnsi="Wingdings" w:hint="default"/>
+        <w:sz w:val="20"/>
+      </w:rPr>
+    </w:lvl>
+  </w:abstractNum>
+  <w:abstractNum w:abstractNumId="22" w15:restartNumberingAfterBreak="0">
     <w:nsid w:val="5114237E"/>
     <w:multiLevelType w:val="hybridMultilevel"/>
     <w:tmpl w:val="1FB8491C"/>
@@ -5270,7 +7800,156 @@
       </w:pPr>
     </w:lvl>
   </w:abstractNum>
-  <w:abstractNum w:abstractNumId="11" w15:restartNumberingAfterBreak="0">
+  <w:abstractNum w:abstractNumId="23" w15:restartNumberingAfterBreak="0">
+    <w:nsid w:val="52320A97"/>
+    <w:multiLevelType w:val="multilevel"/>
+    <w:tmpl w:val="FDE6EA88"/>
+    <w:lvl w:ilvl="0">
+      <w:start w:val="1"/>
+      <w:numFmt w:val="bullet"/>
+      <w:lvlText w:val=""/>
+      <w:lvlJc w:val="left"/>
+      <w:pPr>
+        <w:tabs>
+          <w:tab w:val="num" w:pos="720"/>
+        </w:tabs>
+        <w:ind w:left="720" w:hanging="360"/>
+      </w:pPr>
+      <w:rPr>
+        <w:rFonts w:ascii="Symbol" w:hAnsi="Symbol" w:hint="default"/>
+        <w:sz w:val="20"/>
+      </w:rPr>
+    </w:lvl>
+    <w:lvl w:ilvl="1" w:tentative="1">
+      <w:start w:val="1"/>
+      <w:numFmt w:val="bullet"/>
+      <w:lvlText w:val="o"/>
+      <w:lvlJc w:val="left"/>
+      <w:pPr>
+        <w:tabs>
+          <w:tab w:val="num" w:pos="1440"/>
+        </w:tabs>
+        <w:ind w:left="1440" w:hanging="360"/>
+      </w:pPr>
+      <w:rPr>
+        <w:rFonts w:ascii="Courier New" w:hAnsi="Courier New" w:hint="default"/>
+        <w:sz w:val="20"/>
+      </w:rPr>
+    </w:lvl>
+    <w:lvl w:ilvl="2" w:tentative="1">
+      <w:start w:val="1"/>
+      <w:numFmt w:val="bullet"/>
+      <w:lvlText w:val=""/>
+      <w:lvlJc w:val="left"/>
+      <w:pPr>
+        <w:tabs>
+          <w:tab w:val="num" w:pos="2160"/>
+        </w:tabs>
+        <w:ind w:left="2160" w:hanging="360"/>
+      </w:pPr>
+      <w:rPr>
+        <w:rFonts w:ascii="Wingdings" w:hAnsi="Wingdings" w:hint="default"/>
+        <w:sz w:val="20"/>
+      </w:rPr>
+    </w:lvl>
+    <w:lvl w:ilvl="3" w:tentative="1">
+      <w:start w:val="1"/>
+      <w:numFmt w:val="bullet"/>
+      <w:lvlText w:val=""/>
+      <w:lvlJc w:val="left"/>
+      <w:pPr>
+        <w:tabs>
+          <w:tab w:val="num" w:pos="2880"/>
+        </w:tabs>
+        <w:ind w:left="2880" w:hanging="360"/>
+      </w:pPr>
+      <w:rPr>
+        <w:rFonts w:ascii="Wingdings" w:hAnsi="Wingdings" w:hint="default"/>
+        <w:sz w:val="20"/>
+      </w:rPr>
+    </w:lvl>
+    <w:lvl w:ilvl="4" w:tentative="1">
+      <w:start w:val="1"/>
+      <w:numFmt w:val="bullet"/>
+      <w:lvlText w:val=""/>
+      <w:lvlJc w:val="left"/>
+      <w:pPr>
+        <w:tabs>
+          <w:tab w:val="num" w:pos="3600"/>
+        </w:tabs>
+        <w:ind w:left="3600" w:hanging="360"/>
+      </w:pPr>
+      <w:rPr>
+        <w:rFonts w:ascii="Wingdings" w:hAnsi="Wingdings" w:hint="default"/>
+        <w:sz w:val="20"/>
+      </w:rPr>
+    </w:lvl>
+    <w:lvl w:ilvl="5" w:tentative="1">
+      <w:start w:val="1"/>
+      <w:numFmt w:val="bullet"/>
+      <w:lvlText w:val=""/>
+      <w:lvlJc w:val="left"/>
+      <w:pPr>
+        <w:tabs>
+          <w:tab w:val="num" w:pos="4320"/>
+        </w:tabs>
+        <w:ind w:left="4320" w:hanging="360"/>
+      </w:pPr>
+      <w:rPr>
+        <w:rFonts w:ascii="Wingdings" w:hAnsi="Wingdings" w:hint="default"/>
+        <w:sz w:val="20"/>
+      </w:rPr>
+    </w:lvl>
+    <w:lvl w:ilvl="6" w:tentative="1">
+      <w:start w:val="1"/>
+      <w:numFmt w:val="bullet"/>
+      <w:lvlText w:val=""/>
+      <w:lvlJc w:val="left"/>
+      <w:pPr>
+        <w:tabs>
+          <w:tab w:val="num" w:pos="5040"/>
+        </w:tabs>
+        <w:ind w:left="5040" w:hanging="360"/>
+      </w:pPr>
+      <w:rPr>
+        <w:rFonts w:ascii="Wingdings" w:hAnsi="Wingdings" w:hint="default"/>
+        <w:sz w:val="20"/>
+      </w:rPr>
+    </w:lvl>
+    <w:lvl w:ilvl="7" w:tentative="1">
+      <w:start w:val="1"/>
+      <w:numFmt w:val="bullet"/>
+      <w:lvlText w:val=""/>
+      <w:lvlJc w:val="left"/>
+      <w:pPr>
+        <w:tabs>
+          <w:tab w:val="num" w:pos="5760"/>
+        </w:tabs>
+        <w:ind w:left="5760" w:hanging="360"/>
+      </w:pPr>
+      <w:rPr>
+        <w:rFonts w:ascii="Wingdings" w:hAnsi="Wingdings" w:hint="default"/>
+        <w:sz w:val="20"/>
+      </w:rPr>
+    </w:lvl>
+    <w:lvl w:ilvl="8" w:tentative="1">
+      <w:start w:val="1"/>
+      <w:numFmt w:val="bullet"/>
+      <w:lvlText w:val=""/>
+      <w:lvlJc w:val="left"/>
+      <w:pPr>
+        <w:tabs>
+          <w:tab w:val="num" w:pos="6480"/>
+        </w:tabs>
+        <w:ind w:left="6480" w:hanging="360"/>
+      </w:pPr>
+      <w:rPr>
+        <w:rFonts w:ascii="Wingdings" w:hAnsi="Wingdings" w:hint="default"/>
+        <w:sz w:val="20"/>
+      </w:rPr>
+    </w:lvl>
+  </w:abstractNum>
+  <w:abstractNum w:abstractNumId="24" w15:restartNumberingAfterBreak="0">
     <w:nsid w:val="5BD94CEF"/>
     <w:multiLevelType w:val="hybridMultilevel"/>
     <w:tmpl w:val="78328A1E"/>
@@ -5410,7 +8089,156 @@
       </w:rPr>
     </w:lvl>
   </w:abstractNum>
-  <w:abstractNum w:abstractNumId="12" w15:restartNumberingAfterBreak="0">
+  <w:abstractNum w:abstractNumId="25" w15:restartNumberingAfterBreak="0">
+    <w:nsid w:val="63741B50"/>
+    <w:multiLevelType w:val="multilevel"/>
+    <w:tmpl w:val="E7928E1C"/>
+    <w:lvl w:ilvl="0">
+      <w:start w:val="1"/>
+      <w:numFmt w:val="bullet"/>
+      <w:lvlText w:val=""/>
+      <w:lvlJc w:val="left"/>
+      <w:pPr>
+        <w:tabs>
+          <w:tab w:val="num" w:pos="720"/>
+        </w:tabs>
+        <w:ind w:left="720" w:hanging="360"/>
+      </w:pPr>
+      <w:rPr>
+        <w:rFonts w:ascii="Symbol" w:hAnsi="Symbol" w:hint="default"/>
+        <w:sz w:val="20"/>
+      </w:rPr>
+    </w:lvl>
+    <w:lvl w:ilvl="1" w:tentative="1">
+      <w:start w:val="1"/>
+      <w:numFmt w:val="bullet"/>
+      <w:lvlText w:val="o"/>
+      <w:lvlJc w:val="left"/>
+      <w:pPr>
+        <w:tabs>
+          <w:tab w:val="num" w:pos="1440"/>
+        </w:tabs>
+        <w:ind w:left="1440" w:hanging="360"/>
+      </w:pPr>
+      <w:rPr>
+        <w:rFonts w:ascii="Courier New" w:hAnsi="Courier New" w:hint="default"/>
+        <w:sz w:val="20"/>
+      </w:rPr>
+    </w:lvl>
+    <w:lvl w:ilvl="2" w:tentative="1">
+      <w:start w:val="1"/>
+      <w:numFmt w:val="bullet"/>
+      <w:lvlText w:val=""/>
+      <w:lvlJc w:val="left"/>
+      <w:pPr>
+        <w:tabs>
+          <w:tab w:val="num" w:pos="2160"/>
+        </w:tabs>
+        <w:ind w:left="2160" w:hanging="360"/>
+      </w:pPr>
+      <w:rPr>
+        <w:rFonts w:ascii="Wingdings" w:hAnsi="Wingdings" w:hint="default"/>
+        <w:sz w:val="20"/>
+      </w:rPr>
+    </w:lvl>
+    <w:lvl w:ilvl="3" w:tentative="1">
+      <w:start w:val="1"/>
+      <w:numFmt w:val="bullet"/>
+      <w:lvlText w:val=""/>
+      <w:lvlJc w:val="left"/>
+      <w:pPr>
+        <w:tabs>
+          <w:tab w:val="num" w:pos="2880"/>
+        </w:tabs>
+        <w:ind w:left="2880" w:hanging="360"/>
+      </w:pPr>
+      <w:rPr>
+        <w:rFonts w:ascii="Wingdings" w:hAnsi="Wingdings" w:hint="default"/>
+        <w:sz w:val="20"/>
+      </w:rPr>
+    </w:lvl>
+    <w:lvl w:ilvl="4" w:tentative="1">
+      <w:start w:val="1"/>
+      <w:numFmt w:val="bullet"/>
+      <w:lvlText w:val=""/>
+      <w:lvlJc w:val="left"/>
+      <w:pPr>
+        <w:tabs>
+          <w:tab w:val="num" w:pos="3600"/>
+        </w:tabs>
+        <w:ind w:left="3600" w:hanging="360"/>
+      </w:pPr>
+      <w:rPr>
+        <w:rFonts w:ascii="Wingdings" w:hAnsi="Wingdings" w:hint="default"/>
+        <w:sz w:val="20"/>
+      </w:rPr>
+    </w:lvl>
+    <w:lvl w:ilvl="5" w:tentative="1">
+      <w:start w:val="1"/>
+      <w:numFmt w:val="bullet"/>
+      <w:lvlText w:val=""/>
+      <w:lvlJc w:val="left"/>
+      <w:pPr>
+        <w:tabs>
+          <w:tab w:val="num" w:pos="4320"/>
+        </w:tabs>
+        <w:ind w:left="4320" w:hanging="360"/>
+      </w:pPr>
+      <w:rPr>
+        <w:rFonts w:ascii="Wingdings" w:hAnsi="Wingdings" w:hint="default"/>
+        <w:sz w:val="20"/>
+      </w:rPr>
+    </w:lvl>
+    <w:lvl w:ilvl="6" w:tentative="1">
+      <w:start w:val="1"/>
+      <w:numFmt w:val="bullet"/>
+      <w:lvlText w:val=""/>
+      <w:lvlJc w:val="left"/>
+      <w:pPr>
+        <w:tabs>
+          <w:tab w:val="num" w:pos="5040"/>
+        </w:tabs>
+        <w:ind w:left="5040" w:hanging="360"/>
+      </w:pPr>
+      <w:rPr>
+        <w:rFonts w:ascii="Wingdings" w:hAnsi="Wingdings" w:hint="default"/>
+        <w:sz w:val="20"/>
+      </w:rPr>
+    </w:lvl>
+    <w:lvl w:ilvl="7" w:tentative="1">
+      <w:start w:val="1"/>
+      <w:numFmt w:val="bullet"/>
+      <w:lvlText w:val=""/>
+      <w:lvlJc w:val="left"/>
+      <w:pPr>
+        <w:tabs>
+          <w:tab w:val="num" w:pos="5760"/>
+        </w:tabs>
+        <w:ind w:left="5760" w:hanging="360"/>
+      </w:pPr>
+      <w:rPr>
+        <w:rFonts w:ascii="Wingdings" w:hAnsi="Wingdings" w:hint="default"/>
+        <w:sz w:val="20"/>
+      </w:rPr>
+    </w:lvl>
+    <w:lvl w:ilvl="8" w:tentative="1">
+      <w:start w:val="1"/>
+      <w:numFmt w:val="bullet"/>
+      <w:lvlText w:val=""/>
+      <w:lvlJc w:val="left"/>
+      <w:pPr>
+        <w:tabs>
+          <w:tab w:val="num" w:pos="6480"/>
+        </w:tabs>
+        <w:ind w:left="6480" w:hanging="360"/>
+      </w:pPr>
+      <w:rPr>
+        <w:rFonts w:ascii="Wingdings" w:hAnsi="Wingdings" w:hint="default"/>
+        <w:sz w:val="20"/>
+      </w:rPr>
+    </w:lvl>
+  </w:abstractNum>
+  <w:abstractNum w:abstractNumId="26" w15:restartNumberingAfterBreak="0">
     <w:nsid w:val="63B559C8"/>
     <w:multiLevelType w:val="singleLevel"/>
     <w:tmpl w:val="C6FC481C"/>
@@ -5431,7 +8259,156 @@
       </w:rPr>
     </w:lvl>
   </w:abstractNum>
-  <w:abstractNum w:abstractNumId="13" w15:restartNumberingAfterBreak="0">
+  <w:abstractNum w:abstractNumId="27" w15:restartNumberingAfterBreak="0">
+    <w:nsid w:val="63EC23F0"/>
+    <w:multiLevelType w:val="multilevel"/>
+    <w:tmpl w:val="CB564738"/>
+    <w:lvl w:ilvl="0">
+      <w:start w:val="1"/>
+      <w:numFmt w:val="bullet"/>
+      <w:lvlText w:val=""/>
+      <w:lvlJc w:val="left"/>
+      <w:pPr>
+        <w:tabs>
+          <w:tab w:val="num" w:pos="720"/>
+        </w:tabs>
+        <w:ind w:left="720" w:hanging="360"/>
+      </w:pPr>
+      <w:rPr>
+        <w:rFonts w:ascii="Symbol" w:hAnsi="Symbol" w:hint="default"/>
+        <w:sz w:val="20"/>
+      </w:rPr>
+    </w:lvl>
+    <w:lvl w:ilvl="1" w:tentative="1">
+      <w:start w:val="1"/>
+      <w:numFmt w:val="bullet"/>
+      <w:lvlText w:val="o"/>
+      <w:lvlJc w:val="left"/>
+      <w:pPr>
+        <w:tabs>
+          <w:tab w:val="num" w:pos="1440"/>
+        </w:tabs>
+        <w:ind w:left="1440" w:hanging="360"/>
+      </w:pPr>
+      <w:rPr>
+        <w:rFonts w:ascii="Courier New" w:hAnsi="Courier New" w:hint="default"/>
+        <w:sz w:val="20"/>
+      </w:rPr>
+    </w:lvl>
+    <w:lvl w:ilvl="2" w:tentative="1">
+      <w:start w:val="1"/>
+      <w:numFmt w:val="bullet"/>
+      <w:lvlText w:val=""/>
+      <w:lvlJc w:val="left"/>
+      <w:pPr>
+        <w:tabs>
+          <w:tab w:val="num" w:pos="2160"/>
+        </w:tabs>
+        <w:ind w:left="2160" w:hanging="360"/>
+      </w:pPr>
+      <w:rPr>
+        <w:rFonts w:ascii="Wingdings" w:hAnsi="Wingdings" w:hint="default"/>
+        <w:sz w:val="20"/>
+      </w:rPr>
+    </w:lvl>
+    <w:lvl w:ilvl="3" w:tentative="1">
+      <w:start w:val="1"/>
+      <w:numFmt w:val="bullet"/>
+      <w:lvlText w:val=""/>
+      <w:lvlJc w:val="left"/>
+      <w:pPr>
+        <w:tabs>
+          <w:tab w:val="num" w:pos="2880"/>
+        </w:tabs>
+        <w:ind w:left="2880" w:hanging="360"/>
+      </w:pPr>
+      <w:rPr>
+        <w:rFonts w:ascii="Wingdings" w:hAnsi="Wingdings" w:hint="default"/>
+        <w:sz w:val="20"/>
+      </w:rPr>
+    </w:lvl>
+    <w:lvl w:ilvl="4" w:tentative="1">
+      <w:start w:val="1"/>
+      <w:numFmt w:val="bullet"/>
+      <w:lvlText w:val=""/>
+      <w:lvlJc w:val="left"/>
+      <w:pPr>
+        <w:tabs>
+          <w:tab w:val="num" w:pos="3600"/>
+        </w:tabs>
+        <w:ind w:left="3600" w:hanging="360"/>
+      </w:pPr>
+      <w:rPr>
+        <w:rFonts w:ascii="Wingdings" w:hAnsi="Wingdings" w:hint="default"/>
+        <w:sz w:val="20"/>
+      </w:rPr>
+    </w:lvl>
+    <w:lvl w:ilvl="5" w:tentative="1">
+      <w:start w:val="1"/>
+      <w:numFmt w:val="bullet"/>
+      <w:lvlText w:val=""/>
+      <w:lvlJc w:val="left"/>
+      <w:pPr>
+        <w:tabs>
+          <w:tab w:val="num" w:pos="4320"/>
+        </w:tabs>
+        <w:ind w:left="4320" w:hanging="360"/>
+      </w:pPr>
+      <w:rPr>
+        <w:rFonts w:ascii="Wingdings" w:hAnsi="Wingdings" w:hint="default"/>
+        <w:sz w:val="20"/>
+      </w:rPr>
+    </w:lvl>
+    <w:lvl w:ilvl="6" w:tentative="1">
+      <w:start w:val="1"/>
+      <w:numFmt w:val="bullet"/>
+      <w:lvlText w:val=""/>
+      <w:lvlJc w:val="left"/>
+      <w:pPr>
+        <w:tabs>
+          <w:tab w:val="num" w:pos="5040"/>
+        </w:tabs>
+        <w:ind w:left="5040" w:hanging="360"/>
+      </w:pPr>
+      <w:rPr>
+        <w:rFonts w:ascii="Wingdings" w:hAnsi="Wingdings" w:hint="default"/>
+        <w:sz w:val="20"/>
+      </w:rPr>
+    </w:lvl>
+    <w:lvl w:ilvl="7" w:tentative="1">
+      <w:start w:val="1"/>
+      <w:numFmt w:val="bullet"/>
+      <w:lvlText w:val=""/>
+      <w:lvlJc w:val="left"/>
+      <w:pPr>
+        <w:tabs>
+          <w:tab w:val="num" w:pos="5760"/>
+        </w:tabs>
+        <w:ind w:left="5760" w:hanging="360"/>
+      </w:pPr>
+      <w:rPr>
+        <w:rFonts w:ascii="Wingdings" w:hAnsi="Wingdings" w:hint="default"/>
+        <w:sz w:val="20"/>
+      </w:rPr>
+    </w:lvl>
+    <w:lvl w:ilvl="8" w:tentative="1">
+      <w:start w:val="1"/>
+      <w:numFmt w:val="bullet"/>
+      <w:lvlText w:val=""/>
+      <w:lvlJc w:val="left"/>
+      <w:pPr>
+        <w:tabs>
+          <w:tab w:val="num" w:pos="6480"/>
+        </w:tabs>
+        <w:ind w:left="6480" w:hanging="360"/>
+      </w:pPr>
+      <w:rPr>
+        <w:rFonts w:ascii="Wingdings" w:hAnsi="Wingdings" w:hint="default"/>
+        <w:sz w:val="20"/>
+      </w:rPr>
+    </w:lvl>
+  </w:abstractNum>
+  <w:abstractNum w:abstractNumId="28" w15:restartNumberingAfterBreak="0">
     <w:nsid w:val="64851C2A"/>
     <w:multiLevelType w:val="multilevel"/>
     <w:tmpl w:val="8564F330"/>
@@ -5588,7 +8565,7 @@
       </w:rPr>
     </w:lvl>
   </w:abstractNum>
-  <w:abstractNum w:abstractNumId="14" w15:restartNumberingAfterBreak="0">
+  <w:abstractNum w:abstractNumId="29" w15:restartNumberingAfterBreak="0">
     <w:nsid w:val="6857255B"/>
     <w:multiLevelType w:val="singleLevel"/>
     <w:tmpl w:val="0C0A0001"/>
@@ -5608,7 +8585,7 @@
       </w:rPr>
     </w:lvl>
   </w:abstractNum>
-  <w:abstractNum w:abstractNumId="15" w15:restartNumberingAfterBreak="0">
+  <w:abstractNum w:abstractNumId="30" w15:restartNumberingAfterBreak="0">
     <w:nsid w:val="71DC5AB2"/>
     <w:multiLevelType w:val="multilevel"/>
     <w:tmpl w:val="61406104"/>
@@ -5724,7 +8701,156 @@
       </w:pPr>
     </w:lvl>
   </w:abstractNum>
-  <w:abstractNum w:abstractNumId="16" w15:restartNumberingAfterBreak="0">
+  <w:abstractNum w:abstractNumId="31" w15:restartNumberingAfterBreak="0">
+    <w:nsid w:val="76C94CB3"/>
+    <w:multiLevelType w:val="multilevel"/>
+    <w:tmpl w:val="648605F6"/>
+    <w:lvl w:ilvl="0">
+      <w:start w:val="1"/>
+      <w:numFmt w:val="bullet"/>
+      <w:lvlText w:val=""/>
+      <w:lvlJc w:val="left"/>
+      <w:pPr>
+        <w:tabs>
+          <w:tab w:val="num" w:pos="720"/>
+        </w:tabs>
+        <w:ind w:left="720" w:hanging="360"/>
+      </w:pPr>
+      <w:rPr>
+        <w:rFonts w:ascii="Symbol" w:hAnsi="Symbol" w:hint="default"/>
+        <w:sz w:val="20"/>
+      </w:rPr>
+    </w:lvl>
+    <w:lvl w:ilvl="1" w:tentative="1">
+      <w:start w:val="1"/>
+      <w:numFmt w:val="bullet"/>
+      <w:lvlText w:val="o"/>
+      <w:lvlJc w:val="left"/>
+      <w:pPr>
+        <w:tabs>
+          <w:tab w:val="num" w:pos="1440"/>
+        </w:tabs>
+        <w:ind w:left="1440" w:hanging="360"/>
+      </w:pPr>
+      <w:rPr>
+        <w:rFonts w:ascii="Courier New" w:hAnsi="Courier New" w:hint="default"/>
+        <w:sz w:val="20"/>
+      </w:rPr>
+    </w:lvl>
+    <w:lvl w:ilvl="2" w:tentative="1">
+      <w:start w:val="1"/>
+      <w:numFmt w:val="bullet"/>
+      <w:lvlText w:val=""/>
+      <w:lvlJc w:val="left"/>
+      <w:pPr>
+        <w:tabs>
+          <w:tab w:val="num" w:pos="2160"/>
+        </w:tabs>
+        <w:ind w:left="2160" w:hanging="360"/>
+      </w:pPr>
+      <w:rPr>
+        <w:rFonts w:ascii="Wingdings" w:hAnsi="Wingdings" w:hint="default"/>
+        <w:sz w:val="20"/>
+      </w:rPr>
+    </w:lvl>
+    <w:lvl w:ilvl="3" w:tentative="1">
+      <w:start w:val="1"/>
+      <w:numFmt w:val="bullet"/>
+      <w:lvlText w:val=""/>
+      <w:lvlJc w:val="left"/>
+      <w:pPr>
+        <w:tabs>
+          <w:tab w:val="num" w:pos="2880"/>
+        </w:tabs>
+        <w:ind w:left="2880" w:hanging="360"/>
+      </w:pPr>
+      <w:rPr>
+        <w:rFonts w:ascii="Wingdings" w:hAnsi="Wingdings" w:hint="default"/>
+        <w:sz w:val="20"/>
+      </w:rPr>
+    </w:lvl>
+    <w:lvl w:ilvl="4" w:tentative="1">
+      <w:start w:val="1"/>
+      <w:numFmt w:val="bullet"/>
+      <w:lvlText w:val=""/>
+      <w:lvlJc w:val="left"/>
+      <w:pPr>
+        <w:tabs>
+          <w:tab w:val="num" w:pos="3600"/>
+        </w:tabs>
+        <w:ind w:left="3600" w:hanging="360"/>
+      </w:pPr>
+      <w:rPr>
+        <w:rFonts w:ascii="Wingdings" w:hAnsi="Wingdings" w:hint="default"/>
+        <w:sz w:val="20"/>
+      </w:rPr>
+    </w:lvl>
+    <w:lvl w:ilvl="5" w:tentative="1">
+      <w:start w:val="1"/>
+      <w:numFmt w:val="bullet"/>
+      <w:lvlText w:val=""/>
+      <w:lvlJc w:val="left"/>
+      <w:pPr>
+        <w:tabs>
+          <w:tab w:val="num" w:pos="4320"/>
+        </w:tabs>
+        <w:ind w:left="4320" w:hanging="360"/>
+      </w:pPr>
+      <w:rPr>
+        <w:rFonts w:ascii="Wingdings" w:hAnsi="Wingdings" w:hint="default"/>
+        <w:sz w:val="20"/>
+      </w:rPr>
+    </w:lvl>
+    <w:lvl w:ilvl="6" w:tentative="1">
+      <w:start w:val="1"/>
+      <w:numFmt w:val="bullet"/>
+      <w:lvlText w:val=""/>
+      <w:lvlJc w:val="left"/>
+      <w:pPr>
+        <w:tabs>
+          <w:tab w:val="num" w:pos="5040"/>
+        </w:tabs>
+        <w:ind w:left="5040" w:hanging="360"/>
+      </w:pPr>
+      <w:rPr>
+        <w:rFonts w:ascii="Wingdings" w:hAnsi="Wingdings" w:hint="default"/>
+        <w:sz w:val="20"/>
+      </w:rPr>
+    </w:lvl>
+    <w:lvl w:ilvl="7" w:tentative="1">
+      <w:start w:val="1"/>
+      <w:numFmt w:val="bullet"/>
+      <w:lvlText w:val=""/>
+      <w:lvlJc w:val="left"/>
+      <w:pPr>
+        <w:tabs>
+          <w:tab w:val="num" w:pos="5760"/>
+        </w:tabs>
+        <w:ind w:left="5760" w:hanging="360"/>
+      </w:pPr>
+      <w:rPr>
+        <w:rFonts w:ascii="Wingdings" w:hAnsi="Wingdings" w:hint="default"/>
+        <w:sz w:val="20"/>
+      </w:rPr>
+    </w:lvl>
+    <w:lvl w:ilvl="8" w:tentative="1">
+      <w:start w:val="1"/>
+      <w:numFmt w:val="bullet"/>
+      <w:lvlText w:val=""/>
+      <w:lvlJc w:val="left"/>
+      <w:pPr>
+        <w:tabs>
+          <w:tab w:val="num" w:pos="6480"/>
+        </w:tabs>
+        <w:ind w:left="6480" w:hanging="360"/>
+      </w:pPr>
+      <w:rPr>
+        <w:rFonts w:ascii="Wingdings" w:hAnsi="Wingdings" w:hint="default"/>
+        <w:sz w:val="20"/>
+      </w:rPr>
+    </w:lvl>
+  </w:abstractNum>
+  <w:abstractNum w:abstractNumId="32" w15:restartNumberingAfterBreak="0">
     <w:nsid w:val="798F4736"/>
     <w:multiLevelType w:val="hybridMultilevel"/>
     <w:tmpl w:val="3C96D610"/>
@@ -5864,7 +8990,156 @@
       </w:rPr>
     </w:lvl>
   </w:abstractNum>
-  <w:abstractNum w:abstractNumId="17" w15:restartNumberingAfterBreak="0">
+  <w:abstractNum w:abstractNumId="33" w15:restartNumberingAfterBreak="0">
+    <w:nsid w:val="7A87682F"/>
+    <w:multiLevelType w:val="multilevel"/>
+    <w:tmpl w:val="5A62B420"/>
+    <w:lvl w:ilvl="0">
+      <w:start w:val="1"/>
+      <w:numFmt w:val="bullet"/>
+      <w:lvlText w:val=""/>
+      <w:lvlJc w:val="left"/>
+      <w:pPr>
+        <w:tabs>
+          <w:tab w:val="num" w:pos="720"/>
+        </w:tabs>
+        <w:ind w:left="720" w:hanging="360"/>
+      </w:pPr>
+      <w:rPr>
+        <w:rFonts w:ascii="Symbol" w:hAnsi="Symbol" w:hint="default"/>
+        <w:sz w:val="20"/>
+      </w:rPr>
+    </w:lvl>
+    <w:lvl w:ilvl="1" w:tentative="1">
+      <w:start w:val="1"/>
+      <w:numFmt w:val="bullet"/>
+      <w:lvlText w:val="o"/>
+      <w:lvlJc w:val="left"/>
+      <w:pPr>
+        <w:tabs>
+          <w:tab w:val="num" w:pos="1440"/>
+        </w:tabs>
+        <w:ind w:left="1440" w:hanging="360"/>
+      </w:pPr>
+      <w:rPr>
+        <w:rFonts w:ascii="Courier New" w:hAnsi="Courier New" w:hint="default"/>
+        <w:sz w:val="20"/>
+      </w:rPr>
+    </w:lvl>
+    <w:lvl w:ilvl="2" w:tentative="1">
+      <w:start w:val="1"/>
+      <w:numFmt w:val="bullet"/>
+      <w:lvlText w:val=""/>
+      <w:lvlJc w:val="left"/>
+      <w:pPr>
+        <w:tabs>
+          <w:tab w:val="num" w:pos="2160"/>
+        </w:tabs>
+        <w:ind w:left="2160" w:hanging="360"/>
+      </w:pPr>
+      <w:rPr>
+        <w:rFonts w:ascii="Wingdings" w:hAnsi="Wingdings" w:hint="default"/>
+        <w:sz w:val="20"/>
+      </w:rPr>
+    </w:lvl>
+    <w:lvl w:ilvl="3" w:tentative="1">
+      <w:start w:val="1"/>
+      <w:numFmt w:val="bullet"/>
+      <w:lvlText w:val=""/>
+      <w:lvlJc w:val="left"/>
+      <w:pPr>
+        <w:tabs>
+          <w:tab w:val="num" w:pos="2880"/>
+        </w:tabs>
+        <w:ind w:left="2880" w:hanging="360"/>
+      </w:pPr>
+      <w:rPr>
+        <w:rFonts w:ascii="Wingdings" w:hAnsi="Wingdings" w:hint="default"/>
+        <w:sz w:val="20"/>
+      </w:rPr>
+    </w:lvl>
+    <w:lvl w:ilvl="4" w:tentative="1">
+      <w:start w:val="1"/>
+      <w:numFmt w:val="bullet"/>
+      <w:lvlText w:val=""/>
+      <w:lvlJc w:val="left"/>
+      <w:pPr>
+        <w:tabs>
+          <w:tab w:val="num" w:pos="3600"/>
+        </w:tabs>
+        <w:ind w:left="3600" w:hanging="360"/>
+      </w:pPr>
+      <w:rPr>
+        <w:rFonts w:ascii="Wingdings" w:hAnsi="Wingdings" w:hint="default"/>
+        <w:sz w:val="20"/>
+      </w:rPr>
+    </w:lvl>
+    <w:lvl w:ilvl="5" w:tentative="1">
+      <w:start w:val="1"/>
+      <w:numFmt w:val="bullet"/>
+      <w:lvlText w:val=""/>
+      <w:lvlJc w:val="left"/>
+      <w:pPr>
+        <w:tabs>
+          <w:tab w:val="num" w:pos="4320"/>
+        </w:tabs>
+        <w:ind w:left="4320" w:hanging="360"/>
+      </w:pPr>
+      <w:rPr>
+        <w:rFonts w:ascii="Wingdings" w:hAnsi="Wingdings" w:hint="default"/>
+        <w:sz w:val="20"/>
+      </w:rPr>
+    </w:lvl>
+    <w:lvl w:ilvl="6" w:tentative="1">
+      <w:start w:val="1"/>
+      <w:numFmt w:val="bullet"/>
+      <w:lvlText w:val=""/>
+      <w:lvlJc w:val="left"/>
+      <w:pPr>
+        <w:tabs>
+          <w:tab w:val="num" w:pos="5040"/>
+        </w:tabs>
+        <w:ind w:left="5040" w:hanging="360"/>
+      </w:pPr>
+      <w:rPr>
+        <w:rFonts w:ascii="Wingdings" w:hAnsi="Wingdings" w:hint="default"/>
+        <w:sz w:val="20"/>
+      </w:rPr>
+    </w:lvl>
+    <w:lvl w:ilvl="7" w:tentative="1">
+      <w:start w:val="1"/>
+      <w:numFmt w:val="bullet"/>
+      <w:lvlText w:val=""/>
+      <w:lvlJc w:val="left"/>
+      <w:pPr>
+        <w:tabs>
+          <w:tab w:val="num" w:pos="5760"/>
+        </w:tabs>
+        <w:ind w:left="5760" w:hanging="360"/>
+      </w:pPr>
+      <w:rPr>
+        <w:rFonts w:ascii="Wingdings" w:hAnsi="Wingdings" w:hint="default"/>
+        <w:sz w:val="20"/>
+      </w:rPr>
+    </w:lvl>
+    <w:lvl w:ilvl="8" w:tentative="1">
+      <w:start w:val="1"/>
+      <w:numFmt w:val="bullet"/>
+      <w:lvlText w:val=""/>
+      <w:lvlJc w:val="left"/>
+      <w:pPr>
+        <w:tabs>
+          <w:tab w:val="num" w:pos="6480"/>
+        </w:tabs>
+        <w:ind w:left="6480" w:hanging="360"/>
+      </w:pPr>
+      <w:rPr>
+        <w:rFonts w:ascii="Wingdings" w:hAnsi="Wingdings" w:hint="default"/>
+        <w:sz w:val="20"/>
+      </w:rPr>
+    </w:lvl>
+  </w:abstractNum>
+  <w:abstractNum w:abstractNumId="34" w15:restartNumberingAfterBreak="0">
     <w:nsid w:val="7CF34E41"/>
     <w:multiLevelType w:val="singleLevel"/>
     <w:tmpl w:val="0C0A0001"/>
@@ -5900,31 +9175,31 @@
     <w:abstractNumId w:val="4"/>
   </w:num>
   <w:num w:numId="6">
-    <w:abstractNumId w:val="12"/>
+    <w:abstractNumId w:val="26"/>
   </w:num>
   <w:num w:numId="7">
+    <w:abstractNumId w:val="29"/>
+  </w:num>
+  <w:num w:numId="8">
+    <w:abstractNumId w:val="19"/>
+  </w:num>
+  <w:num w:numId="9">
+    <w:abstractNumId w:val="11"/>
+  </w:num>
+  <w:num w:numId="10">
     <w:abstractNumId w:val="14"/>
   </w:num>
-  <w:num w:numId="8">
-    <w:abstractNumId w:val="9"/>
-  </w:num>
-  <w:num w:numId="9">
-    <w:abstractNumId w:val="5"/>
-  </w:num>
-  <w:num w:numId="10">
-    <w:abstractNumId w:val="7"/>
-  </w:num>
   <w:num w:numId="11">
-    <w:abstractNumId w:val="17"/>
+    <w:abstractNumId w:val="34"/>
   </w:num>
   <w:num w:numId="12">
-    <w:abstractNumId w:val="6"/>
+    <w:abstractNumId w:val="13"/>
   </w:num>
   <w:num w:numId="13">
-    <w:abstractNumId w:val="8"/>
+    <w:abstractNumId w:val="15"/>
   </w:num>
   <w:num w:numId="14">
-    <w:abstractNumId w:val="11"/>
+    <w:abstractNumId w:val="24"/>
   </w:num>
   <w:num w:numId="15">
     <w:abstractNumId w:val="0"/>
@@ -5960,19 +9235,70 @@
     <w:abstractNumId w:val="0"/>
   </w:num>
   <w:num w:numId="26">
-    <w:abstractNumId w:val="15"/>
+    <w:abstractNumId w:val="30"/>
   </w:num>
   <w:num w:numId="27">
-    <w:abstractNumId w:val="16"/>
+    <w:abstractNumId w:val="32"/>
   </w:num>
   <w:num w:numId="28">
-    <w:abstractNumId w:val="10"/>
+    <w:abstractNumId w:val="22"/>
   </w:num>
   <w:num w:numId="29">
     <w:abstractNumId w:val="0"/>
   </w:num>
   <w:num w:numId="30">
-    <w:abstractNumId w:val="13"/>
+    <w:abstractNumId w:val="28"/>
+  </w:num>
+  <w:num w:numId="31">
+    <w:abstractNumId w:val="9"/>
+  </w:num>
+  <w:num w:numId="32">
+    <w:abstractNumId w:val="8"/>
+  </w:num>
+  <w:num w:numId="33">
+    <w:abstractNumId w:val="10"/>
+  </w:num>
+  <w:num w:numId="34">
+    <w:abstractNumId w:val="18"/>
+  </w:num>
+  <w:num w:numId="35">
+    <w:abstractNumId w:val="23"/>
+  </w:num>
+  <w:num w:numId="36">
+    <w:abstractNumId w:val="7"/>
+  </w:num>
+  <w:num w:numId="37">
+    <w:abstractNumId w:val="25"/>
+  </w:num>
+  <w:num w:numId="38">
+    <w:abstractNumId w:val="16"/>
+  </w:num>
+  <w:num w:numId="39">
+    <w:abstractNumId w:val="21"/>
+  </w:num>
+  <w:num w:numId="40">
+    <w:abstractNumId w:val="5"/>
+  </w:num>
+  <w:num w:numId="41">
+    <w:abstractNumId w:val="17"/>
+  </w:num>
+  <w:num w:numId="42">
+    <w:abstractNumId w:val="6"/>
+  </w:num>
+  <w:num w:numId="43">
+    <w:abstractNumId w:val="20"/>
+  </w:num>
+  <w:num w:numId="44">
+    <w:abstractNumId w:val="31"/>
+  </w:num>
+  <w:num w:numId="45">
+    <w:abstractNumId w:val="12"/>
+  </w:num>
+  <w:num w:numId="46">
+    <w:abstractNumId w:val="33"/>
+  </w:num>
+  <w:num w:numId="47">
+    <w:abstractNumId w:val="27"/>
   </w:num>
 </w:numbering>
 </file>
@@ -6006,8 +9332,53 @@
     <w:lsdException w:name="Title" w:qFormat="1"/>
     <w:lsdException w:name="Subtitle" w:qFormat="1"/>
     <w:lsdException w:name="Hyperlink" w:uiPriority="99"/>
-    <w:lsdException w:name="Strong" w:qFormat="1"/>
+    <w:lsdException w:name="Strong" w:uiPriority="22" w:qFormat="1"/>
     <w:lsdException w:name="Emphasis" w:qFormat="1"/>
+    <w:lsdException w:name="Normal (Web)" w:uiPriority="99"/>
+    <w:lsdException w:name="Normal Table" w:semiHidden="1" w:unhideWhenUsed="1"/>
+    <w:lsdException w:name="Table Simple 1" w:semiHidden="1" w:unhideWhenUsed="1"/>
+    <w:lsdException w:name="Table Simple 2" w:semiHidden="1" w:unhideWhenUsed="1"/>
+    <w:lsdException w:name="Table Simple 3" w:semiHidden="1" w:unhideWhenUsed="1"/>
+    <w:lsdException w:name="Table Classic 1" w:semiHidden="1" w:unhideWhenUsed="1"/>
+    <w:lsdException w:name="Table Classic 2" w:semiHidden="1" w:unhideWhenUsed="1"/>
+    <w:lsdException w:name="Table Classic 3" w:semiHidden="1" w:unhideWhenUsed="1"/>
+    <w:lsdException w:name="Table Classic 4" w:semiHidden="1" w:unhideWhenUsed="1"/>
+    <w:lsdException w:name="Table Colorful 1" w:semiHidden="1" w:unhideWhenUsed="1"/>
+    <w:lsdException w:name="Table Colorful 2" w:semiHidden="1" w:unhideWhenUsed="1"/>
+    <w:lsdException w:name="Table Colorful 3" w:semiHidden="1" w:unhideWhenUsed="1"/>
+    <w:lsdException w:name="Table Columns 1" w:semiHidden="1" w:unhideWhenUsed="1"/>
+    <w:lsdException w:name="Table Columns 2" w:semiHidden="1" w:unhideWhenUsed="1"/>
+    <w:lsdException w:name="Table Columns 3" w:semiHidden="1" w:unhideWhenUsed="1"/>
+    <w:lsdException w:name="Table Columns 4" w:semiHidden="1" w:unhideWhenUsed="1"/>
+    <w:lsdException w:name="Table Columns 5" w:semiHidden="1" w:unhideWhenUsed="1"/>
+    <w:lsdException w:name="Table Grid 1" w:semiHidden="1" w:unhideWhenUsed="1"/>
+    <w:lsdException w:name="Table Grid 2" w:semiHidden="1" w:unhideWhenUsed="1"/>
+    <w:lsdException w:name="Table Grid 3" w:semiHidden="1" w:unhideWhenUsed="1"/>
+    <w:lsdException w:name="Table Grid 4" w:semiHidden="1" w:unhideWhenUsed="1"/>
+    <w:lsdException w:name="Table Grid 5" w:semiHidden="1" w:unhideWhenUsed="1"/>
+    <w:lsdException w:name="Table Grid 6" w:semiHidden="1" w:unhideWhenUsed="1"/>
+    <w:lsdException w:name="Table Grid 7" w:semiHidden="1" w:unhideWhenUsed="1"/>
+    <w:lsdException w:name="Table Grid 8" w:semiHidden="1" w:unhideWhenUsed="1"/>
+    <w:lsdException w:name="Table List 1" w:semiHidden="1" w:unhideWhenUsed="1"/>
+    <w:lsdException w:name="Table List 2" w:semiHidden="1" w:unhideWhenUsed="1"/>
+    <w:lsdException w:name="Table List 3" w:semiHidden="1" w:unhideWhenUsed="1"/>
+    <w:lsdException w:name="Table List 4" w:semiHidden="1" w:unhideWhenUsed="1"/>
+    <w:lsdException w:name="Table List 5" w:semiHidden="1" w:unhideWhenUsed="1"/>
+    <w:lsdException w:name="Table List 6" w:semiHidden="1" w:unhideWhenUsed="1"/>
+    <w:lsdException w:name="Table List 7" w:semiHidden="1" w:unhideWhenUsed="1"/>
+    <w:lsdException w:name="Table List 8" w:semiHidden="1" w:unhideWhenUsed="1"/>
+    <w:lsdException w:name="Table 3D effects 1" w:semiHidden="1" w:unhideWhenUsed="1"/>
+    <w:lsdException w:name="Table 3D effects 2" w:semiHidden="1" w:unhideWhenUsed="1"/>
+    <w:lsdException w:name="Table 3D effects 3" w:semiHidden="1" w:unhideWhenUsed="1"/>
+    <w:lsdException w:name="Table Contemporary" w:semiHidden="1" w:unhideWhenUsed="1"/>
+    <w:lsdException w:name="Table Elegant" w:semiHidden="1" w:unhideWhenUsed="1"/>
+    <w:lsdException w:name="Table Professional" w:semiHidden="1" w:unhideWhenUsed="1"/>
+    <w:lsdException w:name="Table Subtle 1" w:semiHidden="1" w:unhideWhenUsed="1"/>
+    <w:lsdException w:name="Table Subtle 2" w:semiHidden="1" w:unhideWhenUsed="1"/>
+    <w:lsdException w:name="Table Web 1" w:semiHidden="1" w:unhideWhenUsed="1"/>
+    <w:lsdException w:name="Table Web 2" w:semiHidden="1" w:unhideWhenUsed="1"/>
+    <w:lsdException w:name="Table Web 3" w:semiHidden="1" w:unhideWhenUsed="1"/>
+    <w:lsdException w:name="Table Theme" w:semiHidden="1" w:unhideWhenUsed="1"/>
     <w:lsdException w:name="Placeholder Text" w:semiHidden="1" w:uiPriority="99"/>
     <w:lsdException w:name="No Spacing" w:uiPriority="1" w:qFormat="1"/>
     <w:lsdException w:name="Light Shading" w:uiPriority="60"/>
@@ -6396,11 +9767,15 @@
   </w:style>
   <w:style w:type="character" w:default="1" w:styleId="Fuentedeprrafopredeter">
     <w:name w:val="Default Paragraph Font"/>
+    <w:uiPriority w:val="1"/>
     <w:semiHidden/>
+    <w:unhideWhenUsed/>
   </w:style>
   <w:style w:type="table" w:default="1" w:styleId="Tablanormal">
     <w:name w:val="Normal Table"/>
+    <w:uiPriority w:val="99"/>
     <w:semiHidden/>
+    <w:unhideWhenUsed/>
     <w:tblPr>
       <w:tblInd w:w="0" w:type="dxa"/>
       <w:tblCellMar>
@@ -6413,7 +9788,9 @@
   </w:style>
   <w:style w:type="numbering" w:default="1" w:styleId="Sinlista">
     <w:name w:val="No List"/>
+    <w:uiPriority w:val="99"/>
     <w:semiHidden/>
+    <w:unhideWhenUsed/>
   </w:style>
   <w:style w:type="character" w:customStyle="1" w:styleId="WW8Num2z0">
     <w:name w:val="WW8Num2z0"/>
@@ -6576,8 +9953,8 @@
       <w:rFonts w:cs="Tahoma"/>
     </w:rPr>
   </w:style>
-  <w:style w:type="paragraph" w:customStyle="1" w:styleId="Caption">
-    <w:name w:val="Caption"/>
+  <w:style w:type="paragraph" w:customStyle="1" w:styleId="Descripcin1">
+    <w:name w:val="Descripción1"/>
     <w:basedOn w:val="Normal"/>
     <w:pPr>
       <w:suppressLineNumbers/>
@@ -6656,7 +10033,7 @@
       <w:caps/>
     </w:rPr>
   </w:style>
-  <w:style w:type="paragraph" w:styleId="Puesto">
+  <w:style w:type="paragraph" w:customStyle="1" w:styleId="Puesto">
     <w:name w:val="Puesto"/>
     <w:basedOn w:val="Normal"/>
     <w:next w:val="Subttulo"/>
@@ -6930,6 +10307,34 @@
     <w:rPr>
       <w:rFonts w:ascii="Verdana" w:hAnsi="Verdana" w:cs="Arial"/>
       <w:lang w:val="es-ES" w:eastAsia="es-ES"/>
+    </w:rPr>
+  </w:style>
+  <w:style w:type="paragraph" w:styleId="NormalWeb">
+    <w:name w:val="Normal (Web)"/>
+    <w:basedOn w:val="Normal"/>
+    <w:uiPriority w:val="99"/>
+    <w:unhideWhenUsed/>
+    <w:rsid w:val="00B60858"/>
+    <w:pPr>
+      <w:suppressAutoHyphens w:val="0"/>
+      <w:spacing w:before="100" w:beforeAutospacing="1" w:after="100" w:afterAutospacing="1"/>
+      <w:jc w:val="left"/>
+    </w:pPr>
+    <w:rPr>
+      <w:rFonts w:ascii="Times New Roman" w:hAnsi="Times New Roman"/>
+      <w:sz w:val="24"/>
+      <w:lang w:eastAsia="es-EC"/>
+    </w:rPr>
+  </w:style>
+  <w:style w:type="character" w:styleId="Textoennegrita">
+    <w:name w:val="Strong"/>
+    <w:basedOn w:val="Fuentedeprrafopredeter"/>
+    <w:uiPriority w:val="22"/>
+    <w:qFormat/>
+    <w:rsid w:val="00B60858"/>
+    <w:rPr>
+      <w:b/>
+      <w:bCs/>
     </w:rPr>
   </w:style>
 </w:styles>
